--- a/streamlit/docs/DATA_SCHEMA.docx
+++ b/streamlit/docs/DATA_SCHEMA.docx
@@ -11,7 +11,6 @@
           <w:bCs/>
           <w:sz w:val="32"/>
           <w:szCs w:val="32"/>
-          <w:lang w:val="de-DE"/>
         </w:rPr>
       </w:pPr>
       <w:r>
@@ -21,19 +20,37 @@
           <w:bCs/>
           <w:sz w:val="32"/>
           <w:szCs w:val="32"/>
-          <w:lang w:val="de-DE"/>
         </w:rPr>
         <w:t>DATA SCHEMA</w:t>
       </w:r>
     </w:p>
     <w:p>
       <w:pPr>
-        <w:jc w:val="center"/>
+        <w:jc w:val="both"/>
         <w:rPr>
           <w:rFonts w:ascii="Arial" w:hAnsi="Arial" w:cs="Arial"/>
-          <w:sz w:val="32"/>
-          <w:szCs w:val="32"/>
-          <w:lang w:val="de-DE"/>
+        </w:rPr>
+      </w:pPr>
+    </w:p>
+    <w:p>
+      <w:pPr>
+        <w:jc w:val="both"/>
+        <w:rPr>
+          <w:rFonts w:ascii="Arial" w:hAnsi="Arial" w:cs="Arial"/>
+        </w:rPr>
+      </w:pPr>
+      <w:r>
+        <w:rPr>
+          <w:rFonts w:ascii="Arial" w:hAnsi="Arial" w:cs="Arial"/>
+        </w:rPr>
+        <w:t>Following is the data schema for the file to be uploaded for a real park in “Compare your plant” option:</w:t>
+      </w:r>
+    </w:p>
+    <w:p>
+      <w:pPr>
+        <w:jc w:val="both"/>
+        <w:rPr>
+          <w:rFonts w:ascii="Arial" w:hAnsi="Arial" w:cs="Arial"/>
         </w:rPr>
       </w:pPr>
     </w:p>
@@ -46,7 +63,6 @@
           <w:bCs/>
           <w:sz w:val="28"/>
           <w:szCs w:val="28"/>
-          <w:lang w:val="de-DE"/>
         </w:rPr>
       </w:pPr>
       <w:r>
@@ -56,7 +72,6 @@
           <w:bCs/>
           <w:sz w:val="28"/>
           <w:szCs w:val="28"/>
-          <w:lang w:val="de-DE"/>
         </w:rPr>
         <w:t>PV:</w:t>
       </w:r>
@@ -66,54 +81,27 @@
         <w:jc w:val="both"/>
         <w:rPr>
           <w:rFonts w:ascii="Arial" w:hAnsi="Arial" w:cs="Arial"/>
-          <w:lang w:val="de-DE"/>
         </w:rPr>
       </w:pPr>
+      <w:proofErr w:type="gramStart"/>
       <w:r>
         <w:rPr>
           <w:rFonts w:ascii="Arial" w:hAnsi="Arial" w:cs="Arial"/>
-          <w:lang w:val="de-DE"/>
         </w:rPr>
-        <w:t>‘</w:t>
+        <w:t>‘;‘</w:t>
+      </w:r>
+      <w:proofErr w:type="gramEnd"/>
+      <w:r>
+        <w:rPr>
+          <w:rFonts w:ascii="Arial" w:hAnsi="Arial" w:cs="Arial"/>
+        </w:rPr>
+        <w:t>(</w:t>
       </w:r>
       <w:r>
         <w:rPr>
           <w:rFonts w:ascii="Arial" w:hAnsi="Arial" w:cs="Arial"/>
-          <w:lang w:val="de-DE"/>
         </w:rPr>
-        <w:t>;‘ (</w:t>
-      </w:r>
-      <w:proofErr w:type="spellStart"/>
-      <w:r>
-        <w:rPr>
-          <w:rFonts w:ascii="Arial" w:hAnsi="Arial" w:cs="Arial"/>
-          <w:lang w:val="de-DE"/>
-        </w:rPr>
-        <w:t>semicolon</w:t>
-      </w:r>
-      <w:proofErr w:type="spellEnd"/>
-      <w:r>
-        <w:rPr>
-          <w:rFonts w:ascii="Arial" w:hAnsi="Arial" w:cs="Arial"/>
-          <w:lang w:val="de-DE"/>
-        </w:rPr>
-        <w:t xml:space="preserve">) </w:t>
-      </w:r>
-      <w:proofErr w:type="spellStart"/>
-      <w:r>
-        <w:rPr>
-          <w:rFonts w:ascii="Arial" w:hAnsi="Arial" w:cs="Arial"/>
-          <w:lang w:val="de-DE"/>
-        </w:rPr>
-        <w:t>separated</w:t>
-      </w:r>
-      <w:proofErr w:type="spellEnd"/>
-      <w:r>
-        <w:rPr>
-          <w:rFonts w:ascii="Arial" w:hAnsi="Arial" w:cs="Arial"/>
-          <w:lang w:val="de-DE"/>
-        </w:rPr>
-        <w:t xml:space="preserve"> CSV</w:t>
+        <w:t>semicolon) separated CSV</w:t>
       </w:r>
     </w:p>
     <w:p>
@@ -121,7 +109,6 @@
         <w:jc w:val="both"/>
         <w:rPr>
           <w:rFonts w:ascii="Arial" w:hAnsi="Arial" w:cs="Arial"/>
-          <w:lang w:val="de-DE"/>
         </w:rPr>
       </w:pPr>
     </w:p>
@@ -132,48 +119,15 @@
           <w:rFonts w:ascii="Arial" w:hAnsi="Arial" w:cs="Arial"/>
           <w:b/>
           <w:bCs/>
-          <w:lang w:val="de-DE"/>
         </w:rPr>
       </w:pPr>
-      <w:proofErr w:type="spellStart"/>
       <w:r>
         <w:rPr>
           <w:rFonts w:ascii="Arial" w:hAnsi="Arial" w:cs="Arial"/>
           <w:b/>
           <w:bCs/>
-          <w:lang w:val="de-DE"/>
         </w:rPr>
-        <w:t>Required</w:t>
-      </w:r>
-      <w:proofErr w:type="spellEnd"/>
-      <w:r>
-        <w:rPr>
-          <w:rFonts w:ascii="Arial" w:hAnsi="Arial" w:cs="Arial"/>
-          <w:b/>
-          <w:bCs/>
-          <w:lang w:val="de-DE"/>
-        </w:rPr>
-        <w:t xml:space="preserve"> </w:t>
-      </w:r>
-      <w:proofErr w:type="spellStart"/>
-      <w:r>
-        <w:rPr>
-          <w:rFonts w:ascii="Arial" w:hAnsi="Arial" w:cs="Arial"/>
-          <w:b/>
-          <w:bCs/>
-          <w:lang w:val="de-DE"/>
-        </w:rPr>
-        <w:t>columns</w:t>
-      </w:r>
-      <w:proofErr w:type="spellEnd"/>
-      <w:r>
-        <w:rPr>
-          <w:rFonts w:ascii="Arial" w:hAnsi="Arial" w:cs="Arial"/>
-          <w:b/>
-          <w:bCs/>
-          <w:lang w:val="de-DE"/>
-        </w:rPr>
-        <w:t>:</w:t>
+        <w:t>Required columns:</w:t>
       </w:r>
     </w:p>
     <w:p>
@@ -213,13 +167,3263 @@
         </w:rPr>
         <w:t>Name: power</w:t>
       </w:r>
+      <w:r>
+        <w:rPr>
+          <w:rFonts w:ascii="Arial" w:hAnsi="Arial" w:cs="Arial"/>
+        </w:rPr>
+        <w:t xml:space="preserve"> (in kW)</w:t>
+      </w:r>
     </w:p>
     <w:p>
       <w:pPr>
         <w:jc w:val="both"/>
         <w:rPr>
           <w:rFonts w:ascii="Arial" w:hAnsi="Arial" w:cs="Arial"/>
-          <w:lang w:val="de-DE"/>
+        </w:rPr>
+      </w:pPr>
+    </w:p>
+    <w:p>
+      <w:pPr>
+        <w:jc w:val="both"/>
+        <w:rPr>
+          <w:rFonts w:ascii="Arial" w:hAnsi="Arial" w:cs="Arial"/>
+          <w:b/>
+          <w:bCs/>
+        </w:rPr>
+      </w:pPr>
+      <w:r>
+        <w:rPr>
+          <w:rFonts w:ascii="Arial" w:hAnsi="Arial" w:cs="Arial"/>
+          <w:b/>
+          <w:bCs/>
+        </w:rPr>
+        <w:t>Other columns:</w:t>
+      </w:r>
+    </w:p>
+    <w:p>
+      <w:pPr>
+        <w:jc w:val="both"/>
+        <w:rPr>
+          <w:rFonts w:ascii="Arial" w:hAnsi="Arial" w:cs="Arial"/>
+        </w:rPr>
+      </w:pPr>
+      <w:r>
+        <w:rPr>
+          <w:rFonts w:ascii="Arial" w:hAnsi="Arial" w:cs="Arial"/>
+        </w:rPr>
+        <w:t>File may include other columns like:</w:t>
+      </w:r>
+    </w:p>
+    <w:tbl>
+      <w:tblPr>
+        <w:tblW w:w="0" w:type="dxa"/>
+        <w:tblBorders>
+          <w:top w:val="outset" w:sz="6" w:space="0" w:color="auto"/>
+          <w:left w:val="outset" w:sz="6" w:space="0" w:color="auto"/>
+          <w:bottom w:val="outset" w:sz="6" w:space="0" w:color="auto"/>
+          <w:right w:val="outset" w:sz="6" w:space="0" w:color="auto"/>
+        </w:tblBorders>
+        <w:tblCellMar>
+          <w:left w:w="0" w:type="dxa"/>
+          <w:right w:w="0" w:type="dxa"/>
+        </w:tblCellMar>
+        <w:tblLook w:val="04A0" w:firstRow="1" w:lastRow="0" w:firstColumn="1" w:lastColumn="0" w:noHBand="0" w:noVBand="1"/>
+      </w:tblPr>
+      <w:tblGrid>
+        <w:gridCol w:w="2115"/>
+        <w:gridCol w:w="3630"/>
+        <w:gridCol w:w="1695"/>
+        <w:gridCol w:w="1695"/>
+      </w:tblGrid>
+      <w:tr>
+        <w:trPr>
+          <w:trHeight w:val="300"/>
+        </w:trPr>
+        <w:tc>
+          <w:tcPr>
+            <w:tcW w:w="2115" w:type="dxa"/>
+            <w:tcBorders>
+              <w:top w:val="nil"/>
+              <w:left w:val="nil"/>
+              <w:bottom w:val="nil"/>
+              <w:right w:val="nil"/>
+            </w:tcBorders>
+            <w:vAlign w:val="center"/>
+            <w:hideMark/>
+          </w:tcPr>
+          <w:p>
+            <w:pPr>
+              <w:spacing w:after="0" w:line="240" w:lineRule="auto"/>
+              <w:textAlignment w:val="baseline"/>
+              <w:rPr>
+                <w:rFonts w:ascii="Segoe UI" w:eastAsia="Times New Roman" w:hAnsi="Segoe UI" w:cs="Segoe UI"/>
+                <w:kern w:val="0"/>
+                <w:sz w:val="18"/>
+                <w:szCs w:val="18"/>
+                <w14:ligatures w14:val="none"/>
+              </w:rPr>
+            </w:pPr>
+            <w:r>
+              <w:rPr>
+                <w:rFonts w:ascii="Aptos Narrow" w:eastAsia="Times New Roman" w:hAnsi="Aptos Narrow" w:cs="Segoe UI"/>
+                <w:b/>
+                <w:bCs/>
+                <w:color w:val="000000"/>
+                <w:kern w:val="0"/>
+                <w:lang w:val="de-DE"/>
+                <w14:ligatures w14:val="none"/>
+              </w:rPr>
+              <w:t>PV</w:t>
+            </w:r>
+            <w:r>
+              <w:rPr>
+                <w:rFonts w:ascii="Aptos Narrow" w:eastAsia="Times New Roman" w:hAnsi="Aptos Narrow" w:cs="Segoe UI"/>
+                <w:color w:val="000000"/>
+                <w:kern w:val="0"/>
+                <w14:ligatures w14:val="none"/>
+              </w:rPr>
+              <w:t> </w:t>
+            </w:r>
+          </w:p>
+        </w:tc>
+        <w:tc>
+          <w:tcPr>
+            <w:tcW w:w="3630" w:type="dxa"/>
+            <w:tcBorders>
+              <w:top w:val="nil"/>
+              <w:left w:val="nil"/>
+              <w:bottom w:val="single" w:sz="6" w:space="0" w:color="auto"/>
+              <w:right w:val="nil"/>
+            </w:tcBorders>
+            <w:vAlign w:val="bottom"/>
+            <w:hideMark/>
+          </w:tcPr>
+          <w:p>
+            <w:pPr>
+              <w:spacing w:after="0" w:line="240" w:lineRule="auto"/>
+              <w:textAlignment w:val="baseline"/>
+              <w:rPr>
+                <w:rFonts w:ascii="Segoe UI" w:eastAsia="Times New Roman" w:hAnsi="Segoe UI" w:cs="Segoe UI"/>
+                <w:kern w:val="0"/>
+                <w:sz w:val="18"/>
+                <w:szCs w:val="18"/>
+                <w14:ligatures w14:val="none"/>
+              </w:rPr>
+            </w:pPr>
+            <w:r>
+              <w:rPr>
+                <w:rFonts w:ascii="Aptos Narrow" w:eastAsia="Times New Roman" w:hAnsi="Aptos Narrow" w:cs="Segoe UI"/>
+                <w:b/>
+                <w:bCs/>
+                <w:color w:val="000000"/>
+                <w:kern w:val="0"/>
+                <w:lang w:val="de-DE"/>
+                <w14:ligatures w14:val="none"/>
+              </w:rPr>
+              <w:t>Columns</w:t>
+            </w:r>
+            <w:r>
+              <w:rPr>
+                <w:rFonts w:ascii="Aptos Narrow" w:eastAsia="Times New Roman" w:hAnsi="Aptos Narrow" w:cs="Segoe UI"/>
+                <w:color w:val="000000"/>
+                <w:kern w:val="0"/>
+                <w14:ligatures w14:val="none"/>
+              </w:rPr>
+              <w:t> </w:t>
+            </w:r>
+          </w:p>
+        </w:tc>
+        <w:tc>
+          <w:tcPr>
+            <w:tcW w:w="1695" w:type="dxa"/>
+            <w:tcBorders>
+              <w:top w:val="nil"/>
+              <w:left w:val="nil"/>
+              <w:bottom w:val="single" w:sz="6" w:space="0" w:color="auto"/>
+              <w:right w:val="nil"/>
+            </w:tcBorders>
+            <w:vAlign w:val="bottom"/>
+            <w:hideMark/>
+          </w:tcPr>
+          <w:p>
+            <w:pPr>
+              <w:spacing w:after="0" w:line="240" w:lineRule="auto"/>
+              <w:textAlignment w:val="baseline"/>
+              <w:rPr>
+                <w:rFonts w:ascii="Segoe UI" w:eastAsia="Times New Roman" w:hAnsi="Segoe UI" w:cs="Segoe UI"/>
+                <w:kern w:val="0"/>
+                <w:sz w:val="18"/>
+                <w:szCs w:val="18"/>
+                <w14:ligatures w14:val="none"/>
+              </w:rPr>
+            </w:pPr>
+            <w:r>
+              <w:rPr>
+                <w:rFonts w:ascii="Aptos Narrow" w:eastAsia="Times New Roman" w:hAnsi="Aptos Narrow" w:cs="Segoe UI"/>
+                <w:b/>
+                <w:bCs/>
+                <w:color w:val="000000"/>
+                <w:kern w:val="0"/>
+                <w:lang w:val="de-DE"/>
+                <w14:ligatures w14:val="none"/>
+              </w:rPr>
+              <w:t>Unit</w:t>
+            </w:r>
+            <w:r>
+              <w:rPr>
+                <w:rFonts w:ascii="Aptos Narrow" w:eastAsia="Times New Roman" w:hAnsi="Aptos Narrow" w:cs="Segoe UI"/>
+                <w:color w:val="000000"/>
+                <w:kern w:val="0"/>
+                <w14:ligatures w14:val="none"/>
+              </w:rPr>
+              <w:t> </w:t>
+            </w:r>
+          </w:p>
+        </w:tc>
+        <w:tc>
+          <w:tcPr>
+            <w:tcW w:w="1695" w:type="dxa"/>
+            <w:tcBorders>
+              <w:top w:val="nil"/>
+              <w:left w:val="nil"/>
+              <w:bottom w:val="single" w:sz="6" w:space="0" w:color="auto"/>
+              <w:right w:val="nil"/>
+            </w:tcBorders>
+            <w:vAlign w:val="bottom"/>
+            <w:hideMark/>
+          </w:tcPr>
+          <w:p>
+            <w:pPr>
+              <w:spacing w:after="0" w:line="240" w:lineRule="auto"/>
+              <w:textAlignment w:val="baseline"/>
+              <w:rPr>
+                <w:rFonts w:ascii="Segoe UI" w:eastAsia="Times New Roman" w:hAnsi="Segoe UI" w:cs="Segoe UI"/>
+                <w:kern w:val="0"/>
+                <w:sz w:val="18"/>
+                <w:szCs w:val="18"/>
+                <w14:ligatures w14:val="none"/>
+              </w:rPr>
+            </w:pPr>
+            <w:r>
+              <w:rPr>
+                <w:rFonts w:ascii="Aptos Narrow" w:eastAsia="Times New Roman" w:hAnsi="Aptos Narrow" w:cs="Segoe UI"/>
+                <w:b/>
+                <w:bCs/>
+                <w:color w:val="000000"/>
+                <w:kern w:val="0"/>
+                <w:lang w:val="de-DE"/>
+                <w14:ligatures w14:val="none"/>
+              </w:rPr>
+              <w:t>Constraints</w:t>
+            </w:r>
+            <w:r>
+              <w:rPr>
+                <w:rFonts w:ascii="Aptos Narrow" w:eastAsia="Times New Roman" w:hAnsi="Aptos Narrow" w:cs="Segoe UI"/>
+                <w:color w:val="000000"/>
+                <w:kern w:val="0"/>
+                <w14:ligatures w14:val="none"/>
+              </w:rPr>
+              <w:t> </w:t>
+            </w:r>
+          </w:p>
+        </w:tc>
+      </w:tr>
+      <w:tr>
+        <w:trPr>
+          <w:trHeight w:val="300"/>
+        </w:trPr>
+        <w:tc>
+          <w:tcPr>
+            <w:tcW w:w="2115" w:type="dxa"/>
+            <w:tcBorders>
+              <w:top w:val="single" w:sz="6" w:space="0" w:color="auto"/>
+              <w:left w:val="nil"/>
+              <w:bottom w:val="nil"/>
+              <w:right w:val="nil"/>
+            </w:tcBorders>
+            <w:vAlign w:val="center"/>
+            <w:hideMark/>
+          </w:tcPr>
+          <w:p>
+            <w:pPr>
+              <w:spacing w:after="0" w:line="240" w:lineRule="auto"/>
+              <w:textAlignment w:val="baseline"/>
+              <w:rPr>
+                <w:rFonts w:ascii="Segoe UI" w:eastAsia="Times New Roman" w:hAnsi="Segoe UI" w:cs="Segoe UI"/>
+                <w:kern w:val="0"/>
+                <w:sz w:val="18"/>
+                <w:szCs w:val="18"/>
+                <w14:ligatures w14:val="none"/>
+              </w:rPr>
+            </w:pPr>
+            <w:r>
+              <w:rPr>
+                <w:rFonts w:ascii="Arial" w:eastAsia="Times New Roman" w:hAnsi="Arial" w:cs="Arial"/>
+                <w:b/>
+                <w:bCs/>
+                <w:color w:val="000000"/>
+                <w:kern w:val="0"/>
+                <w:lang w:val="de-DE"/>
+                <w14:ligatures w14:val="none"/>
+              </w:rPr>
+              <w:t> </w:t>
+            </w:r>
+            <w:r>
+              <w:rPr>
+                <w:rFonts w:ascii="Aptos Narrow" w:eastAsia="Times New Roman" w:hAnsi="Aptos Narrow" w:cs="Segoe UI"/>
+                <w:color w:val="000000"/>
+                <w:kern w:val="0"/>
+                <w14:ligatures w14:val="none"/>
+              </w:rPr>
+              <w:t> </w:t>
+            </w:r>
+          </w:p>
+        </w:tc>
+        <w:tc>
+          <w:tcPr>
+            <w:tcW w:w="3630" w:type="dxa"/>
+            <w:tcBorders>
+              <w:top w:val="nil"/>
+              <w:left w:val="nil"/>
+              <w:bottom w:val="nil"/>
+              <w:right w:val="nil"/>
+            </w:tcBorders>
+            <w:vAlign w:val="bottom"/>
+            <w:hideMark/>
+          </w:tcPr>
+          <w:p>
+            <w:pPr>
+              <w:spacing w:after="0" w:line="240" w:lineRule="auto"/>
+              <w:textAlignment w:val="baseline"/>
+              <w:rPr>
+                <w:rFonts w:ascii="Segoe UI" w:eastAsia="Times New Roman" w:hAnsi="Segoe UI" w:cs="Segoe UI"/>
+                <w:kern w:val="0"/>
+                <w:sz w:val="18"/>
+                <w:szCs w:val="18"/>
+                <w14:ligatures w14:val="none"/>
+              </w:rPr>
+            </w:pPr>
+          </w:p>
+        </w:tc>
+        <w:tc>
+          <w:tcPr>
+            <w:tcW w:w="1695" w:type="dxa"/>
+            <w:tcBorders>
+              <w:top w:val="nil"/>
+              <w:left w:val="nil"/>
+              <w:bottom w:val="nil"/>
+              <w:right w:val="nil"/>
+            </w:tcBorders>
+            <w:vAlign w:val="bottom"/>
+            <w:hideMark/>
+          </w:tcPr>
+          <w:p>
+            <w:pPr>
+              <w:spacing w:after="0" w:line="240" w:lineRule="auto"/>
+              <w:textAlignment w:val="baseline"/>
+              <w:rPr>
+                <w:rFonts w:ascii="Segoe UI" w:eastAsia="Times New Roman" w:hAnsi="Segoe UI" w:cs="Segoe UI"/>
+                <w:kern w:val="0"/>
+                <w:sz w:val="18"/>
+                <w:szCs w:val="18"/>
+                <w14:ligatures w14:val="none"/>
+              </w:rPr>
+            </w:pPr>
+          </w:p>
+        </w:tc>
+        <w:tc>
+          <w:tcPr>
+            <w:tcW w:w="1695" w:type="dxa"/>
+            <w:tcBorders>
+              <w:top w:val="nil"/>
+              <w:left w:val="nil"/>
+              <w:bottom w:val="nil"/>
+              <w:right w:val="nil"/>
+            </w:tcBorders>
+            <w:vAlign w:val="bottom"/>
+            <w:hideMark/>
+          </w:tcPr>
+          <w:p>
+            <w:pPr>
+              <w:spacing w:after="0" w:line="240" w:lineRule="auto"/>
+              <w:textAlignment w:val="baseline"/>
+              <w:rPr>
+                <w:rFonts w:ascii="Segoe UI" w:eastAsia="Times New Roman" w:hAnsi="Segoe UI" w:cs="Segoe UI"/>
+                <w:kern w:val="0"/>
+                <w:sz w:val="18"/>
+                <w:szCs w:val="18"/>
+                <w14:ligatures w14:val="none"/>
+              </w:rPr>
+            </w:pPr>
+          </w:p>
+        </w:tc>
+      </w:tr>
+      <w:tr>
+        <w:trPr>
+          <w:trHeight w:val="300"/>
+        </w:trPr>
+        <w:tc>
+          <w:tcPr>
+            <w:tcW w:w="2115" w:type="dxa"/>
+            <w:tcBorders>
+              <w:top w:val="nil"/>
+              <w:left w:val="nil"/>
+              <w:bottom w:val="nil"/>
+              <w:right w:val="nil"/>
+            </w:tcBorders>
+            <w:vAlign w:val="center"/>
+            <w:hideMark/>
+          </w:tcPr>
+          <w:p>
+            <w:pPr>
+              <w:spacing w:after="0" w:line="240" w:lineRule="auto"/>
+              <w:textAlignment w:val="baseline"/>
+              <w:rPr>
+                <w:rFonts w:ascii="Segoe UI" w:eastAsia="Times New Roman" w:hAnsi="Segoe UI" w:cs="Segoe UI"/>
+                <w:kern w:val="0"/>
+                <w:sz w:val="18"/>
+                <w:szCs w:val="18"/>
+                <w14:ligatures w14:val="none"/>
+              </w:rPr>
+            </w:pPr>
+            <w:r>
+              <w:rPr>
+                <w:rFonts w:ascii="Aptos Narrow" w:eastAsia="Times New Roman" w:hAnsi="Aptos Narrow" w:cs="Segoe UI"/>
+                <w:color w:val="000000"/>
+                <w:kern w:val="0"/>
+                <w14:ligatures w14:val="none"/>
+              </w:rPr>
+              <w:t> </w:t>
+            </w:r>
+          </w:p>
+        </w:tc>
+        <w:tc>
+          <w:tcPr>
+            <w:tcW w:w="3630" w:type="dxa"/>
+            <w:tcBorders>
+              <w:top w:val="nil"/>
+              <w:left w:val="nil"/>
+              <w:bottom w:val="nil"/>
+              <w:right w:val="nil"/>
+            </w:tcBorders>
+            <w:vAlign w:val="bottom"/>
+            <w:hideMark/>
+          </w:tcPr>
+          <w:p>
+            <w:pPr>
+              <w:spacing w:after="0" w:line="240" w:lineRule="auto"/>
+              <w:textAlignment w:val="baseline"/>
+              <w:rPr>
+                <w:rFonts w:ascii="Segoe UI" w:eastAsia="Times New Roman" w:hAnsi="Segoe UI" w:cs="Segoe UI"/>
+                <w:kern w:val="0"/>
+                <w:sz w:val="18"/>
+                <w:szCs w:val="18"/>
+                <w14:ligatures w14:val="none"/>
+              </w:rPr>
+            </w:pPr>
+            <w:proofErr w:type="spellStart"/>
+            <w:r>
+              <w:rPr>
+                <w:rFonts w:ascii="Aptos Narrow" w:eastAsia="Times New Roman" w:hAnsi="Aptos Narrow" w:cs="Segoe UI"/>
+                <w:color w:val="000000"/>
+                <w:kern w:val="0"/>
+                <w:lang w:val="de-DE"/>
+                <w14:ligatures w14:val="none"/>
+              </w:rPr>
+              <w:t>park_id</w:t>
+            </w:r>
+            <w:proofErr w:type="spellEnd"/>
+            <w:r>
+              <w:rPr>
+                <w:rFonts w:ascii="Aptos Narrow" w:eastAsia="Times New Roman" w:hAnsi="Aptos Narrow" w:cs="Segoe UI"/>
+                <w:color w:val="000000"/>
+                <w:kern w:val="0"/>
+                <w14:ligatures w14:val="none"/>
+              </w:rPr>
+              <w:t> </w:t>
+            </w:r>
+          </w:p>
+        </w:tc>
+        <w:tc>
+          <w:tcPr>
+            <w:tcW w:w="1695" w:type="dxa"/>
+            <w:tcBorders>
+              <w:top w:val="nil"/>
+              <w:left w:val="nil"/>
+              <w:bottom w:val="nil"/>
+              <w:right w:val="nil"/>
+            </w:tcBorders>
+            <w:vAlign w:val="bottom"/>
+            <w:hideMark/>
+          </w:tcPr>
+          <w:p>
+            <w:pPr>
+              <w:spacing w:after="0" w:line="240" w:lineRule="auto"/>
+              <w:textAlignment w:val="baseline"/>
+              <w:rPr>
+                <w:rFonts w:ascii="Segoe UI" w:eastAsia="Times New Roman" w:hAnsi="Segoe UI" w:cs="Segoe UI"/>
+                <w:kern w:val="0"/>
+                <w:sz w:val="18"/>
+                <w:szCs w:val="18"/>
+                <w14:ligatures w14:val="none"/>
+              </w:rPr>
+            </w:pPr>
+            <w:r>
+              <w:rPr>
+                <w:rFonts w:ascii="Aptos Narrow" w:eastAsia="Times New Roman" w:hAnsi="Aptos Narrow" w:cs="Segoe UI"/>
+                <w:color w:val="000000"/>
+                <w:kern w:val="0"/>
+                <w:lang w:val="de-DE"/>
+                <w14:ligatures w14:val="none"/>
+              </w:rPr>
+              <w:t>-</w:t>
+            </w:r>
+            <w:r>
+              <w:rPr>
+                <w:rFonts w:ascii="Aptos Narrow" w:eastAsia="Times New Roman" w:hAnsi="Aptos Narrow" w:cs="Segoe UI"/>
+                <w:color w:val="000000"/>
+                <w:kern w:val="0"/>
+                <w14:ligatures w14:val="none"/>
+              </w:rPr>
+              <w:t> </w:t>
+            </w:r>
+          </w:p>
+        </w:tc>
+        <w:tc>
+          <w:tcPr>
+            <w:tcW w:w="1695" w:type="dxa"/>
+            <w:tcBorders>
+              <w:top w:val="nil"/>
+              <w:left w:val="nil"/>
+              <w:bottom w:val="nil"/>
+              <w:right w:val="nil"/>
+            </w:tcBorders>
+            <w:vAlign w:val="bottom"/>
+            <w:hideMark/>
+          </w:tcPr>
+          <w:p>
+            <w:pPr>
+              <w:spacing w:after="0" w:line="240" w:lineRule="auto"/>
+              <w:textAlignment w:val="baseline"/>
+              <w:rPr>
+                <w:rFonts w:ascii="Segoe UI" w:eastAsia="Times New Roman" w:hAnsi="Segoe UI" w:cs="Segoe UI"/>
+                <w:kern w:val="0"/>
+                <w:sz w:val="18"/>
+                <w:szCs w:val="18"/>
+                <w14:ligatures w14:val="none"/>
+              </w:rPr>
+            </w:pPr>
+            <w:r>
+              <w:rPr>
+                <w:rFonts w:ascii="Aptos Narrow" w:eastAsia="Times New Roman" w:hAnsi="Aptos Narrow" w:cs="Segoe UI"/>
+                <w:color w:val="000000"/>
+                <w:kern w:val="0"/>
+                <w:lang w:val="de-DE"/>
+                <w14:ligatures w14:val="none"/>
+              </w:rPr>
+              <w:t>&gt;0</w:t>
+            </w:r>
+            <w:r>
+              <w:rPr>
+                <w:rFonts w:ascii="Aptos Narrow" w:eastAsia="Times New Roman" w:hAnsi="Aptos Narrow" w:cs="Segoe UI"/>
+                <w:color w:val="000000"/>
+                <w:kern w:val="0"/>
+                <w14:ligatures w14:val="none"/>
+              </w:rPr>
+              <w:t> </w:t>
+            </w:r>
+          </w:p>
+        </w:tc>
+      </w:tr>
+      <w:tr>
+        <w:trPr>
+          <w:trHeight w:val="300"/>
+        </w:trPr>
+        <w:tc>
+          <w:tcPr>
+            <w:tcW w:w="2115" w:type="dxa"/>
+            <w:vMerge w:val="restart"/>
+            <w:tcBorders>
+              <w:top w:val="nil"/>
+              <w:left w:val="nil"/>
+              <w:bottom w:val="single" w:sz="6" w:space="0" w:color="000000"/>
+              <w:right w:val="nil"/>
+            </w:tcBorders>
+            <w:vAlign w:val="center"/>
+            <w:hideMark/>
+          </w:tcPr>
+          <w:p>
+            <w:pPr>
+              <w:spacing w:after="0" w:line="240" w:lineRule="auto"/>
+              <w:textAlignment w:val="baseline"/>
+              <w:rPr>
+                <w:rFonts w:ascii="Segoe UI" w:eastAsia="Times New Roman" w:hAnsi="Segoe UI" w:cs="Segoe UI"/>
+                <w:kern w:val="0"/>
+                <w:sz w:val="18"/>
+                <w:szCs w:val="18"/>
+                <w14:ligatures w14:val="none"/>
+              </w:rPr>
+            </w:pPr>
+            <w:r>
+              <w:rPr>
+                <w:rFonts w:ascii="Aptos Narrow" w:eastAsia="Times New Roman" w:hAnsi="Aptos Narrow" w:cs="Segoe UI"/>
+                <w:color w:val="000000"/>
+                <w:kern w:val="0"/>
+                <w:lang w:val="de-DE"/>
+                <w14:ligatures w14:val="none"/>
+              </w:rPr>
+              <w:t>pvpark_N.csv</w:t>
+            </w:r>
+            <w:r>
+              <w:rPr>
+                <w:rFonts w:ascii="Aptos Narrow" w:eastAsia="Times New Roman" w:hAnsi="Aptos Narrow" w:cs="Segoe UI"/>
+                <w:color w:val="000000"/>
+                <w:kern w:val="0"/>
+                <w14:ligatures w14:val="none"/>
+              </w:rPr>
+              <w:t> </w:t>
+            </w:r>
+          </w:p>
+        </w:tc>
+        <w:tc>
+          <w:tcPr>
+            <w:tcW w:w="3630" w:type="dxa"/>
+            <w:tcBorders>
+              <w:top w:val="nil"/>
+              <w:left w:val="nil"/>
+              <w:bottom w:val="nil"/>
+              <w:right w:val="nil"/>
+            </w:tcBorders>
+            <w:vAlign w:val="bottom"/>
+            <w:hideMark/>
+          </w:tcPr>
+          <w:p>
+            <w:pPr>
+              <w:spacing w:after="0" w:line="240" w:lineRule="auto"/>
+              <w:textAlignment w:val="baseline"/>
+              <w:rPr>
+                <w:rFonts w:ascii="Segoe UI" w:eastAsia="Times New Roman" w:hAnsi="Segoe UI" w:cs="Segoe UI"/>
+                <w:kern w:val="0"/>
+                <w:sz w:val="18"/>
+                <w:szCs w:val="18"/>
+                <w14:ligatures w14:val="none"/>
+              </w:rPr>
+            </w:pPr>
+            <w:proofErr w:type="spellStart"/>
+            <w:r>
+              <w:rPr>
+                <w:rFonts w:ascii="Aptos Narrow" w:eastAsia="Times New Roman" w:hAnsi="Aptos Narrow" w:cs="Segoe UI"/>
+                <w:color w:val="000000"/>
+                <w:kern w:val="0"/>
+                <w:lang w:val="de-DE"/>
+                <w14:ligatures w14:val="none"/>
+              </w:rPr>
+              <w:t>global_horizontal_irradiance</w:t>
+            </w:r>
+            <w:proofErr w:type="spellEnd"/>
+            <w:r>
+              <w:rPr>
+                <w:rFonts w:ascii="Aptos Narrow" w:eastAsia="Times New Roman" w:hAnsi="Aptos Narrow" w:cs="Segoe UI"/>
+                <w:color w:val="000000"/>
+                <w:kern w:val="0"/>
+                <w14:ligatures w14:val="none"/>
+              </w:rPr>
+              <w:t> </w:t>
+            </w:r>
+          </w:p>
+        </w:tc>
+        <w:tc>
+          <w:tcPr>
+            <w:tcW w:w="1695" w:type="dxa"/>
+            <w:tcBorders>
+              <w:top w:val="nil"/>
+              <w:left w:val="nil"/>
+              <w:bottom w:val="nil"/>
+              <w:right w:val="nil"/>
+            </w:tcBorders>
+            <w:vAlign w:val="bottom"/>
+            <w:hideMark/>
+          </w:tcPr>
+          <w:p>
+            <w:pPr>
+              <w:spacing w:after="0" w:line="240" w:lineRule="auto"/>
+              <w:textAlignment w:val="baseline"/>
+              <w:rPr>
+                <w:rFonts w:ascii="Segoe UI" w:eastAsia="Times New Roman" w:hAnsi="Segoe UI" w:cs="Segoe UI"/>
+                <w:kern w:val="0"/>
+                <w:sz w:val="18"/>
+                <w:szCs w:val="18"/>
+                <w14:ligatures w14:val="none"/>
+              </w:rPr>
+            </w:pPr>
+            <w:r>
+              <w:rPr>
+                <w:rFonts w:ascii="Aptos Narrow" w:eastAsia="Times New Roman" w:hAnsi="Aptos Narrow" w:cs="Segoe UI"/>
+                <w:color w:val="000000"/>
+                <w:kern w:val="0"/>
+                <w:lang w:val="de-DE"/>
+                <w14:ligatures w14:val="none"/>
+              </w:rPr>
+              <w:t>W/m^2</w:t>
+            </w:r>
+            <w:r>
+              <w:rPr>
+                <w:rFonts w:ascii="Aptos Narrow" w:eastAsia="Times New Roman" w:hAnsi="Aptos Narrow" w:cs="Segoe UI"/>
+                <w:color w:val="000000"/>
+                <w:kern w:val="0"/>
+                <w14:ligatures w14:val="none"/>
+              </w:rPr>
+              <w:t> </w:t>
+            </w:r>
+          </w:p>
+        </w:tc>
+        <w:tc>
+          <w:tcPr>
+            <w:tcW w:w="1695" w:type="dxa"/>
+            <w:tcBorders>
+              <w:top w:val="nil"/>
+              <w:left w:val="nil"/>
+              <w:bottom w:val="nil"/>
+              <w:right w:val="nil"/>
+            </w:tcBorders>
+            <w:vAlign w:val="bottom"/>
+            <w:hideMark/>
+          </w:tcPr>
+          <w:p>
+            <w:pPr>
+              <w:spacing w:after="0" w:line="240" w:lineRule="auto"/>
+              <w:textAlignment w:val="baseline"/>
+              <w:rPr>
+                <w:rFonts w:ascii="Segoe UI" w:eastAsia="Times New Roman" w:hAnsi="Segoe UI" w:cs="Segoe UI"/>
+                <w:kern w:val="0"/>
+                <w:sz w:val="18"/>
+                <w:szCs w:val="18"/>
+                <w14:ligatures w14:val="none"/>
+              </w:rPr>
+            </w:pPr>
+            <w:r>
+              <w:rPr>
+                <w:rFonts w:ascii="Aptos Narrow" w:eastAsia="Times New Roman" w:hAnsi="Aptos Narrow" w:cs="Segoe UI"/>
+                <w:color w:val="000000"/>
+                <w:kern w:val="0"/>
+                <w:lang w:val="de-DE"/>
+                <w14:ligatures w14:val="none"/>
+              </w:rPr>
+              <w:t>&gt;=0</w:t>
+            </w:r>
+            <w:r>
+              <w:rPr>
+                <w:rFonts w:ascii="Aptos Narrow" w:eastAsia="Times New Roman" w:hAnsi="Aptos Narrow" w:cs="Segoe UI"/>
+                <w:color w:val="000000"/>
+                <w:kern w:val="0"/>
+                <w14:ligatures w14:val="none"/>
+              </w:rPr>
+              <w:t> </w:t>
+            </w:r>
+          </w:p>
+        </w:tc>
+      </w:tr>
+      <w:tr>
+        <w:trPr>
+          <w:trHeight w:val="300"/>
+        </w:trPr>
+        <w:tc>
+          <w:tcPr>
+            <w:tcW w:w="0" w:type="auto"/>
+            <w:vMerge/>
+            <w:tcBorders>
+              <w:top w:val="nil"/>
+              <w:left w:val="nil"/>
+              <w:bottom w:val="single" w:sz="6" w:space="0" w:color="000000"/>
+              <w:right w:val="nil"/>
+            </w:tcBorders>
+            <w:vAlign w:val="center"/>
+            <w:hideMark/>
+          </w:tcPr>
+          <w:p>
+            <w:pPr>
+              <w:spacing w:after="0" w:line="240" w:lineRule="auto"/>
+              <w:rPr>
+                <w:rFonts w:ascii="Segoe UI" w:eastAsia="Times New Roman" w:hAnsi="Segoe UI" w:cs="Segoe UI"/>
+                <w:kern w:val="0"/>
+                <w:sz w:val="18"/>
+                <w:szCs w:val="18"/>
+                <w14:ligatures w14:val="none"/>
+              </w:rPr>
+            </w:pPr>
+          </w:p>
+        </w:tc>
+        <w:tc>
+          <w:tcPr>
+            <w:tcW w:w="3630" w:type="dxa"/>
+            <w:tcBorders>
+              <w:top w:val="nil"/>
+              <w:left w:val="nil"/>
+              <w:bottom w:val="nil"/>
+              <w:right w:val="nil"/>
+            </w:tcBorders>
+            <w:vAlign w:val="bottom"/>
+            <w:hideMark/>
+          </w:tcPr>
+          <w:p>
+            <w:pPr>
+              <w:spacing w:after="0" w:line="240" w:lineRule="auto"/>
+              <w:textAlignment w:val="baseline"/>
+              <w:rPr>
+                <w:rFonts w:ascii="Segoe UI" w:eastAsia="Times New Roman" w:hAnsi="Segoe UI" w:cs="Segoe UI"/>
+                <w:kern w:val="0"/>
+                <w:sz w:val="18"/>
+                <w:szCs w:val="18"/>
+                <w14:ligatures w14:val="none"/>
+              </w:rPr>
+            </w:pPr>
+            <w:proofErr w:type="spellStart"/>
+            <w:r>
+              <w:rPr>
+                <w:rFonts w:ascii="Aptos Narrow" w:eastAsia="Times New Roman" w:hAnsi="Aptos Narrow" w:cs="Segoe UI"/>
+                <w:color w:val="000000"/>
+                <w:kern w:val="0"/>
+                <w:lang w:val="de-DE"/>
+                <w14:ligatures w14:val="none"/>
+              </w:rPr>
+              <w:t>diffuse_horizontal_irradiance</w:t>
+            </w:r>
+            <w:proofErr w:type="spellEnd"/>
+            <w:r>
+              <w:rPr>
+                <w:rFonts w:ascii="Aptos Narrow" w:eastAsia="Times New Roman" w:hAnsi="Aptos Narrow" w:cs="Segoe UI"/>
+                <w:color w:val="000000"/>
+                <w:kern w:val="0"/>
+                <w14:ligatures w14:val="none"/>
+              </w:rPr>
+              <w:t> </w:t>
+            </w:r>
+          </w:p>
+        </w:tc>
+        <w:tc>
+          <w:tcPr>
+            <w:tcW w:w="1695" w:type="dxa"/>
+            <w:tcBorders>
+              <w:top w:val="nil"/>
+              <w:left w:val="nil"/>
+              <w:bottom w:val="nil"/>
+              <w:right w:val="nil"/>
+            </w:tcBorders>
+            <w:vAlign w:val="bottom"/>
+            <w:hideMark/>
+          </w:tcPr>
+          <w:p>
+            <w:pPr>
+              <w:spacing w:after="0" w:line="240" w:lineRule="auto"/>
+              <w:textAlignment w:val="baseline"/>
+              <w:rPr>
+                <w:rFonts w:ascii="Segoe UI" w:eastAsia="Times New Roman" w:hAnsi="Segoe UI" w:cs="Segoe UI"/>
+                <w:kern w:val="0"/>
+                <w:sz w:val="18"/>
+                <w:szCs w:val="18"/>
+                <w14:ligatures w14:val="none"/>
+              </w:rPr>
+            </w:pPr>
+            <w:r>
+              <w:rPr>
+                <w:rFonts w:ascii="Aptos Narrow" w:eastAsia="Times New Roman" w:hAnsi="Aptos Narrow" w:cs="Segoe UI"/>
+                <w:color w:val="000000"/>
+                <w:kern w:val="0"/>
+                <w:lang w:val="de-DE"/>
+                <w14:ligatures w14:val="none"/>
+              </w:rPr>
+              <w:t>W/m^2</w:t>
+            </w:r>
+            <w:r>
+              <w:rPr>
+                <w:rFonts w:ascii="Aptos Narrow" w:eastAsia="Times New Roman" w:hAnsi="Aptos Narrow" w:cs="Segoe UI"/>
+                <w:color w:val="000000"/>
+                <w:kern w:val="0"/>
+                <w14:ligatures w14:val="none"/>
+              </w:rPr>
+              <w:t> </w:t>
+            </w:r>
+          </w:p>
+        </w:tc>
+        <w:tc>
+          <w:tcPr>
+            <w:tcW w:w="1695" w:type="dxa"/>
+            <w:tcBorders>
+              <w:top w:val="nil"/>
+              <w:left w:val="nil"/>
+              <w:bottom w:val="nil"/>
+              <w:right w:val="nil"/>
+            </w:tcBorders>
+            <w:vAlign w:val="bottom"/>
+            <w:hideMark/>
+          </w:tcPr>
+          <w:p>
+            <w:pPr>
+              <w:spacing w:after="0" w:line="240" w:lineRule="auto"/>
+              <w:textAlignment w:val="baseline"/>
+              <w:rPr>
+                <w:rFonts w:ascii="Segoe UI" w:eastAsia="Times New Roman" w:hAnsi="Segoe UI" w:cs="Segoe UI"/>
+                <w:kern w:val="0"/>
+                <w:sz w:val="18"/>
+                <w:szCs w:val="18"/>
+                <w14:ligatures w14:val="none"/>
+              </w:rPr>
+            </w:pPr>
+            <w:r>
+              <w:rPr>
+                <w:rFonts w:ascii="Aptos Narrow" w:eastAsia="Times New Roman" w:hAnsi="Aptos Narrow" w:cs="Segoe UI"/>
+                <w:color w:val="000000"/>
+                <w:kern w:val="0"/>
+                <w:lang w:val="de-DE"/>
+                <w14:ligatures w14:val="none"/>
+              </w:rPr>
+              <w:t>&gt;= 0</w:t>
+            </w:r>
+            <w:r>
+              <w:rPr>
+                <w:rFonts w:ascii="Aptos Narrow" w:eastAsia="Times New Roman" w:hAnsi="Aptos Narrow" w:cs="Segoe UI"/>
+                <w:color w:val="000000"/>
+                <w:kern w:val="0"/>
+                <w14:ligatures w14:val="none"/>
+              </w:rPr>
+              <w:t> </w:t>
+            </w:r>
+          </w:p>
+        </w:tc>
+      </w:tr>
+      <w:tr>
+        <w:trPr>
+          <w:trHeight w:val="300"/>
+        </w:trPr>
+        <w:tc>
+          <w:tcPr>
+            <w:tcW w:w="0" w:type="auto"/>
+            <w:vMerge/>
+            <w:tcBorders>
+              <w:top w:val="nil"/>
+              <w:left w:val="nil"/>
+              <w:bottom w:val="single" w:sz="6" w:space="0" w:color="000000"/>
+              <w:right w:val="nil"/>
+            </w:tcBorders>
+            <w:vAlign w:val="center"/>
+            <w:hideMark/>
+          </w:tcPr>
+          <w:p>
+            <w:pPr>
+              <w:spacing w:after="0" w:line="240" w:lineRule="auto"/>
+              <w:rPr>
+                <w:rFonts w:ascii="Segoe UI" w:eastAsia="Times New Roman" w:hAnsi="Segoe UI" w:cs="Segoe UI"/>
+                <w:kern w:val="0"/>
+                <w:sz w:val="18"/>
+                <w:szCs w:val="18"/>
+                <w14:ligatures w14:val="none"/>
+              </w:rPr>
+            </w:pPr>
+          </w:p>
+        </w:tc>
+        <w:tc>
+          <w:tcPr>
+            <w:tcW w:w="3630" w:type="dxa"/>
+            <w:tcBorders>
+              <w:top w:val="nil"/>
+              <w:left w:val="nil"/>
+              <w:bottom w:val="nil"/>
+              <w:right w:val="nil"/>
+            </w:tcBorders>
+            <w:vAlign w:val="bottom"/>
+            <w:hideMark/>
+          </w:tcPr>
+          <w:p>
+            <w:pPr>
+              <w:spacing w:after="0" w:line="240" w:lineRule="auto"/>
+              <w:textAlignment w:val="baseline"/>
+              <w:rPr>
+                <w:rFonts w:ascii="Segoe UI" w:eastAsia="Times New Roman" w:hAnsi="Segoe UI" w:cs="Segoe UI"/>
+                <w:kern w:val="0"/>
+                <w:sz w:val="18"/>
+                <w:szCs w:val="18"/>
+                <w14:ligatures w14:val="none"/>
+              </w:rPr>
+            </w:pPr>
+            <w:proofErr w:type="spellStart"/>
+            <w:r>
+              <w:rPr>
+                <w:rFonts w:ascii="Aptos Narrow" w:eastAsia="Times New Roman" w:hAnsi="Aptos Narrow" w:cs="Segoe UI"/>
+                <w:color w:val="000000"/>
+                <w:kern w:val="0"/>
+                <w:lang w:val="de-DE"/>
+                <w14:ligatures w14:val="none"/>
+              </w:rPr>
+              <w:t>direct_normal_irradiance</w:t>
+            </w:r>
+            <w:proofErr w:type="spellEnd"/>
+            <w:r>
+              <w:rPr>
+                <w:rFonts w:ascii="Aptos Narrow" w:eastAsia="Times New Roman" w:hAnsi="Aptos Narrow" w:cs="Segoe UI"/>
+                <w:color w:val="000000"/>
+                <w:kern w:val="0"/>
+                <w14:ligatures w14:val="none"/>
+              </w:rPr>
+              <w:t> </w:t>
+            </w:r>
+          </w:p>
+        </w:tc>
+        <w:tc>
+          <w:tcPr>
+            <w:tcW w:w="1695" w:type="dxa"/>
+            <w:tcBorders>
+              <w:top w:val="nil"/>
+              <w:left w:val="nil"/>
+              <w:bottom w:val="nil"/>
+              <w:right w:val="nil"/>
+            </w:tcBorders>
+            <w:vAlign w:val="bottom"/>
+            <w:hideMark/>
+          </w:tcPr>
+          <w:p>
+            <w:pPr>
+              <w:spacing w:after="0" w:line="240" w:lineRule="auto"/>
+              <w:textAlignment w:val="baseline"/>
+              <w:rPr>
+                <w:rFonts w:ascii="Segoe UI" w:eastAsia="Times New Roman" w:hAnsi="Segoe UI" w:cs="Segoe UI"/>
+                <w:kern w:val="0"/>
+                <w:sz w:val="18"/>
+                <w:szCs w:val="18"/>
+                <w14:ligatures w14:val="none"/>
+              </w:rPr>
+            </w:pPr>
+            <w:r>
+              <w:rPr>
+                <w:rFonts w:ascii="Aptos Narrow" w:eastAsia="Times New Roman" w:hAnsi="Aptos Narrow" w:cs="Segoe UI"/>
+                <w:color w:val="000000"/>
+                <w:kern w:val="0"/>
+                <w:lang w:val="de-DE"/>
+                <w14:ligatures w14:val="none"/>
+              </w:rPr>
+              <w:t>W/m^2</w:t>
+            </w:r>
+            <w:r>
+              <w:rPr>
+                <w:rFonts w:ascii="Aptos Narrow" w:eastAsia="Times New Roman" w:hAnsi="Aptos Narrow" w:cs="Segoe UI"/>
+                <w:color w:val="000000"/>
+                <w:kern w:val="0"/>
+                <w14:ligatures w14:val="none"/>
+              </w:rPr>
+              <w:t> </w:t>
+            </w:r>
+          </w:p>
+        </w:tc>
+        <w:tc>
+          <w:tcPr>
+            <w:tcW w:w="1695" w:type="dxa"/>
+            <w:tcBorders>
+              <w:top w:val="nil"/>
+              <w:left w:val="nil"/>
+              <w:bottom w:val="nil"/>
+              <w:right w:val="nil"/>
+            </w:tcBorders>
+            <w:vAlign w:val="bottom"/>
+            <w:hideMark/>
+          </w:tcPr>
+          <w:p>
+            <w:pPr>
+              <w:spacing w:after="0" w:line="240" w:lineRule="auto"/>
+              <w:textAlignment w:val="baseline"/>
+              <w:rPr>
+                <w:rFonts w:ascii="Segoe UI" w:eastAsia="Times New Roman" w:hAnsi="Segoe UI" w:cs="Segoe UI"/>
+                <w:kern w:val="0"/>
+                <w:sz w:val="18"/>
+                <w:szCs w:val="18"/>
+                <w14:ligatures w14:val="none"/>
+              </w:rPr>
+            </w:pPr>
+            <w:r>
+              <w:rPr>
+                <w:rFonts w:ascii="Aptos Narrow" w:eastAsia="Times New Roman" w:hAnsi="Aptos Narrow" w:cs="Segoe UI"/>
+                <w:color w:val="000000"/>
+                <w:kern w:val="0"/>
+                <w:lang w:val="de-DE"/>
+                <w14:ligatures w14:val="none"/>
+              </w:rPr>
+              <w:t>&gt;= 0</w:t>
+            </w:r>
+            <w:r>
+              <w:rPr>
+                <w:rFonts w:ascii="Aptos Narrow" w:eastAsia="Times New Roman" w:hAnsi="Aptos Narrow" w:cs="Segoe UI"/>
+                <w:color w:val="000000"/>
+                <w:kern w:val="0"/>
+                <w14:ligatures w14:val="none"/>
+              </w:rPr>
+              <w:t> </w:t>
+            </w:r>
+          </w:p>
+        </w:tc>
+      </w:tr>
+      <w:tr>
+        <w:trPr>
+          <w:trHeight w:val="300"/>
+        </w:trPr>
+        <w:tc>
+          <w:tcPr>
+            <w:tcW w:w="0" w:type="auto"/>
+            <w:vMerge/>
+            <w:tcBorders>
+              <w:top w:val="nil"/>
+              <w:left w:val="nil"/>
+              <w:bottom w:val="single" w:sz="6" w:space="0" w:color="000000"/>
+              <w:right w:val="nil"/>
+            </w:tcBorders>
+            <w:vAlign w:val="center"/>
+            <w:hideMark/>
+          </w:tcPr>
+          <w:p>
+            <w:pPr>
+              <w:spacing w:after="0" w:line="240" w:lineRule="auto"/>
+              <w:rPr>
+                <w:rFonts w:ascii="Segoe UI" w:eastAsia="Times New Roman" w:hAnsi="Segoe UI" w:cs="Segoe UI"/>
+                <w:kern w:val="0"/>
+                <w:sz w:val="18"/>
+                <w:szCs w:val="18"/>
+                <w14:ligatures w14:val="none"/>
+              </w:rPr>
+            </w:pPr>
+          </w:p>
+        </w:tc>
+        <w:tc>
+          <w:tcPr>
+            <w:tcW w:w="3630" w:type="dxa"/>
+            <w:tcBorders>
+              <w:top w:val="nil"/>
+              <w:left w:val="nil"/>
+              <w:bottom w:val="nil"/>
+              <w:right w:val="nil"/>
+            </w:tcBorders>
+            <w:vAlign w:val="bottom"/>
+            <w:hideMark/>
+          </w:tcPr>
+          <w:p>
+            <w:pPr>
+              <w:spacing w:after="0" w:line="240" w:lineRule="auto"/>
+              <w:textAlignment w:val="baseline"/>
+              <w:rPr>
+                <w:rFonts w:ascii="Segoe UI" w:eastAsia="Times New Roman" w:hAnsi="Segoe UI" w:cs="Segoe UI"/>
+                <w:kern w:val="0"/>
+                <w:sz w:val="18"/>
+                <w:szCs w:val="18"/>
+                <w14:ligatures w14:val="none"/>
+              </w:rPr>
+            </w:pPr>
+            <w:proofErr w:type="spellStart"/>
+            <w:r>
+              <w:rPr>
+                <w:rFonts w:ascii="Aptos Narrow" w:eastAsia="Times New Roman" w:hAnsi="Aptos Narrow" w:cs="Segoe UI"/>
+                <w:color w:val="000000"/>
+                <w:kern w:val="0"/>
+                <w:lang w:val="de-DE"/>
+                <w14:ligatures w14:val="none"/>
+              </w:rPr>
+              <w:t>air_temperature</w:t>
+            </w:r>
+            <w:proofErr w:type="spellEnd"/>
+            <w:r>
+              <w:rPr>
+                <w:rFonts w:ascii="Aptos Narrow" w:eastAsia="Times New Roman" w:hAnsi="Aptos Narrow" w:cs="Segoe UI"/>
+                <w:color w:val="000000"/>
+                <w:kern w:val="0"/>
+                <w14:ligatures w14:val="none"/>
+              </w:rPr>
+              <w:t> </w:t>
+            </w:r>
+          </w:p>
+        </w:tc>
+        <w:tc>
+          <w:tcPr>
+            <w:tcW w:w="1695" w:type="dxa"/>
+            <w:tcBorders>
+              <w:top w:val="nil"/>
+              <w:left w:val="nil"/>
+              <w:bottom w:val="nil"/>
+              <w:right w:val="nil"/>
+            </w:tcBorders>
+            <w:vAlign w:val="bottom"/>
+            <w:hideMark/>
+          </w:tcPr>
+          <w:p>
+            <w:pPr>
+              <w:spacing w:after="0" w:line="240" w:lineRule="auto"/>
+              <w:textAlignment w:val="baseline"/>
+              <w:rPr>
+                <w:rFonts w:ascii="Segoe UI" w:eastAsia="Times New Roman" w:hAnsi="Segoe UI" w:cs="Segoe UI"/>
+                <w:kern w:val="0"/>
+                <w:sz w:val="18"/>
+                <w:szCs w:val="18"/>
+                <w14:ligatures w14:val="none"/>
+              </w:rPr>
+            </w:pPr>
+            <w:r>
+              <w:rPr>
+                <w:rFonts w:ascii="Aptos Narrow" w:eastAsia="Times New Roman" w:hAnsi="Aptos Narrow" w:cs="Segoe UI"/>
+                <w:color w:val="000000"/>
+                <w:kern w:val="0"/>
+                <w:lang w:val="de-DE"/>
+                <w14:ligatures w14:val="none"/>
+              </w:rPr>
+              <w:t>K</w:t>
+            </w:r>
+            <w:r>
+              <w:rPr>
+                <w:rFonts w:ascii="Aptos Narrow" w:eastAsia="Times New Roman" w:hAnsi="Aptos Narrow" w:cs="Segoe UI"/>
+                <w:color w:val="000000"/>
+                <w:kern w:val="0"/>
+                <w14:ligatures w14:val="none"/>
+              </w:rPr>
+              <w:t> </w:t>
+            </w:r>
+          </w:p>
+        </w:tc>
+        <w:tc>
+          <w:tcPr>
+            <w:tcW w:w="1695" w:type="dxa"/>
+            <w:tcBorders>
+              <w:top w:val="nil"/>
+              <w:left w:val="nil"/>
+              <w:bottom w:val="nil"/>
+              <w:right w:val="nil"/>
+            </w:tcBorders>
+            <w:vAlign w:val="bottom"/>
+            <w:hideMark/>
+          </w:tcPr>
+          <w:p>
+            <w:pPr>
+              <w:spacing w:after="0" w:line="240" w:lineRule="auto"/>
+              <w:textAlignment w:val="baseline"/>
+              <w:rPr>
+                <w:rFonts w:ascii="Segoe UI" w:eastAsia="Times New Roman" w:hAnsi="Segoe UI" w:cs="Segoe UI"/>
+                <w:kern w:val="0"/>
+                <w:sz w:val="18"/>
+                <w:szCs w:val="18"/>
+                <w14:ligatures w14:val="none"/>
+              </w:rPr>
+            </w:pPr>
+            <w:r>
+              <w:rPr>
+                <w:rFonts w:ascii="Aptos Narrow" w:eastAsia="Times New Roman" w:hAnsi="Aptos Narrow" w:cs="Segoe UI"/>
+                <w:color w:val="000000"/>
+                <w:kern w:val="0"/>
+                <w:lang w:val="de-DE"/>
+                <w14:ligatures w14:val="none"/>
+              </w:rPr>
+              <w:t>&gt;= 0</w:t>
+            </w:r>
+            <w:r>
+              <w:rPr>
+                <w:rFonts w:ascii="Aptos Narrow" w:eastAsia="Times New Roman" w:hAnsi="Aptos Narrow" w:cs="Segoe UI"/>
+                <w:color w:val="000000"/>
+                <w:kern w:val="0"/>
+                <w14:ligatures w14:val="none"/>
+              </w:rPr>
+              <w:t> </w:t>
+            </w:r>
+          </w:p>
+        </w:tc>
+      </w:tr>
+      <w:tr>
+        <w:trPr>
+          <w:trHeight w:val="300"/>
+        </w:trPr>
+        <w:tc>
+          <w:tcPr>
+            <w:tcW w:w="0" w:type="auto"/>
+            <w:vMerge/>
+            <w:tcBorders>
+              <w:top w:val="nil"/>
+              <w:left w:val="nil"/>
+              <w:bottom w:val="single" w:sz="6" w:space="0" w:color="000000"/>
+              <w:right w:val="nil"/>
+            </w:tcBorders>
+            <w:vAlign w:val="center"/>
+            <w:hideMark/>
+          </w:tcPr>
+          <w:p>
+            <w:pPr>
+              <w:spacing w:after="0" w:line="240" w:lineRule="auto"/>
+              <w:rPr>
+                <w:rFonts w:ascii="Segoe UI" w:eastAsia="Times New Roman" w:hAnsi="Segoe UI" w:cs="Segoe UI"/>
+                <w:kern w:val="0"/>
+                <w:sz w:val="18"/>
+                <w:szCs w:val="18"/>
+                <w14:ligatures w14:val="none"/>
+              </w:rPr>
+            </w:pPr>
+          </w:p>
+        </w:tc>
+        <w:tc>
+          <w:tcPr>
+            <w:tcW w:w="3630" w:type="dxa"/>
+            <w:tcBorders>
+              <w:top w:val="nil"/>
+              <w:left w:val="nil"/>
+              <w:bottom w:val="nil"/>
+              <w:right w:val="nil"/>
+            </w:tcBorders>
+            <w:vAlign w:val="bottom"/>
+            <w:hideMark/>
+          </w:tcPr>
+          <w:p>
+            <w:pPr>
+              <w:spacing w:after="0" w:line="240" w:lineRule="auto"/>
+              <w:textAlignment w:val="baseline"/>
+              <w:rPr>
+                <w:rFonts w:ascii="Segoe UI" w:eastAsia="Times New Roman" w:hAnsi="Segoe UI" w:cs="Segoe UI"/>
+                <w:kern w:val="0"/>
+                <w:sz w:val="18"/>
+                <w:szCs w:val="18"/>
+                <w14:ligatures w14:val="none"/>
+              </w:rPr>
+            </w:pPr>
+            <w:proofErr w:type="spellStart"/>
+            <w:r>
+              <w:rPr>
+                <w:rFonts w:ascii="Aptos Narrow" w:eastAsia="Times New Roman" w:hAnsi="Aptos Narrow" w:cs="Segoe UI"/>
+                <w:color w:val="000000"/>
+                <w:kern w:val="0"/>
+                <w:lang w:val="de-DE"/>
+                <w14:ligatures w14:val="none"/>
+              </w:rPr>
+              <w:t>relative_humidity</w:t>
+            </w:r>
+            <w:proofErr w:type="spellEnd"/>
+            <w:r>
+              <w:rPr>
+                <w:rFonts w:ascii="Aptos Narrow" w:eastAsia="Times New Roman" w:hAnsi="Aptos Narrow" w:cs="Segoe UI"/>
+                <w:color w:val="000000"/>
+                <w:kern w:val="0"/>
+                <w14:ligatures w14:val="none"/>
+              </w:rPr>
+              <w:t> </w:t>
+            </w:r>
+          </w:p>
+        </w:tc>
+        <w:tc>
+          <w:tcPr>
+            <w:tcW w:w="1695" w:type="dxa"/>
+            <w:tcBorders>
+              <w:top w:val="nil"/>
+              <w:left w:val="nil"/>
+              <w:bottom w:val="nil"/>
+              <w:right w:val="nil"/>
+            </w:tcBorders>
+            <w:vAlign w:val="bottom"/>
+            <w:hideMark/>
+          </w:tcPr>
+          <w:p>
+            <w:pPr>
+              <w:spacing w:after="0" w:line="240" w:lineRule="auto"/>
+              <w:textAlignment w:val="baseline"/>
+              <w:rPr>
+                <w:rFonts w:ascii="Segoe UI" w:eastAsia="Times New Roman" w:hAnsi="Segoe UI" w:cs="Segoe UI"/>
+                <w:kern w:val="0"/>
+                <w:sz w:val="18"/>
+                <w:szCs w:val="18"/>
+                <w14:ligatures w14:val="none"/>
+              </w:rPr>
+            </w:pPr>
+            <w:r>
+              <w:rPr>
+                <w:rFonts w:ascii="Aptos Narrow" w:eastAsia="Times New Roman" w:hAnsi="Aptos Narrow" w:cs="Segoe UI"/>
+                <w:color w:val="000000"/>
+                <w:kern w:val="0"/>
+                <w:lang w:val="de-DE"/>
+                <w14:ligatures w14:val="none"/>
+              </w:rPr>
+              <w:t>%</w:t>
+            </w:r>
+            <w:r>
+              <w:rPr>
+                <w:rFonts w:ascii="Aptos Narrow" w:eastAsia="Times New Roman" w:hAnsi="Aptos Narrow" w:cs="Segoe UI"/>
+                <w:color w:val="000000"/>
+                <w:kern w:val="0"/>
+                <w14:ligatures w14:val="none"/>
+              </w:rPr>
+              <w:t> </w:t>
+            </w:r>
+          </w:p>
+        </w:tc>
+        <w:tc>
+          <w:tcPr>
+            <w:tcW w:w="1695" w:type="dxa"/>
+            <w:tcBorders>
+              <w:top w:val="nil"/>
+              <w:left w:val="nil"/>
+              <w:bottom w:val="nil"/>
+              <w:right w:val="nil"/>
+            </w:tcBorders>
+            <w:vAlign w:val="bottom"/>
+            <w:hideMark/>
+          </w:tcPr>
+          <w:p>
+            <w:pPr>
+              <w:spacing w:after="0" w:line="240" w:lineRule="auto"/>
+              <w:textAlignment w:val="baseline"/>
+              <w:rPr>
+                <w:rFonts w:ascii="Segoe UI" w:eastAsia="Times New Roman" w:hAnsi="Segoe UI" w:cs="Segoe UI"/>
+                <w:kern w:val="0"/>
+                <w:sz w:val="18"/>
+                <w:szCs w:val="18"/>
+                <w14:ligatures w14:val="none"/>
+              </w:rPr>
+            </w:pPr>
+            <w:r>
+              <w:rPr>
+                <w:rFonts w:ascii="Aptos Narrow" w:eastAsia="Times New Roman" w:hAnsi="Aptos Narrow" w:cs="Segoe UI"/>
+                <w:color w:val="000000"/>
+                <w:kern w:val="0"/>
+                <w:lang w:val="de-DE"/>
+                <w14:ligatures w14:val="none"/>
+              </w:rPr>
+              <w:t>&gt;0 &amp; &lt;= 100</w:t>
+            </w:r>
+            <w:r>
+              <w:rPr>
+                <w:rFonts w:ascii="Aptos Narrow" w:eastAsia="Times New Roman" w:hAnsi="Aptos Narrow" w:cs="Segoe UI"/>
+                <w:color w:val="000000"/>
+                <w:kern w:val="0"/>
+                <w14:ligatures w14:val="none"/>
+              </w:rPr>
+              <w:t> </w:t>
+            </w:r>
+          </w:p>
+        </w:tc>
+      </w:tr>
+      <w:tr>
+        <w:trPr>
+          <w:trHeight w:val="300"/>
+        </w:trPr>
+        <w:tc>
+          <w:tcPr>
+            <w:tcW w:w="0" w:type="auto"/>
+            <w:vMerge/>
+            <w:tcBorders>
+              <w:top w:val="nil"/>
+              <w:left w:val="nil"/>
+              <w:bottom w:val="single" w:sz="6" w:space="0" w:color="000000"/>
+              <w:right w:val="nil"/>
+            </w:tcBorders>
+            <w:vAlign w:val="center"/>
+            <w:hideMark/>
+          </w:tcPr>
+          <w:p>
+            <w:pPr>
+              <w:spacing w:after="0" w:line="240" w:lineRule="auto"/>
+              <w:rPr>
+                <w:rFonts w:ascii="Segoe UI" w:eastAsia="Times New Roman" w:hAnsi="Segoe UI" w:cs="Segoe UI"/>
+                <w:kern w:val="0"/>
+                <w:sz w:val="18"/>
+                <w:szCs w:val="18"/>
+                <w14:ligatures w14:val="none"/>
+              </w:rPr>
+            </w:pPr>
+          </w:p>
+        </w:tc>
+        <w:tc>
+          <w:tcPr>
+            <w:tcW w:w="3630" w:type="dxa"/>
+            <w:tcBorders>
+              <w:top w:val="nil"/>
+              <w:left w:val="nil"/>
+              <w:bottom w:val="nil"/>
+              <w:right w:val="nil"/>
+            </w:tcBorders>
+            <w:vAlign w:val="bottom"/>
+            <w:hideMark/>
+          </w:tcPr>
+          <w:p>
+            <w:pPr>
+              <w:spacing w:after="0" w:line="240" w:lineRule="auto"/>
+              <w:textAlignment w:val="baseline"/>
+              <w:rPr>
+                <w:rFonts w:ascii="Segoe UI" w:eastAsia="Times New Roman" w:hAnsi="Segoe UI" w:cs="Segoe UI"/>
+                <w:kern w:val="0"/>
+                <w:sz w:val="18"/>
+                <w:szCs w:val="18"/>
+                <w14:ligatures w14:val="none"/>
+              </w:rPr>
+            </w:pPr>
+            <w:proofErr w:type="spellStart"/>
+            <w:r>
+              <w:rPr>
+                <w:rFonts w:ascii="Aptos Narrow" w:eastAsia="Times New Roman" w:hAnsi="Aptos Narrow" w:cs="Segoe UI"/>
+                <w:color w:val="000000"/>
+                <w:kern w:val="0"/>
+                <w:lang w:val="de-DE"/>
+                <w14:ligatures w14:val="none"/>
+              </w:rPr>
+              <w:t>dew_point</w:t>
+            </w:r>
+            <w:proofErr w:type="spellEnd"/>
+            <w:r>
+              <w:rPr>
+                <w:rFonts w:ascii="Aptos Narrow" w:eastAsia="Times New Roman" w:hAnsi="Aptos Narrow" w:cs="Segoe UI"/>
+                <w:color w:val="000000"/>
+                <w:kern w:val="0"/>
+                <w14:ligatures w14:val="none"/>
+              </w:rPr>
+              <w:t> </w:t>
+            </w:r>
+          </w:p>
+        </w:tc>
+        <w:tc>
+          <w:tcPr>
+            <w:tcW w:w="1695" w:type="dxa"/>
+            <w:tcBorders>
+              <w:top w:val="nil"/>
+              <w:left w:val="nil"/>
+              <w:bottom w:val="nil"/>
+              <w:right w:val="nil"/>
+            </w:tcBorders>
+            <w:vAlign w:val="bottom"/>
+            <w:hideMark/>
+          </w:tcPr>
+          <w:p>
+            <w:pPr>
+              <w:spacing w:after="0" w:line="240" w:lineRule="auto"/>
+              <w:textAlignment w:val="baseline"/>
+              <w:rPr>
+                <w:rFonts w:ascii="Segoe UI" w:eastAsia="Times New Roman" w:hAnsi="Segoe UI" w:cs="Segoe UI"/>
+                <w:kern w:val="0"/>
+                <w:sz w:val="18"/>
+                <w:szCs w:val="18"/>
+                <w14:ligatures w14:val="none"/>
+              </w:rPr>
+            </w:pPr>
+            <w:r>
+              <w:rPr>
+                <w:rFonts w:ascii="Aptos Narrow" w:eastAsia="Times New Roman" w:hAnsi="Aptos Narrow" w:cs="Segoe UI"/>
+                <w:color w:val="000000"/>
+                <w:kern w:val="0"/>
+                <w:lang w:val="de-DE"/>
+                <w14:ligatures w14:val="none"/>
+              </w:rPr>
+              <w:t>K</w:t>
+            </w:r>
+            <w:r>
+              <w:rPr>
+                <w:rFonts w:ascii="Aptos Narrow" w:eastAsia="Times New Roman" w:hAnsi="Aptos Narrow" w:cs="Segoe UI"/>
+                <w:color w:val="000000"/>
+                <w:kern w:val="0"/>
+                <w14:ligatures w14:val="none"/>
+              </w:rPr>
+              <w:t> </w:t>
+            </w:r>
+          </w:p>
+        </w:tc>
+        <w:tc>
+          <w:tcPr>
+            <w:tcW w:w="1695" w:type="dxa"/>
+            <w:tcBorders>
+              <w:top w:val="nil"/>
+              <w:left w:val="nil"/>
+              <w:bottom w:val="nil"/>
+              <w:right w:val="nil"/>
+            </w:tcBorders>
+            <w:vAlign w:val="bottom"/>
+            <w:hideMark/>
+          </w:tcPr>
+          <w:p>
+            <w:pPr>
+              <w:spacing w:after="0" w:line="240" w:lineRule="auto"/>
+              <w:textAlignment w:val="baseline"/>
+              <w:rPr>
+                <w:rFonts w:ascii="Segoe UI" w:eastAsia="Times New Roman" w:hAnsi="Segoe UI" w:cs="Segoe UI"/>
+                <w:kern w:val="0"/>
+                <w:sz w:val="18"/>
+                <w:szCs w:val="18"/>
+                <w14:ligatures w14:val="none"/>
+              </w:rPr>
+            </w:pPr>
+            <w:r>
+              <w:rPr>
+                <w:rFonts w:ascii="Aptos Narrow" w:eastAsia="Times New Roman" w:hAnsi="Aptos Narrow" w:cs="Segoe UI"/>
+                <w:color w:val="000000"/>
+                <w:kern w:val="0"/>
+                <w:lang w:val="de-DE"/>
+                <w14:ligatures w14:val="none"/>
+              </w:rPr>
+              <w:t>&gt;= 0</w:t>
+            </w:r>
+            <w:r>
+              <w:rPr>
+                <w:rFonts w:ascii="Aptos Narrow" w:eastAsia="Times New Roman" w:hAnsi="Aptos Narrow" w:cs="Segoe UI"/>
+                <w:color w:val="000000"/>
+                <w:kern w:val="0"/>
+                <w14:ligatures w14:val="none"/>
+              </w:rPr>
+              <w:t> </w:t>
+            </w:r>
+          </w:p>
+        </w:tc>
+      </w:tr>
+      <w:tr>
+        <w:trPr>
+          <w:trHeight w:val="300"/>
+        </w:trPr>
+        <w:tc>
+          <w:tcPr>
+            <w:tcW w:w="0" w:type="auto"/>
+            <w:vMerge/>
+            <w:tcBorders>
+              <w:top w:val="nil"/>
+              <w:left w:val="nil"/>
+              <w:bottom w:val="single" w:sz="6" w:space="0" w:color="000000"/>
+              <w:right w:val="nil"/>
+            </w:tcBorders>
+            <w:vAlign w:val="center"/>
+            <w:hideMark/>
+          </w:tcPr>
+          <w:p>
+            <w:pPr>
+              <w:spacing w:after="0" w:line="240" w:lineRule="auto"/>
+              <w:rPr>
+                <w:rFonts w:ascii="Segoe UI" w:eastAsia="Times New Roman" w:hAnsi="Segoe UI" w:cs="Segoe UI"/>
+                <w:kern w:val="0"/>
+                <w:sz w:val="18"/>
+                <w:szCs w:val="18"/>
+                <w14:ligatures w14:val="none"/>
+              </w:rPr>
+            </w:pPr>
+          </w:p>
+        </w:tc>
+        <w:tc>
+          <w:tcPr>
+            <w:tcW w:w="3630" w:type="dxa"/>
+            <w:tcBorders>
+              <w:top w:val="nil"/>
+              <w:left w:val="nil"/>
+              <w:bottom w:val="nil"/>
+              <w:right w:val="nil"/>
+            </w:tcBorders>
+            <w:vAlign w:val="bottom"/>
+            <w:hideMark/>
+          </w:tcPr>
+          <w:p>
+            <w:pPr>
+              <w:spacing w:after="0" w:line="240" w:lineRule="auto"/>
+              <w:textAlignment w:val="baseline"/>
+              <w:rPr>
+                <w:rFonts w:ascii="Segoe UI" w:eastAsia="Times New Roman" w:hAnsi="Segoe UI" w:cs="Segoe UI"/>
+                <w:kern w:val="0"/>
+                <w:sz w:val="18"/>
+                <w:szCs w:val="18"/>
+                <w14:ligatures w14:val="none"/>
+              </w:rPr>
+            </w:pPr>
+            <w:proofErr w:type="spellStart"/>
+            <w:r>
+              <w:rPr>
+                <w:rFonts w:ascii="Aptos Narrow" w:eastAsia="Times New Roman" w:hAnsi="Aptos Narrow" w:cs="Segoe UI"/>
+                <w:color w:val="000000"/>
+                <w:kern w:val="0"/>
+                <w:lang w:val="de-DE"/>
+                <w14:ligatures w14:val="none"/>
+              </w:rPr>
+              <w:t>total_precipitation</w:t>
+            </w:r>
+            <w:proofErr w:type="spellEnd"/>
+            <w:r>
+              <w:rPr>
+                <w:rFonts w:ascii="Aptos Narrow" w:eastAsia="Times New Roman" w:hAnsi="Aptos Narrow" w:cs="Segoe UI"/>
+                <w:color w:val="000000"/>
+                <w:kern w:val="0"/>
+                <w14:ligatures w14:val="none"/>
+              </w:rPr>
+              <w:t> </w:t>
+            </w:r>
+          </w:p>
+        </w:tc>
+        <w:tc>
+          <w:tcPr>
+            <w:tcW w:w="1695" w:type="dxa"/>
+            <w:tcBorders>
+              <w:top w:val="nil"/>
+              <w:left w:val="nil"/>
+              <w:bottom w:val="nil"/>
+              <w:right w:val="nil"/>
+            </w:tcBorders>
+            <w:vAlign w:val="bottom"/>
+            <w:hideMark/>
+          </w:tcPr>
+          <w:p>
+            <w:pPr>
+              <w:spacing w:after="0" w:line="240" w:lineRule="auto"/>
+              <w:textAlignment w:val="baseline"/>
+              <w:rPr>
+                <w:rFonts w:ascii="Segoe UI" w:eastAsia="Times New Roman" w:hAnsi="Segoe UI" w:cs="Segoe UI"/>
+                <w:kern w:val="0"/>
+                <w:sz w:val="18"/>
+                <w:szCs w:val="18"/>
+                <w14:ligatures w14:val="none"/>
+              </w:rPr>
+            </w:pPr>
+            <w:r>
+              <w:rPr>
+                <w:rFonts w:ascii="Aptos Narrow" w:eastAsia="Times New Roman" w:hAnsi="Aptos Narrow" w:cs="Segoe UI"/>
+                <w:color w:val="000000"/>
+                <w:kern w:val="0"/>
+                <w:lang w:val="de-DE"/>
+                <w14:ligatures w14:val="none"/>
+              </w:rPr>
+              <w:t>kg/(m^2*s)</w:t>
+            </w:r>
+            <w:r>
+              <w:rPr>
+                <w:rFonts w:ascii="Aptos Narrow" w:eastAsia="Times New Roman" w:hAnsi="Aptos Narrow" w:cs="Segoe UI"/>
+                <w:color w:val="000000"/>
+                <w:kern w:val="0"/>
+                <w14:ligatures w14:val="none"/>
+              </w:rPr>
+              <w:t> </w:t>
+            </w:r>
+          </w:p>
+        </w:tc>
+        <w:tc>
+          <w:tcPr>
+            <w:tcW w:w="1695" w:type="dxa"/>
+            <w:tcBorders>
+              <w:top w:val="nil"/>
+              <w:left w:val="nil"/>
+              <w:bottom w:val="nil"/>
+              <w:right w:val="nil"/>
+            </w:tcBorders>
+            <w:vAlign w:val="bottom"/>
+            <w:hideMark/>
+          </w:tcPr>
+          <w:p>
+            <w:pPr>
+              <w:spacing w:after="0" w:line="240" w:lineRule="auto"/>
+              <w:textAlignment w:val="baseline"/>
+              <w:rPr>
+                <w:rFonts w:ascii="Segoe UI" w:eastAsia="Times New Roman" w:hAnsi="Segoe UI" w:cs="Segoe UI"/>
+                <w:kern w:val="0"/>
+                <w:sz w:val="18"/>
+                <w:szCs w:val="18"/>
+                <w14:ligatures w14:val="none"/>
+              </w:rPr>
+            </w:pPr>
+            <w:r>
+              <w:rPr>
+                <w:rFonts w:ascii="Aptos Narrow" w:eastAsia="Times New Roman" w:hAnsi="Aptos Narrow" w:cs="Segoe UI"/>
+                <w:color w:val="000000"/>
+                <w:kern w:val="0"/>
+                <w:lang w:val="de-DE"/>
+                <w14:ligatures w14:val="none"/>
+              </w:rPr>
+              <w:t>&gt;= 0</w:t>
+            </w:r>
+            <w:r>
+              <w:rPr>
+                <w:rFonts w:ascii="Aptos Narrow" w:eastAsia="Times New Roman" w:hAnsi="Aptos Narrow" w:cs="Segoe UI"/>
+                <w:color w:val="000000"/>
+                <w:kern w:val="0"/>
+                <w14:ligatures w14:val="none"/>
+              </w:rPr>
+              <w:t> </w:t>
+            </w:r>
+          </w:p>
+        </w:tc>
+      </w:tr>
+      <w:tr>
+        <w:trPr>
+          <w:trHeight w:val="300"/>
+        </w:trPr>
+        <w:tc>
+          <w:tcPr>
+            <w:tcW w:w="0" w:type="auto"/>
+            <w:vMerge/>
+            <w:tcBorders>
+              <w:top w:val="nil"/>
+              <w:left w:val="nil"/>
+              <w:bottom w:val="single" w:sz="6" w:space="0" w:color="000000"/>
+              <w:right w:val="nil"/>
+            </w:tcBorders>
+            <w:vAlign w:val="center"/>
+            <w:hideMark/>
+          </w:tcPr>
+          <w:p>
+            <w:pPr>
+              <w:spacing w:after="0" w:line="240" w:lineRule="auto"/>
+              <w:rPr>
+                <w:rFonts w:ascii="Segoe UI" w:eastAsia="Times New Roman" w:hAnsi="Segoe UI" w:cs="Segoe UI"/>
+                <w:kern w:val="0"/>
+                <w:sz w:val="18"/>
+                <w:szCs w:val="18"/>
+                <w14:ligatures w14:val="none"/>
+              </w:rPr>
+            </w:pPr>
+          </w:p>
+        </w:tc>
+        <w:tc>
+          <w:tcPr>
+            <w:tcW w:w="3630" w:type="dxa"/>
+            <w:tcBorders>
+              <w:top w:val="nil"/>
+              <w:left w:val="nil"/>
+              <w:bottom w:val="nil"/>
+              <w:right w:val="nil"/>
+            </w:tcBorders>
+            <w:vAlign w:val="bottom"/>
+            <w:hideMark/>
+          </w:tcPr>
+          <w:p>
+            <w:pPr>
+              <w:spacing w:after="0" w:line="240" w:lineRule="auto"/>
+              <w:textAlignment w:val="baseline"/>
+              <w:rPr>
+                <w:rFonts w:ascii="Segoe UI" w:eastAsia="Times New Roman" w:hAnsi="Segoe UI" w:cs="Segoe UI"/>
+                <w:kern w:val="0"/>
+                <w:sz w:val="18"/>
+                <w:szCs w:val="18"/>
+                <w14:ligatures w14:val="none"/>
+              </w:rPr>
+            </w:pPr>
+            <w:proofErr w:type="spellStart"/>
+            <w:r>
+              <w:rPr>
+                <w:rFonts w:ascii="Aptos Narrow" w:eastAsia="Times New Roman" w:hAnsi="Aptos Narrow" w:cs="Segoe UI"/>
+                <w:color w:val="000000"/>
+                <w:kern w:val="0"/>
+                <w:lang w:val="de-DE"/>
+                <w14:ligatures w14:val="none"/>
+              </w:rPr>
+              <w:t>precipitation_snow</w:t>
+            </w:r>
+            <w:proofErr w:type="spellEnd"/>
+            <w:r>
+              <w:rPr>
+                <w:rFonts w:ascii="Aptos Narrow" w:eastAsia="Times New Roman" w:hAnsi="Aptos Narrow" w:cs="Segoe UI"/>
+                <w:color w:val="000000"/>
+                <w:kern w:val="0"/>
+                <w14:ligatures w14:val="none"/>
+              </w:rPr>
+              <w:t> </w:t>
+            </w:r>
+          </w:p>
+        </w:tc>
+        <w:tc>
+          <w:tcPr>
+            <w:tcW w:w="1695" w:type="dxa"/>
+            <w:tcBorders>
+              <w:top w:val="nil"/>
+              <w:left w:val="nil"/>
+              <w:bottom w:val="nil"/>
+              <w:right w:val="nil"/>
+            </w:tcBorders>
+            <w:vAlign w:val="bottom"/>
+            <w:hideMark/>
+          </w:tcPr>
+          <w:p>
+            <w:pPr>
+              <w:spacing w:after="0" w:line="240" w:lineRule="auto"/>
+              <w:textAlignment w:val="baseline"/>
+              <w:rPr>
+                <w:rFonts w:ascii="Segoe UI" w:eastAsia="Times New Roman" w:hAnsi="Segoe UI" w:cs="Segoe UI"/>
+                <w:kern w:val="0"/>
+                <w:sz w:val="18"/>
+                <w:szCs w:val="18"/>
+                <w14:ligatures w14:val="none"/>
+              </w:rPr>
+            </w:pPr>
+            <w:r>
+              <w:rPr>
+                <w:rFonts w:ascii="Aptos Narrow" w:eastAsia="Times New Roman" w:hAnsi="Aptos Narrow" w:cs="Segoe UI"/>
+                <w:color w:val="000000"/>
+                <w:kern w:val="0"/>
+                <w:lang w:val="de-DE"/>
+                <w14:ligatures w14:val="none"/>
+              </w:rPr>
+              <w:t>kg/(m^2*s)</w:t>
+            </w:r>
+            <w:r>
+              <w:rPr>
+                <w:rFonts w:ascii="Aptos Narrow" w:eastAsia="Times New Roman" w:hAnsi="Aptos Narrow" w:cs="Segoe UI"/>
+                <w:color w:val="000000"/>
+                <w:kern w:val="0"/>
+                <w14:ligatures w14:val="none"/>
+              </w:rPr>
+              <w:t> </w:t>
+            </w:r>
+          </w:p>
+        </w:tc>
+        <w:tc>
+          <w:tcPr>
+            <w:tcW w:w="1695" w:type="dxa"/>
+            <w:tcBorders>
+              <w:top w:val="nil"/>
+              <w:left w:val="nil"/>
+              <w:bottom w:val="nil"/>
+              <w:right w:val="nil"/>
+            </w:tcBorders>
+            <w:vAlign w:val="bottom"/>
+            <w:hideMark/>
+          </w:tcPr>
+          <w:p>
+            <w:pPr>
+              <w:spacing w:after="0" w:line="240" w:lineRule="auto"/>
+              <w:textAlignment w:val="baseline"/>
+              <w:rPr>
+                <w:rFonts w:ascii="Segoe UI" w:eastAsia="Times New Roman" w:hAnsi="Segoe UI" w:cs="Segoe UI"/>
+                <w:kern w:val="0"/>
+                <w:sz w:val="18"/>
+                <w:szCs w:val="18"/>
+                <w14:ligatures w14:val="none"/>
+              </w:rPr>
+            </w:pPr>
+            <w:r>
+              <w:rPr>
+                <w:rFonts w:ascii="Aptos Narrow" w:eastAsia="Times New Roman" w:hAnsi="Aptos Narrow" w:cs="Segoe UI"/>
+                <w:color w:val="000000"/>
+                <w:kern w:val="0"/>
+                <w:lang w:val="de-DE"/>
+                <w14:ligatures w14:val="none"/>
+              </w:rPr>
+              <w:t>&gt;= 0</w:t>
+            </w:r>
+            <w:r>
+              <w:rPr>
+                <w:rFonts w:ascii="Aptos Narrow" w:eastAsia="Times New Roman" w:hAnsi="Aptos Narrow" w:cs="Segoe UI"/>
+                <w:color w:val="000000"/>
+                <w:kern w:val="0"/>
+                <w14:ligatures w14:val="none"/>
+              </w:rPr>
+              <w:t> </w:t>
+            </w:r>
+          </w:p>
+        </w:tc>
+      </w:tr>
+      <w:tr>
+        <w:trPr>
+          <w:trHeight w:val="300"/>
+        </w:trPr>
+        <w:tc>
+          <w:tcPr>
+            <w:tcW w:w="0" w:type="auto"/>
+            <w:vMerge/>
+            <w:tcBorders>
+              <w:top w:val="nil"/>
+              <w:left w:val="nil"/>
+              <w:bottom w:val="single" w:sz="6" w:space="0" w:color="000000"/>
+              <w:right w:val="nil"/>
+            </w:tcBorders>
+            <w:vAlign w:val="center"/>
+            <w:hideMark/>
+          </w:tcPr>
+          <w:p>
+            <w:pPr>
+              <w:spacing w:after="0" w:line="240" w:lineRule="auto"/>
+              <w:rPr>
+                <w:rFonts w:ascii="Segoe UI" w:eastAsia="Times New Roman" w:hAnsi="Segoe UI" w:cs="Segoe UI"/>
+                <w:kern w:val="0"/>
+                <w:sz w:val="18"/>
+                <w:szCs w:val="18"/>
+                <w14:ligatures w14:val="none"/>
+              </w:rPr>
+            </w:pPr>
+          </w:p>
+        </w:tc>
+        <w:tc>
+          <w:tcPr>
+            <w:tcW w:w="3630" w:type="dxa"/>
+            <w:tcBorders>
+              <w:top w:val="nil"/>
+              <w:left w:val="nil"/>
+              <w:bottom w:val="nil"/>
+              <w:right w:val="nil"/>
+            </w:tcBorders>
+            <w:vAlign w:val="bottom"/>
+            <w:hideMark/>
+          </w:tcPr>
+          <w:p>
+            <w:pPr>
+              <w:spacing w:after="0" w:line="240" w:lineRule="auto"/>
+              <w:textAlignment w:val="baseline"/>
+              <w:rPr>
+                <w:rFonts w:ascii="Segoe UI" w:eastAsia="Times New Roman" w:hAnsi="Segoe UI" w:cs="Segoe UI"/>
+                <w:kern w:val="0"/>
+                <w:sz w:val="18"/>
+                <w:szCs w:val="18"/>
+                <w14:ligatures w14:val="none"/>
+              </w:rPr>
+            </w:pPr>
+            <w:proofErr w:type="spellStart"/>
+            <w:r>
+              <w:rPr>
+                <w:rFonts w:ascii="Aptos Narrow" w:eastAsia="Times New Roman" w:hAnsi="Aptos Narrow" w:cs="Segoe UI"/>
+                <w:color w:val="000000"/>
+                <w:kern w:val="0"/>
+                <w:lang w:val="de-DE"/>
+                <w14:ligatures w14:val="none"/>
+              </w:rPr>
+              <w:t>precipitation_rain</w:t>
+            </w:r>
+            <w:proofErr w:type="spellEnd"/>
+            <w:r>
+              <w:rPr>
+                <w:rFonts w:ascii="Aptos Narrow" w:eastAsia="Times New Roman" w:hAnsi="Aptos Narrow" w:cs="Segoe UI"/>
+                <w:color w:val="000000"/>
+                <w:kern w:val="0"/>
+                <w14:ligatures w14:val="none"/>
+              </w:rPr>
+              <w:t> </w:t>
+            </w:r>
+          </w:p>
+        </w:tc>
+        <w:tc>
+          <w:tcPr>
+            <w:tcW w:w="1695" w:type="dxa"/>
+            <w:tcBorders>
+              <w:top w:val="nil"/>
+              <w:left w:val="nil"/>
+              <w:bottom w:val="nil"/>
+              <w:right w:val="nil"/>
+            </w:tcBorders>
+            <w:vAlign w:val="bottom"/>
+            <w:hideMark/>
+          </w:tcPr>
+          <w:p>
+            <w:pPr>
+              <w:spacing w:after="0" w:line="240" w:lineRule="auto"/>
+              <w:textAlignment w:val="baseline"/>
+              <w:rPr>
+                <w:rFonts w:ascii="Segoe UI" w:eastAsia="Times New Roman" w:hAnsi="Segoe UI" w:cs="Segoe UI"/>
+                <w:kern w:val="0"/>
+                <w:sz w:val="18"/>
+                <w:szCs w:val="18"/>
+                <w14:ligatures w14:val="none"/>
+              </w:rPr>
+            </w:pPr>
+            <w:r>
+              <w:rPr>
+                <w:rFonts w:ascii="Aptos Narrow" w:eastAsia="Times New Roman" w:hAnsi="Aptos Narrow" w:cs="Segoe UI"/>
+                <w:color w:val="000000"/>
+                <w:kern w:val="0"/>
+                <w:lang w:val="de-DE"/>
+                <w14:ligatures w14:val="none"/>
+              </w:rPr>
+              <w:t>kg/(m^2*s)</w:t>
+            </w:r>
+            <w:r>
+              <w:rPr>
+                <w:rFonts w:ascii="Aptos Narrow" w:eastAsia="Times New Roman" w:hAnsi="Aptos Narrow" w:cs="Segoe UI"/>
+                <w:color w:val="000000"/>
+                <w:kern w:val="0"/>
+                <w14:ligatures w14:val="none"/>
+              </w:rPr>
+              <w:t> </w:t>
+            </w:r>
+          </w:p>
+        </w:tc>
+        <w:tc>
+          <w:tcPr>
+            <w:tcW w:w="1695" w:type="dxa"/>
+            <w:tcBorders>
+              <w:top w:val="nil"/>
+              <w:left w:val="nil"/>
+              <w:bottom w:val="nil"/>
+              <w:right w:val="nil"/>
+            </w:tcBorders>
+            <w:vAlign w:val="bottom"/>
+            <w:hideMark/>
+          </w:tcPr>
+          <w:p>
+            <w:pPr>
+              <w:spacing w:after="0" w:line="240" w:lineRule="auto"/>
+              <w:textAlignment w:val="baseline"/>
+              <w:rPr>
+                <w:rFonts w:ascii="Segoe UI" w:eastAsia="Times New Roman" w:hAnsi="Segoe UI" w:cs="Segoe UI"/>
+                <w:kern w:val="0"/>
+                <w:sz w:val="18"/>
+                <w:szCs w:val="18"/>
+                <w14:ligatures w14:val="none"/>
+              </w:rPr>
+            </w:pPr>
+            <w:r>
+              <w:rPr>
+                <w:rFonts w:ascii="Aptos Narrow" w:eastAsia="Times New Roman" w:hAnsi="Aptos Narrow" w:cs="Segoe UI"/>
+                <w:color w:val="000000"/>
+                <w:kern w:val="0"/>
+                <w:lang w:val="de-DE"/>
+                <w14:ligatures w14:val="none"/>
+              </w:rPr>
+              <w:t>&gt;= 0</w:t>
+            </w:r>
+            <w:r>
+              <w:rPr>
+                <w:rFonts w:ascii="Aptos Narrow" w:eastAsia="Times New Roman" w:hAnsi="Aptos Narrow" w:cs="Segoe UI"/>
+                <w:color w:val="000000"/>
+                <w:kern w:val="0"/>
+                <w14:ligatures w14:val="none"/>
+              </w:rPr>
+              <w:t> </w:t>
+            </w:r>
+          </w:p>
+        </w:tc>
+      </w:tr>
+      <w:tr>
+        <w:trPr>
+          <w:trHeight w:val="300"/>
+        </w:trPr>
+        <w:tc>
+          <w:tcPr>
+            <w:tcW w:w="0" w:type="auto"/>
+            <w:vMerge/>
+            <w:tcBorders>
+              <w:top w:val="nil"/>
+              <w:left w:val="nil"/>
+              <w:bottom w:val="single" w:sz="6" w:space="0" w:color="000000"/>
+              <w:right w:val="nil"/>
+            </w:tcBorders>
+            <w:vAlign w:val="center"/>
+            <w:hideMark/>
+          </w:tcPr>
+          <w:p>
+            <w:pPr>
+              <w:spacing w:after="0" w:line="240" w:lineRule="auto"/>
+              <w:rPr>
+                <w:rFonts w:ascii="Segoe UI" w:eastAsia="Times New Roman" w:hAnsi="Segoe UI" w:cs="Segoe UI"/>
+                <w:kern w:val="0"/>
+                <w:sz w:val="18"/>
+                <w:szCs w:val="18"/>
+                <w14:ligatures w14:val="none"/>
+              </w:rPr>
+            </w:pPr>
+          </w:p>
+        </w:tc>
+        <w:tc>
+          <w:tcPr>
+            <w:tcW w:w="3630" w:type="dxa"/>
+            <w:tcBorders>
+              <w:top w:val="nil"/>
+              <w:left w:val="nil"/>
+              <w:bottom w:val="nil"/>
+              <w:right w:val="nil"/>
+            </w:tcBorders>
+            <w:vAlign w:val="bottom"/>
+            <w:hideMark/>
+          </w:tcPr>
+          <w:p>
+            <w:pPr>
+              <w:spacing w:after="0" w:line="240" w:lineRule="auto"/>
+              <w:textAlignment w:val="baseline"/>
+              <w:rPr>
+                <w:rFonts w:ascii="Segoe UI" w:eastAsia="Times New Roman" w:hAnsi="Segoe UI" w:cs="Segoe UI"/>
+                <w:kern w:val="0"/>
+                <w:sz w:val="18"/>
+                <w:szCs w:val="18"/>
+                <w14:ligatures w14:val="none"/>
+              </w:rPr>
+            </w:pPr>
+            <w:proofErr w:type="spellStart"/>
+            <w:r>
+              <w:rPr>
+                <w:rFonts w:ascii="Aptos Narrow" w:eastAsia="Times New Roman" w:hAnsi="Aptos Narrow" w:cs="Segoe UI"/>
+                <w:color w:val="000000"/>
+                <w:kern w:val="0"/>
+                <w:lang w:val="de-DE"/>
+                <w14:ligatures w14:val="none"/>
+              </w:rPr>
+              <w:t>precipitation_graupel</w:t>
+            </w:r>
+            <w:proofErr w:type="spellEnd"/>
+            <w:r>
+              <w:rPr>
+                <w:rFonts w:ascii="Aptos Narrow" w:eastAsia="Times New Roman" w:hAnsi="Aptos Narrow" w:cs="Segoe UI"/>
+                <w:color w:val="000000"/>
+                <w:kern w:val="0"/>
+                <w14:ligatures w14:val="none"/>
+              </w:rPr>
+              <w:t> </w:t>
+            </w:r>
+          </w:p>
+        </w:tc>
+        <w:tc>
+          <w:tcPr>
+            <w:tcW w:w="1695" w:type="dxa"/>
+            <w:tcBorders>
+              <w:top w:val="nil"/>
+              <w:left w:val="nil"/>
+              <w:bottom w:val="nil"/>
+              <w:right w:val="nil"/>
+            </w:tcBorders>
+            <w:vAlign w:val="bottom"/>
+            <w:hideMark/>
+          </w:tcPr>
+          <w:p>
+            <w:pPr>
+              <w:spacing w:after="0" w:line="240" w:lineRule="auto"/>
+              <w:textAlignment w:val="baseline"/>
+              <w:rPr>
+                <w:rFonts w:ascii="Segoe UI" w:eastAsia="Times New Roman" w:hAnsi="Segoe UI" w:cs="Segoe UI"/>
+                <w:kern w:val="0"/>
+                <w:sz w:val="18"/>
+                <w:szCs w:val="18"/>
+                <w14:ligatures w14:val="none"/>
+              </w:rPr>
+            </w:pPr>
+            <w:r>
+              <w:rPr>
+                <w:rFonts w:ascii="Aptos Narrow" w:eastAsia="Times New Roman" w:hAnsi="Aptos Narrow" w:cs="Segoe UI"/>
+                <w:color w:val="000000"/>
+                <w:kern w:val="0"/>
+                <w:lang w:val="de-DE"/>
+                <w14:ligatures w14:val="none"/>
+              </w:rPr>
+              <w:t>kg/(m^2*s)</w:t>
+            </w:r>
+            <w:r>
+              <w:rPr>
+                <w:rFonts w:ascii="Aptos Narrow" w:eastAsia="Times New Roman" w:hAnsi="Aptos Narrow" w:cs="Segoe UI"/>
+                <w:color w:val="000000"/>
+                <w:kern w:val="0"/>
+                <w14:ligatures w14:val="none"/>
+              </w:rPr>
+              <w:t> </w:t>
+            </w:r>
+          </w:p>
+        </w:tc>
+        <w:tc>
+          <w:tcPr>
+            <w:tcW w:w="1695" w:type="dxa"/>
+            <w:tcBorders>
+              <w:top w:val="nil"/>
+              <w:left w:val="nil"/>
+              <w:bottom w:val="nil"/>
+              <w:right w:val="nil"/>
+            </w:tcBorders>
+            <w:vAlign w:val="bottom"/>
+            <w:hideMark/>
+          </w:tcPr>
+          <w:p>
+            <w:pPr>
+              <w:spacing w:after="0" w:line="240" w:lineRule="auto"/>
+              <w:textAlignment w:val="baseline"/>
+              <w:rPr>
+                <w:rFonts w:ascii="Segoe UI" w:eastAsia="Times New Roman" w:hAnsi="Segoe UI" w:cs="Segoe UI"/>
+                <w:kern w:val="0"/>
+                <w:sz w:val="18"/>
+                <w:szCs w:val="18"/>
+                <w14:ligatures w14:val="none"/>
+              </w:rPr>
+            </w:pPr>
+            <w:r>
+              <w:rPr>
+                <w:rFonts w:ascii="Aptos Narrow" w:eastAsia="Times New Roman" w:hAnsi="Aptos Narrow" w:cs="Segoe UI"/>
+                <w:color w:val="000000"/>
+                <w:kern w:val="0"/>
+                <w:lang w:val="de-DE"/>
+                <w14:ligatures w14:val="none"/>
+              </w:rPr>
+              <w:t>&gt;= 0</w:t>
+            </w:r>
+            <w:r>
+              <w:rPr>
+                <w:rFonts w:ascii="Aptos Narrow" w:eastAsia="Times New Roman" w:hAnsi="Aptos Narrow" w:cs="Segoe UI"/>
+                <w:color w:val="000000"/>
+                <w:kern w:val="0"/>
+                <w14:ligatures w14:val="none"/>
+              </w:rPr>
+              <w:t> </w:t>
+            </w:r>
+          </w:p>
+        </w:tc>
+      </w:tr>
+      <w:tr>
+        <w:trPr>
+          <w:trHeight w:val="300"/>
+        </w:trPr>
+        <w:tc>
+          <w:tcPr>
+            <w:tcW w:w="0" w:type="auto"/>
+            <w:vMerge/>
+            <w:tcBorders>
+              <w:top w:val="nil"/>
+              <w:left w:val="nil"/>
+              <w:bottom w:val="single" w:sz="6" w:space="0" w:color="000000"/>
+              <w:right w:val="nil"/>
+            </w:tcBorders>
+            <w:vAlign w:val="center"/>
+            <w:hideMark/>
+          </w:tcPr>
+          <w:p>
+            <w:pPr>
+              <w:spacing w:after="0" w:line="240" w:lineRule="auto"/>
+              <w:rPr>
+                <w:rFonts w:ascii="Segoe UI" w:eastAsia="Times New Roman" w:hAnsi="Segoe UI" w:cs="Segoe UI"/>
+                <w:kern w:val="0"/>
+                <w:sz w:val="18"/>
+                <w:szCs w:val="18"/>
+                <w14:ligatures w14:val="none"/>
+              </w:rPr>
+            </w:pPr>
+          </w:p>
+        </w:tc>
+        <w:tc>
+          <w:tcPr>
+            <w:tcW w:w="3630" w:type="dxa"/>
+            <w:tcBorders>
+              <w:top w:val="nil"/>
+              <w:left w:val="nil"/>
+              <w:bottom w:val="nil"/>
+              <w:right w:val="nil"/>
+            </w:tcBorders>
+            <w:vAlign w:val="bottom"/>
+            <w:hideMark/>
+          </w:tcPr>
+          <w:p>
+            <w:pPr>
+              <w:spacing w:after="0" w:line="240" w:lineRule="auto"/>
+              <w:textAlignment w:val="baseline"/>
+              <w:rPr>
+                <w:rFonts w:ascii="Segoe UI" w:eastAsia="Times New Roman" w:hAnsi="Segoe UI" w:cs="Segoe UI"/>
+                <w:kern w:val="0"/>
+                <w:sz w:val="18"/>
+                <w:szCs w:val="18"/>
+                <w14:ligatures w14:val="none"/>
+              </w:rPr>
+            </w:pPr>
+            <w:proofErr w:type="spellStart"/>
+            <w:r>
+              <w:rPr>
+                <w:rFonts w:ascii="Aptos Narrow" w:eastAsia="Times New Roman" w:hAnsi="Aptos Narrow" w:cs="Segoe UI"/>
+                <w:color w:val="000000"/>
+                <w:kern w:val="0"/>
+                <w:lang w:val="de-DE"/>
+                <w14:ligatures w14:val="none"/>
+              </w:rPr>
+              <w:t>snow_depth</w:t>
+            </w:r>
+            <w:proofErr w:type="spellEnd"/>
+            <w:r>
+              <w:rPr>
+                <w:rFonts w:ascii="Aptos Narrow" w:eastAsia="Times New Roman" w:hAnsi="Aptos Narrow" w:cs="Segoe UI"/>
+                <w:color w:val="000000"/>
+                <w:kern w:val="0"/>
+                <w14:ligatures w14:val="none"/>
+              </w:rPr>
+              <w:t> </w:t>
+            </w:r>
+          </w:p>
+        </w:tc>
+        <w:tc>
+          <w:tcPr>
+            <w:tcW w:w="1695" w:type="dxa"/>
+            <w:tcBorders>
+              <w:top w:val="nil"/>
+              <w:left w:val="nil"/>
+              <w:bottom w:val="nil"/>
+              <w:right w:val="nil"/>
+            </w:tcBorders>
+            <w:vAlign w:val="bottom"/>
+            <w:hideMark/>
+          </w:tcPr>
+          <w:p>
+            <w:pPr>
+              <w:spacing w:after="0" w:line="240" w:lineRule="auto"/>
+              <w:textAlignment w:val="baseline"/>
+              <w:rPr>
+                <w:rFonts w:ascii="Segoe UI" w:eastAsia="Times New Roman" w:hAnsi="Segoe UI" w:cs="Segoe UI"/>
+                <w:kern w:val="0"/>
+                <w:sz w:val="18"/>
+                <w:szCs w:val="18"/>
+                <w14:ligatures w14:val="none"/>
+              </w:rPr>
+            </w:pPr>
+            <w:r>
+              <w:rPr>
+                <w:rFonts w:ascii="Aptos Narrow" w:eastAsia="Times New Roman" w:hAnsi="Aptos Narrow" w:cs="Segoe UI"/>
+                <w:color w:val="000000"/>
+                <w:kern w:val="0"/>
+                <w:lang w:val="de-DE"/>
+                <w14:ligatures w14:val="none"/>
+              </w:rPr>
+              <w:t>m</w:t>
+            </w:r>
+            <w:r>
+              <w:rPr>
+                <w:rFonts w:ascii="Aptos Narrow" w:eastAsia="Times New Roman" w:hAnsi="Aptos Narrow" w:cs="Segoe UI"/>
+                <w:color w:val="000000"/>
+                <w:kern w:val="0"/>
+                <w14:ligatures w14:val="none"/>
+              </w:rPr>
+              <w:t> </w:t>
+            </w:r>
+          </w:p>
+        </w:tc>
+        <w:tc>
+          <w:tcPr>
+            <w:tcW w:w="1695" w:type="dxa"/>
+            <w:tcBorders>
+              <w:top w:val="nil"/>
+              <w:left w:val="nil"/>
+              <w:bottom w:val="nil"/>
+              <w:right w:val="nil"/>
+            </w:tcBorders>
+            <w:vAlign w:val="bottom"/>
+            <w:hideMark/>
+          </w:tcPr>
+          <w:p>
+            <w:pPr>
+              <w:spacing w:after="0" w:line="240" w:lineRule="auto"/>
+              <w:textAlignment w:val="baseline"/>
+              <w:rPr>
+                <w:rFonts w:ascii="Segoe UI" w:eastAsia="Times New Roman" w:hAnsi="Segoe UI" w:cs="Segoe UI"/>
+                <w:kern w:val="0"/>
+                <w:sz w:val="18"/>
+                <w:szCs w:val="18"/>
+                <w14:ligatures w14:val="none"/>
+              </w:rPr>
+            </w:pPr>
+            <w:r>
+              <w:rPr>
+                <w:rFonts w:ascii="Aptos Narrow" w:eastAsia="Times New Roman" w:hAnsi="Aptos Narrow" w:cs="Segoe UI"/>
+                <w:color w:val="000000"/>
+                <w:kern w:val="0"/>
+                <w:lang w:val="de-DE"/>
+                <w14:ligatures w14:val="none"/>
+              </w:rPr>
+              <w:t>&gt;= 0</w:t>
+            </w:r>
+            <w:r>
+              <w:rPr>
+                <w:rFonts w:ascii="Aptos Narrow" w:eastAsia="Times New Roman" w:hAnsi="Aptos Narrow" w:cs="Segoe UI"/>
+                <w:color w:val="000000"/>
+                <w:kern w:val="0"/>
+                <w14:ligatures w14:val="none"/>
+              </w:rPr>
+              <w:t> </w:t>
+            </w:r>
+          </w:p>
+        </w:tc>
+      </w:tr>
+      <w:tr>
+        <w:trPr>
+          <w:trHeight w:val="300"/>
+        </w:trPr>
+        <w:tc>
+          <w:tcPr>
+            <w:tcW w:w="0" w:type="auto"/>
+            <w:vMerge/>
+            <w:tcBorders>
+              <w:top w:val="nil"/>
+              <w:left w:val="nil"/>
+              <w:bottom w:val="single" w:sz="6" w:space="0" w:color="000000"/>
+              <w:right w:val="nil"/>
+            </w:tcBorders>
+            <w:vAlign w:val="center"/>
+            <w:hideMark/>
+          </w:tcPr>
+          <w:p>
+            <w:pPr>
+              <w:spacing w:after="0" w:line="240" w:lineRule="auto"/>
+              <w:rPr>
+                <w:rFonts w:ascii="Segoe UI" w:eastAsia="Times New Roman" w:hAnsi="Segoe UI" w:cs="Segoe UI"/>
+                <w:kern w:val="0"/>
+                <w:sz w:val="18"/>
+                <w:szCs w:val="18"/>
+                <w14:ligatures w14:val="none"/>
+              </w:rPr>
+            </w:pPr>
+          </w:p>
+        </w:tc>
+        <w:tc>
+          <w:tcPr>
+            <w:tcW w:w="3630" w:type="dxa"/>
+            <w:tcBorders>
+              <w:top w:val="nil"/>
+              <w:left w:val="nil"/>
+              <w:bottom w:val="nil"/>
+              <w:right w:val="nil"/>
+            </w:tcBorders>
+            <w:vAlign w:val="bottom"/>
+            <w:hideMark/>
+          </w:tcPr>
+          <w:p>
+            <w:pPr>
+              <w:spacing w:after="0" w:line="240" w:lineRule="auto"/>
+              <w:textAlignment w:val="baseline"/>
+              <w:rPr>
+                <w:rFonts w:ascii="Segoe UI" w:eastAsia="Times New Roman" w:hAnsi="Segoe UI" w:cs="Segoe UI"/>
+                <w:kern w:val="0"/>
+                <w:sz w:val="18"/>
+                <w:szCs w:val="18"/>
+                <w14:ligatures w14:val="none"/>
+              </w:rPr>
+            </w:pPr>
+            <w:proofErr w:type="spellStart"/>
+            <w:r>
+              <w:rPr>
+                <w:rFonts w:ascii="Aptos Narrow" w:eastAsia="Times New Roman" w:hAnsi="Aptos Narrow" w:cs="Segoe UI"/>
+                <w:color w:val="000000"/>
+                <w:kern w:val="0"/>
+                <w:lang w:val="de-DE"/>
+                <w14:ligatures w14:val="none"/>
+              </w:rPr>
+              <w:t>wind_speed</w:t>
+            </w:r>
+            <w:proofErr w:type="spellEnd"/>
+            <w:r>
+              <w:rPr>
+                <w:rFonts w:ascii="Aptos Narrow" w:eastAsia="Times New Roman" w:hAnsi="Aptos Narrow" w:cs="Segoe UI"/>
+                <w:color w:val="000000"/>
+                <w:kern w:val="0"/>
+                <w14:ligatures w14:val="none"/>
+              </w:rPr>
+              <w:t> </w:t>
+            </w:r>
+          </w:p>
+        </w:tc>
+        <w:tc>
+          <w:tcPr>
+            <w:tcW w:w="1695" w:type="dxa"/>
+            <w:tcBorders>
+              <w:top w:val="nil"/>
+              <w:left w:val="nil"/>
+              <w:bottom w:val="nil"/>
+              <w:right w:val="nil"/>
+            </w:tcBorders>
+            <w:vAlign w:val="bottom"/>
+            <w:hideMark/>
+          </w:tcPr>
+          <w:p>
+            <w:pPr>
+              <w:spacing w:after="0" w:line="240" w:lineRule="auto"/>
+              <w:textAlignment w:val="baseline"/>
+              <w:rPr>
+                <w:rFonts w:ascii="Segoe UI" w:eastAsia="Times New Roman" w:hAnsi="Segoe UI" w:cs="Segoe UI"/>
+                <w:kern w:val="0"/>
+                <w:sz w:val="18"/>
+                <w:szCs w:val="18"/>
+                <w14:ligatures w14:val="none"/>
+              </w:rPr>
+            </w:pPr>
+            <w:r>
+              <w:rPr>
+                <w:rFonts w:ascii="Aptos Narrow" w:eastAsia="Times New Roman" w:hAnsi="Aptos Narrow" w:cs="Segoe UI"/>
+                <w:color w:val="000000"/>
+                <w:kern w:val="0"/>
+                <w:lang w:val="de-DE"/>
+                <w14:ligatures w14:val="none"/>
+              </w:rPr>
+              <w:t>m/s</w:t>
+            </w:r>
+            <w:r>
+              <w:rPr>
+                <w:rFonts w:ascii="Aptos Narrow" w:eastAsia="Times New Roman" w:hAnsi="Aptos Narrow" w:cs="Segoe UI"/>
+                <w:color w:val="000000"/>
+                <w:kern w:val="0"/>
+                <w14:ligatures w14:val="none"/>
+              </w:rPr>
+              <w:t> </w:t>
+            </w:r>
+          </w:p>
+        </w:tc>
+        <w:tc>
+          <w:tcPr>
+            <w:tcW w:w="1695" w:type="dxa"/>
+            <w:tcBorders>
+              <w:top w:val="nil"/>
+              <w:left w:val="nil"/>
+              <w:bottom w:val="nil"/>
+              <w:right w:val="nil"/>
+            </w:tcBorders>
+            <w:vAlign w:val="bottom"/>
+            <w:hideMark/>
+          </w:tcPr>
+          <w:p>
+            <w:pPr>
+              <w:spacing w:after="0" w:line="240" w:lineRule="auto"/>
+              <w:textAlignment w:val="baseline"/>
+              <w:rPr>
+                <w:rFonts w:ascii="Segoe UI" w:eastAsia="Times New Roman" w:hAnsi="Segoe UI" w:cs="Segoe UI"/>
+                <w:kern w:val="0"/>
+                <w:sz w:val="18"/>
+                <w:szCs w:val="18"/>
+                <w14:ligatures w14:val="none"/>
+              </w:rPr>
+            </w:pPr>
+            <w:r>
+              <w:rPr>
+                <w:rFonts w:ascii="Aptos Narrow" w:eastAsia="Times New Roman" w:hAnsi="Aptos Narrow" w:cs="Segoe UI"/>
+                <w:color w:val="000000"/>
+                <w:kern w:val="0"/>
+                <w:lang w:val="de-DE"/>
+                <w14:ligatures w14:val="none"/>
+              </w:rPr>
+              <w:t>&gt;= 0</w:t>
+            </w:r>
+            <w:r>
+              <w:rPr>
+                <w:rFonts w:ascii="Aptos Narrow" w:eastAsia="Times New Roman" w:hAnsi="Aptos Narrow" w:cs="Segoe UI"/>
+                <w:color w:val="000000"/>
+                <w:kern w:val="0"/>
+                <w14:ligatures w14:val="none"/>
+              </w:rPr>
+              <w:t> </w:t>
+            </w:r>
+          </w:p>
+        </w:tc>
+      </w:tr>
+      <w:tr>
+        <w:trPr>
+          <w:trHeight w:val="300"/>
+        </w:trPr>
+        <w:tc>
+          <w:tcPr>
+            <w:tcW w:w="0" w:type="auto"/>
+            <w:vMerge/>
+            <w:tcBorders>
+              <w:top w:val="nil"/>
+              <w:left w:val="nil"/>
+              <w:bottom w:val="single" w:sz="6" w:space="0" w:color="000000"/>
+              <w:right w:val="nil"/>
+            </w:tcBorders>
+            <w:vAlign w:val="center"/>
+            <w:hideMark/>
+          </w:tcPr>
+          <w:p>
+            <w:pPr>
+              <w:spacing w:after="0" w:line="240" w:lineRule="auto"/>
+              <w:rPr>
+                <w:rFonts w:ascii="Segoe UI" w:eastAsia="Times New Roman" w:hAnsi="Segoe UI" w:cs="Segoe UI"/>
+                <w:kern w:val="0"/>
+                <w:sz w:val="18"/>
+                <w:szCs w:val="18"/>
+                <w14:ligatures w14:val="none"/>
+              </w:rPr>
+            </w:pPr>
+          </w:p>
+        </w:tc>
+        <w:tc>
+          <w:tcPr>
+            <w:tcW w:w="3630" w:type="dxa"/>
+            <w:tcBorders>
+              <w:top w:val="nil"/>
+              <w:left w:val="nil"/>
+              <w:bottom w:val="nil"/>
+              <w:right w:val="nil"/>
+            </w:tcBorders>
+            <w:vAlign w:val="bottom"/>
+            <w:hideMark/>
+          </w:tcPr>
+          <w:p>
+            <w:pPr>
+              <w:spacing w:after="0" w:line="240" w:lineRule="auto"/>
+              <w:textAlignment w:val="baseline"/>
+              <w:rPr>
+                <w:rFonts w:ascii="Segoe UI" w:eastAsia="Times New Roman" w:hAnsi="Segoe UI" w:cs="Segoe UI"/>
+                <w:kern w:val="0"/>
+                <w:sz w:val="18"/>
+                <w:szCs w:val="18"/>
+                <w14:ligatures w14:val="none"/>
+              </w:rPr>
+            </w:pPr>
+            <w:proofErr w:type="spellStart"/>
+            <w:r>
+              <w:rPr>
+                <w:rFonts w:ascii="Aptos Narrow" w:eastAsia="Times New Roman" w:hAnsi="Aptos Narrow" w:cs="Segoe UI"/>
+                <w:color w:val="000000"/>
+                <w:kern w:val="0"/>
+                <w:lang w:val="de-DE"/>
+                <w14:ligatures w14:val="none"/>
+              </w:rPr>
+              <w:t>zonal_wind_speed</w:t>
+            </w:r>
+            <w:proofErr w:type="spellEnd"/>
+            <w:r>
+              <w:rPr>
+                <w:rFonts w:ascii="Aptos Narrow" w:eastAsia="Times New Roman" w:hAnsi="Aptos Narrow" w:cs="Segoe UI"/>
+                <w:color w:val="000000"/>
+                <w:kern w:val="0"/>
+                <w14:ligatures w14:val="none"/>
+              </w:rPr>
+              <w:t> </w:t>
+            </w:r>
+          </w:p>
+        </w:tc>
+        <w:tc>
+          <w:tcPr>
+            <w:tcW w:w="1695" w:type="dxa"/>
+            <w:tcBorders>
+              <w:top w:val="nil"/>
+              <w:left w:val="nil"/>
+              <w:bottom w:val="nil"/>
+              <w:right w:val="nil"/>
+            </w:tcBorders>
+            <w:vAlign w:val="bottom"/>
+            <w:hideMark/>
+          </w:tcPr>
+          <w:p>
+            <w:pPr>
+              <w:spacing w:after="0" w:line="240" w:lineRule="auto"/>
+              <w:textAlignment w:val="baseline"/>
+              <w:rPr>
+                <w:rFonts w:ascii="Segoe UI" w:eastAsia="Times New Roman" w:hAnsi="Segoe UI" w:cs="Segoe UI"/>
+                <w:kern w:val="0"/>
+                <w:sz w:val="18"/>
+                <w:szCs w:val="18"/>
+                <w14:ligatures w14:val="none"/>
+              </w:rPr>
+            </w:pPr>
+            <w:r>
+              <w:rPr>
+                <w:rFonts w:ascii="Aptos Narrow" w:eastAsia="Times New Roman" w:hAnsi="Aptos Narrow" w:cs="Segoe UI"/>
+                <w:color w:val="000000"/>
+                <w:kern w:val="0"/>
+                <w:lang w:val="de-DE"/>
+                <w14:ligatures w14:val="none"/>
+              </w:rPr>
+              <w:t>m/s</w:t>
+            </w:r>
+            <w:r>
+              <w:rPr>
+                <w:rFonts w:ascii="Aptos Narrow" w:eastAsia="Times New Roman" w:hAnsi="Aptos Narrow" w:cs="Segoe UI"/>
+                <w:color w:val="000000"/>
+                <w:kern w:val="0"/>
+                <w14:ligatures w14:val="none"/>
+              </w:rPr>
+              <w:t> </w:t>
+            </w:r>
+          </w:p>
+        </w:tc>
+        <w:tc>
+          <w:tcPr>
+            <w:tcW w:w="1695" w:type="dxa"/>
+            <w:tcBorders>
+              <w:top w:val="nil"/>
+              <w:left w:val="nil"/>
+              <w:bottom w:val="nil"/>
+              <w:right w:val="nil"/>
+            </w:tcBorders>
+            <w:vAlign w:val="bottom"/>
+            <w:hideMark/>
+          </w:tcPr>
+          <w:p>
+            <w:pPr>
+              <w:spacing w:after="0" w:line="240" w:lineRule="auto"/>
+              <w:textAlignment w:val="baseline"/>
+              <w:rPr>
+                <w:rFonts w:ascii="Segoe UI" w:eastAsia="Times New Roman" w:hAnsi="Segoe UI" w:cs="Segoe UI"/>
+                <w:kern w:val="0"/>
+                <w:sz w:val="18"/>
+                <w:szCs w:val="18"/>
+                <w14:ligatures w14:val="none"/>
+              </w:rPr>
+            </w:pPr>
+            <w:r>
+              <w:rPr>
+                <w:rFonts w:ascii="Aptos Narrow" w:eastAsia="Times New Roman" w:hAnsi="Aptos Narrow" w:cs="Segoe UI"/>
+                <w:color w:val="000000"/>
+                <w:kern w:val="0"/>
+                <w:lang w:val="de-DE"/>
+                <w14:ligatures w14:val="none"/>
+              </w:rPr>
+              <w:t>-</w:t>
+            </w:r>
+            <w:r>
+              <w:rPr>
+                <w:rFonts w:ascii="Aptos Narrow" w:eastAsia="Times New Roman" w:hAnsi="Aptos Narrow" w:cs="Segoe UI"/>
+                <w:color w:val="000000"/>
+                <w:kern w:val="0"/>
+                <w14:ligatures w14:val="none"/>
+              </w:rPr>
+              <w:t> </w:t>
+            </w:r>
+          </w:p>
+        </w:tc>
+      </w:tr>
+      <w:tr>
+        <w:trPr>
+          <w:trHeight w:val="300"/>
+        </w:trPr>
+        <w:tc>
+          <w:tcPr>
+            <w:tcW w:w="0" w:type="auto"/>
+            <w:vMerge/>
+            <w:tcBorders>
+              <w:top w:val="nil"/>
+              <w:left w:val="nil"/>
+              <w:bottom w:val="single" w:sz="6" w:space="0" w:color="000000"/>
+              <w:right w:val="nil"/>
+            </w:tcBorders>
+            <w:vAlign w:val="center"/>
+            <w:hideMark/>
+          </w:tcPr>
+          <w:p>
+            <w:pPr>
+              <w:spacing w:after="0" w:line="240" w:lineRule="auto"/>
+              <w:rPr>
+                <w:rFonts w:ascii="Segoe UI" w:eastAsia="Times New Roman" w:hAnsi="Segoe UI" w:cs="Segoe UI"/>
+                <w:kern w:val="0"/>
+                <w:sz w:val="18"/>
+                <w:szCs w:val="18"/>
+                <w14:ligatures w14:val="none"/>
+              </w:rPr>
+            </w:pPr>
+          </w:p>
+        </w:tc>
+        <w:tc>
+          <w:tcPr>
+            <w:tcW w:w="3630" w:type="dxa"/>
+            <w:tcBorders>
+              <w:top w:val="nil"/>
+              <w:left w:val="nil"/>
+              <w:bottom w:val="nil"/>
+              <w:right w:val="nil"/>
+            </w:tcBorders>
+            <w:vAlign w:val="bottom"/>
+            <w:hideMark/>
+          </w:tcPr>
+          <w:p>
+            <w:pPr>
+              <w:spacing w:after="0" w:line="240" w:lineRule="auto"/>
+              <w:textAlignment w:val="baseline"/>
+              <w:rPr>
+                <w:rFonts w:ascii="Segoe UI" w:eastAsia="Times New Roman" w:hAnsi="Segoe UI" w:cs="Segoe UI"/>
+                <w:kern w:val="0"/>
+                <w:sz w:val="18"/>
+                <w:szCs w:val="18"/>
+                <w14:ligatures w14:val="none"/>
+              </w:rPr>
+            </w:pPr>
+            <w:proofErr w:type="spellStart"/>
+            <w:r>
+              <w:rPr>
+                <w:rFonts w:ascii="Aptos Narrow" w:eastAsia="Times New Roman" w:hAnsi="Aptos Narrow" w:cs="Segoe UI"/>
+                <w:color w:val="000000"/>
+                <w:kern w:val="0"/>
+                <w:lang w:val="de-DE"/>
+                <w14:ligatures w14:val="none"/>
+              </w:rPr>
+              <w:t>meridional_wind_speed</w:t>
+            </w:r>
+            <w:proofErr w:type="spellEnd"/>
+            <w:r>
+              <w:rPr>
+                <w:rFonts w:ascii="Aptos Narrow" w:eastAsia="Times New Roman" w:hAnsi="Aptos Narrow" w:cs="Segoe UI"/>
+                <w:color w:val="000000"/>
+                <w:kern w:val="0"/>
+                <w14:ligatures w14:val="none"/>
+              </w:rPr>
+              <w:t> </w:t>
+            </w:r>
+          </w:p>
+        </w:tc>
+        <w:tc>
+          <w:tcPr>
+            <w:tcW w:w="1695" w:type="dxa"/>
+            <w:tcBorders>
+              <w:top w:val="nil"/>
+              <w:left w:val="nil"/>
+              <w:bottom w:val="nil"/>
+              <w:right w:val="nil"/>
+            </w:tcBorders>
+            <w:vAlign w:val="bottom"/>
+            <w:hideMark/>
+          </w:tcPr>
+          <w:p>
+            <w:pPr>
+              <w:spacing w:after="0" w:line="240" w:lineRule="auto"/>
+              <w:textAlignment w:val="baseline"/>
+              <w:rPr>
+                <w:rFonts w:ascii="Segoe UI" w:eastAsia="Times New Roman" w:hAnsi="Segoe UI" w:cs="Segoe UI"/>
+                <w:kern w:val="0"/>
+                <w:sz w:val="18"/>
+                <w:szCs w:val="18"/>
+                <w14:ligatures w14:val="none"/>
+              </w:rPr>
+            </w:pPr>
+            <w:r>
+              <w:rPr>
+                <w:rFonts w:ascii="Aptos Narrow" w:eastAsia="Times New Roman" w:hAnsi="Aptos Narrow" w:cs="Segoe UI"/>
+                <w:color w:val="000000"/>
+                <w:kern w:val="0"/>
+                <w:lang w:val="de-DE"/>
+                <w14:ligatures w14:val="none"/>
+              </w:rPr>
+              <w:t>m/s</w:t>
+            </w:r>
+            <w:r>
+              <w:rPr>
+                <w:rFonts w:ascii="Aptos Narrow" w:eastAsia="Times New Roman" w:hAnsi="Aptos Narrow" w:cs="Segoe UI"/>
+                <w:color w:val="000000"/>
+                <w:kern w:val="0"/>
+                <w14:ligatures w14:val="none"/>
+              </w:rPr>
+              <w:t> </w:t>
+            </w:r>
+          </w:p>
+        </w:tc>
+        <w:tc>
+          <w:tcPr>
+            <w:tcW w:w="1695" w:type="dxa"/>
+            <w:tcBorders>
+              <w:top w:val="nil"/>
+              <w:left w:val="nil"/>
+              <w:bottom w:val="nil"/>
+              <w:right w:val="nil"/>
+            </w:tcBorders>
+            <w:vAlign w:val="bottom"/>
+            <w:hideMark/>
+          </w:tcPr>
+          <w:p>
+            <w:pPr>
+              <w:spacing w:after="0" w:line="240" w:lineRule="auto"/>
+              <w:textAlignment w:val="baseline"/>
+              <w:rPr>
+                <w:rFonts w:ascii="Segoe UI" w:eastAsia="Times New Roman" w:hAnsi="Segoe UI" w:cs="Segoe UI"/>
+                <w:kern w:val="0"/>
+                <w:sz w:val="18"/>
+                <w:szCs w:val="18"/>
+                <w14:ligatures w14:val="none"/>
+              </w:rPr>
+            </w:pPr>
+            <w:r>
+              <w:rPr>
+                <w:rFonts w:ascii="Aptos Narrow" w:eastAsia="Times New Roman" w:hAnsi="Aptos Narrow" w:cs="Segoe UI"/>
+                <w:color w:val="000000"/>
+                <w:kern w:val="0"/>
+                <w:lang w:val="de-DE"/>
+                <w14:ligatures w14:val="none"/>
+              </w:rPr>
+              <w:t>-</w:t>
+            </w:r>
+            <w:r>
+              <w:rPr>
+                <w:rFonts w:ascii="Aptos Narrow" w:eastAsia="Times New Roman" w:hAnsi="Aptos Narrow" w:cs="Segoe UI"/>
+                <w:color w:val="000000"/>
+                <w:kern w:val="0"/>
+                <w14:ligatures w14:val="none"/>
+              </w:rPr>
+              <w:t> </w:t>
+            </w:r>
+          </w:p>
+        </w:tc>
+      </w:tr>
+      <w:tr>
+        <w:trPr>
+          <w:trHeight w:val="300"/>
+        </w:trPr>
+        <w:tc>
+          <w:tcPr>
+            <w:tcW w:w="0" w:type="auto"/>
+            <w:vMerge/>
+            <w:tcBorders>
+              <w:top w:val="nil"/>
+              <w:left w:val="nil"/>
+              <w:bottom w:val="single" w:sz="6" w:space="0" w:color="000000"/>
+              <w:right w:val="nil"/>
+            </w:tcBorders>
+            <w:vAlign w:val="center"/>
+            <w:hideMark/>
+          </w:tcPr>
+          <w:p>
+            <w:pPr>
+              <w:spacing w:after="0" w:line="240" w:lineRule="auto"/>
+              <w:rPr>
+                <w:rFonts w:ascii="Segoe UI" w:eastAsia="Times New Roman" w:hAnsi="Segoe UI" w:cs="Segoe UI"/>
+                <w:kern w:val="0"/>
+                <w:sz w:val="18"/>
+                <w:szCs w:val="18"/>
+                <w14:ligatures w14:val="none"/>
+              </w:rPr>
+            </w:pPr>
+          </w:p>
+        </w:tc>
+        <w:tc>
+          <w:tcPr>
+            <w:tcW w:w="3630" w:type="dxa"/>
+            <w:tcBorders>
+              <w:top w:val="nil"/>
+              <w:left w:val="nil"/>
+              <w:bottom w:val="nil"/>
+              <w:right w:val="nil"/>
+            </w:tcBorders>
+            <w:vAlign w:val="bottom"/>
+            <w:hideMark/>
+          </w:tcPr>
+          <w:p>
+            <w:pPr>
+              <w:spacing w:after="0" w:line="240" w:lineRule="auto"/>
+              <w:textAlignment w:val="baseline"/>
+              <w:rPr>
+                <w:rFonts w:ascii="Segoe UI" w:eastAsia="Times New Roman" w:hAnsi="Segoe UI" w:cs="Segoe UI"/>
+                <w:kern w:val="0"/>
+                <w:sz w:val="18"/>
+                <w:szCs w:val="18"/>
+                <w14:ligatures w14:val="none"/>
+              </w:rPr>
+            </w:pPr>
+            <w:proofErr w:type="spellStart"/>
+            <w:r>
+              <w:rPr>
+                <w:rFonts w:ascii="Aptos Narrow" w:eastAsia="Times New Roman" w:hAnsi="Aptos Narrow" w:cs="Segoe UI"/>
+                <w:color w:val="000000"/>
+                <w:kern w:val="0"/>
+                <w:lang w:val="de-DE"/>
+                <w14:ligatures w14:val="none"/>
+              </w:rPr>
+              <w:t>availability</w:t>
+            </w:r>
+            <w:proofErr w:type="spellEnd"/>
+            <w:r>
+              <w:rPr>
+                <w:rFonts w:ascii="Aptos Narrow" w:eastAsia="Times New Roman" w:hAnsi="Aptos Narrow" w:cs="Segoe UI"/>
+                <w:color w:val="000000"/>
+                <w:kern w:val="0"/>
+                <w14:ligatures w14:val="none"/>
+              </w:rPr>
+              <w:t> </w:t>
+            </w:r>
+          </w:p>
+        </w:tc>
+        <w:tc>
+          <w:tcPr>
+            <w:tcW w:w="1695" w:type="dxa"/>
+            <w:tcBorders>
+              <w:top w:val="nil"/>
+              <w:left w:val="nil"/>
+              <w:bottom w:val="nil"/>
+              <w:right w:val="nil"/>
+            </w:tcBorders>
+            <w:vAlign w:val="bottom"/>
+            <w:hideMark/>
+          </w:tcPr>
+          <w:p>
+            <w:pPr>
+              <w:spacing w:after="0" w:line="240" w:lineRule="auto"/>
+              <w:textAlignment w:val="baseline"/>
+              <w:rPr>
+                <w:rFonts w:ascii="Segoe UI" w:eastAsia="Times New Roman" w:hAnsi="Segoe UI" w:cs="Segoe UI"/>
+                <w:kern w:val="0"/>
+                <w:sz w:val="18"/>
+                <w:szCs w:val="18"/>
+                <w14:ligatures w14:val="none"/>
+              </w:rPr>
+            </w:pPr>
+            <w:r>
+              <w:rPr>
+                <w:rFonts w:ascii="Aptos Narrow" w:eastAsia="Times New Roman" w:hAnsi="Aptos Narrow" w:cs="Segoe UI"/>
+                <w:color w:val="000000"/>
+                <w:kern w:val="0"/>
+                <w:lang w:val="de-DE"/>
+                <w14:ligatures w14:val="none"/>
+              </w:rPr>
+              <w:t>kW</w:t>
+            </w:r>
+            <w:r>
+              <w:rPr>
+                <w:rFonts w:ascii="Aptos Narrow" w:eastAsia="Times New Roman" w:hAnsi="Aptos Narrow" w:cs="Segoe UI"/>
+                <w:color w:val="000000"/>
+                <w:kern w:val="0"/>
+                <w14:ligatures w14:val="none"/>
+              </w:rPr>
+              <w:t> </w:t>
+            </w:r>
+          </w:p>
+        </w:tc>
+        <w:tc>
+          <w:tcPr>
+            <w:tcW w:w="1695" w:type="dxa"/>
+            <w:tcBorders>
+              <w:top w:val="nil"/>
+              <w:left w:val="nil"/>
+              <w:bottom w:val="nil"/>
+              <w:right w:val="nil"/>
+            </w:tcBorders>
+            <w:vAlign w:val="bottom"/>
+            <w:hideMark/>
+          </w:tcPr>
+          <w:p>
+            <w:pPr>
+              <w:spacing w:after="0" w:line="240" w:lineRule="auto"/>
+              <w:textAlignment w:val="baseline"/>
+              <w:rPr>
+                <w:rFonts w:ascii="Segoe UI" w:eastAsia="Times New Roman" w:hAnsi="Segoe UI" w:cs="Segoe UI"/>
+                <w:kern w:val="0"/>
+                <w:sz w:val="18"/>
+                <w:szCs w:val="18"/>
+                <w14:ligatures w14:val="none"/>
+              </w:rPr>
+            </w:pPr>
+            <w:r>
+              <w:rPr>
+                <w:rFonts w:ascii="Aptos Narrow" w:eastAsia="Times New Roman" w:hAnsi="Aptos Narrow" w:cs="Segoe UI"/>
+                <w:color w:val="000000"/>
+                <w:kern w:val="0"/>
+                <w:lang w:val="de-DE"/>
+                <w14:ligatures w14:val="none"/>
+              </w:rPr>
+              <w:t>&gt;=0</w:t>
+            </w:r>
+            <w:r>
+              <w:rPr>
+                <w:rFonts w:ascii="Aptos Narrow" w:eastAsia="Times New Roman" w:hAnsi="Aptos Narrow" w:cs="Segoe UI"/>
+                <w:color w:val="000000"/>
+                <w:kern w:val="0"/>
+                <w14:ligatures w14:val="none"/>
+              </w:rPr>
+              <w:t> </w:t>
+            </w:r>
+          </w:p>
+        </w:tc>
+      </w:tr>
+      <w:tr>
+        <w:trPr>
+          <w:trHeight w:val="300"/>
+        </w:trPr>
+        <w:tc>
+          <w:tcPr>
+            <w:tcW w:w="0" w:type="auto"/>
+            <w:vMerge/>
+            <w:tcBorders>
+              <w:top w:val="nil"/>
+              <w:left w:val="nil"/>
+              <w:bottom w:val="single" w:sz="6" w:space="0" w:color="000000"/>
+              <w:right w:val="nil"/>
+            </w:tcBorders>
+            <w:vAlign w:val="center"/>
+            <w:hideMark/>
+          </w:tcPr>
+          <w:p>
+            <w:pPr>
+              <w:spacing w:after="0" w:line="240" w:lineRule="auto"/>
+              <w:rPr>
+                <w:rFonts w:ascii="Segoe UI" w:eastAsia="Times New Roman" w:hAnsi="Segoe UI" w:cs="Segoe UI"/>
+                <w:kern w:val="0"/>
+                <w:sz w:val="18"/>
+                <w:szCs w:val="18"/>
+                <w14:ligatures w14:val="none"/>
+              </w:rPr>
+            </w:pPr>
+          </w:p>
+        </w:tc>
+        <w:tc>
+          <w:tcPr>
+            <w:tcW w:w="3630" w:type="dxa"/>
+            <w:tcBorders>
+              <w:top w:val="nil"/>
+              <w:left w:val="nil"/>
+              <w:bottom w:val="single" w:sz="6" w:space="0" w:color="auto"/>
+              <w:right w:val="nil"/>
+            </w:tcBorders>
+            <w:vAlign w:val="bottom"/>
+            <w:hideMark/>
+          </w:tcPr>
+          <w:p>
+            <w:pPr>
+              <w:spacing w:after="0" w:line="240" w:lineRule="auto"/>
+              <w:textAlignment w:val="baseline"/>
+              <w:rPr>
+                <w:rFonts w:ascii="Segoe UI" w:eastAsia="Times New Roman" w:hAnsi="Segoe UI" w:cs="Segoe UI"/>
+                <w:kern w:val="0"/>
+                <w:sz w:val="18"/>
+                <w:szCs w:val="18"/>
+                <w14:ligatures w14:val="none"/>
+              </w:rPr>
+            </w:pPr>
+            <w:r>
+              <w:rPr>
+                <w:rFonts w:ascii="Aptos Narrow" w:eastAsia="Times New Roman" w:hAnsi="Aptos Narrow" w:cs="Segoe UI"/>
+                <w:color w:val="000000"/>
+                <w:kern w:val="0"/>
+                <w14:ligatures w14:val="none"/>
+              </w:rPr>
+              <w:t> </w:t>
+            </w:r>
+          </w:p>
+        </w:tc>
+        <w:tc>
+          <w:tcPr>
+            <w:tcW w:w="1695" w:type="dxa"/>
+            <w:tcBorders>
+              <w:top w:val="nil"/>
+              <w:left w:val="nil"/>
+              <w:bottom w:val="single" w:sz="6" w:space="0" w:color="auto"/>
+              <w:right w:val="nil"/>
+            </w:tcBorders>
+            <w:vAlign w:val="bottom"/>
+            <w:hideMark/>
+          </w:tcPr>
+          <w:p>
+            <w:pPr>
+              <w:spacing w:after="0" w:line="240" w:lineRule="auto"/>
+              <w:textAlignment w:val="baseline"/>
+              <w:rPr>
+                <w:rFonts w:ascii="Segoe UI" w:eastAsia="Times New Roman" w:hAnsi="Segoe UI" w:cs="Segoe UI"/>
+                <w:kern w:val="0"/>
+                <w:sz w:val="18"/>
+                <w:szCs w:val="18"/>
+                <w14:ligatures w14:val="none"/>
+              </w:rPr>
+            </w:pPr>
+            <w:r>
+              <w:rPr>
+                <w:rFonts w:ascii="Aptos Narrow" w:eastAsia="Times New Roman" w:hAnsi="Aptos Narrow" w:cs="Segoe UI"/>
+                <w:color w:val="000000"/>
+                <w:kern w:val="0"/>
+                <w14:ligatures w14:val="none"/>
+              </w:rPr>
+              <w:t> </w:t>
+            </w:r>
+          </w:p>
+        </w:tc>
+        <w:tc>
+          <w:tcPr>
+            <w:tcW w:w="1695" w:type="dxa"/>
+            <w:tcBorders>
+              <w:top w:val="nil"/>
+              <w:left w:val="nil"/>
+              <w:bottom w:val="single" w:sz="6" w:space="0" w:color="auto"/>
+              <w:right w:val="nil"/>
+            </w:tcBorders>
+            <w:vAlign w:val="bottom"/>
+            <w:hideMark/>
+          </w:tcPr>
+          <w:p>
+            <w:pPr>
+              <w:spacing w:after="0" w:line="240" w:lineRule="auto"/>
+              <w:textAlignment w:val="baseline"/>
+              <w:rPr>
+                <w:rFonts w:ascii="Segoe UI" w:eastAsia="Times New Roman" w:hAnsi="Segoe UI" w:cs="Segoe UI"/>
+                <w:kern w:val="0"/>
+                <w:sz w:val="18"/>
+                <w:szCs w:val="18"/>
+                <w14:ligatures w14:val="none"/>
+              </w:rPr>
+            </w:pPr>
+          </w:p>
+        </w:tc>
+      </w:tr>
+    </w:tbl>
+    <w:p>
+      <w:pPr>
+        <w:jc w:val="both"/>
+        <w:rPr>
+          <w:rFonts w:ascii="Arial" w:hAnsi="Arial" w:cs="Arial"/>
+        </w:rPr>
+      </w:pPr>
+    </w:p>
+    <w:p>
+      <w:pPr>
+        <w:jc w:val="both"/>
+        <w:rPr>
+          <w:rFonts w:ascii="Arial" w:hAnsi="Arial" w:cs="Arial"/>
+        </w:rPr>
+      </w:pPr>
+    </w:p>
+    <w:p>
+      <w:pPr>
+        <w:jc w:val="both"/>
+        <w:rPr>
+          <w:rFonts w:ascii="Arial" w:hAnsi="Arial" w:cs="Arial"/>
         </w:rPr>
       </w:pPr>
     </w:p>
@@ -230,7 +3434,6 @@
           <w:rFonts w:ascii="Arial" w:hAnsi="Arial" w:cs="Arial"/>
           <w:sz w:val="28"/>
           <w:szCs w:val="28"/>
-          <w:lang w:val="de-DE"/>
         </w:rPr>
       </w:pPr>
       <w:r>
@@ -240,7 +3443,6 @@
           <w:bCs/>
           <w:sz w:val="28"/>
           <w:szCs w:val="28"/>
-          <w:lang w:val="de-DE"/>
         </w:rPr>
         <w:t>WIND</w:t>
       </w:r>
@@ -249,7 +3451,6 @@
           <w:rFonts w:ascii="Arial" w:hAnsi="Arial" w:cs="Arial"/>
           <w:sz w:val="28"/>
           <w:szCs w:val="28"/>
-          <w:lang w:val="de-DE"/>
         </w:rPr>
         <w:t>:</w:t>
       </w:r>
@@ -259,47 +3460,21 @@
         <w:jc w:val="both"/>
         <w:rPr>
           <w:rFonts w:ascii="Arial" w:hAnsi="Arial" w:cs="Arial"/>
-          <w:lang w:val="de-DE"/>
         </w:rPr>
       </w:pPr>
+      <w:proofErr w:type="gramStart"/>
       <w:r>
         <w:rPr>
           <w:rFonts w:ascii="Arial" w:hAnsi="Arial" w:cs="Arial"/>
-          <w:lang w:val="de-DE"/>
         </w:rPr>
-        <w:t>‘;‘ (</w:t>
+        <w:t>‘;‘</w:t>
       </w:r>
-      <w:proofErr w:type="spellStart"/>
+      <w:proofErr w:type="gramEnd"/>
       <w:r>
         <w:rPr>
           <w:rFonts w:ascii="Arial" w:hAnsi="Arial" w:cs="Arial"/>
-          <w:lang w:val="de-DE"/>
         </w:rPr>
-        <w:t>semicolon</w:t>
-      </w:r>
-      <w:proofErr w:type="spellEnd"/>
-      <w:r>
-        <w:rPr>
-          <w:rFonts w:ascii="Arial" w:hAnsi="Arial" w:cs="Arial"/>
-          <w:lang w:val="de-DE"/>
-        </w:rPr>
-        <w:t xml:space="preserve">) </w:t>
-      </w:r>
-      <w:proofErr w:type="spellStart"/>
-      <w:r>
-        <w:rPr>
-          <w:rFonts w:ascii="Arial" w:hAnsi="Arial" w:cs="Arial"/>
-          <w:lang w:val="de-DE"/>
-        </w:rPr>
-        <w:t>separated</w:t>
-      </w:r>
-      <w:proofErr w:type="spellEnd"/>
-      <w:r>
-        <w:rPr>
-          <w:rFonts w:ascii="Arial" w:hAnsi="Arial" w:cs="Arial"/>
-          <w:lang w:val="de-DE"/>
-        </w:rPr>
-        <w:t xml:space="preserve"> CSV</w:t>
+        <w:t xml:space="preserve"> (semicolon) separated CSV</w:t>
       </w:r>
     </w:p>
     <w:p>
@@ -307,7 +3482,6 @@
         <w:jc w:val="both"/>
         <w:rPr>
           <w:rFonts w:ascii="Arial" w:hAnsi="Arial" w:cs="Arial"/>
-          <w:lang w:val="de-DE"/>
         </w:rPr>
       </w:pPr>
     </w:p>
@@ -318,48 +3492,15 @@
           <w:rFonts w:ascii="Arial" w:hAnsi="Arial" w:cs="Arial"/>
           <w:b/>
           <w:bCs/>
-          <w:lang w:val="de-DE"/>
         </w:rPr>
       </w:pPr>
-      <w:proofErr w:type="spellStart"/>
       <w:r>
         <w:rPr>
           <w:rFonts w:ascii="Arial" w:hAnsi="Arial" w:cs="Arial"/>
           <w:b/>
           <w:bCs/>
-          <w:lang w:val="de-DE"/>
         </w:rPr>
-        <w:t>Required</w:t>
-      </w:r>
-      <w:proofErr w:type="spellEnd"/>
-      <w:r>
-        <w:rPr>
-          <w:rFonts w:ascii="Arial" w:hAnsi="Arial" w:cs="Arial"/>
-          <w:b/>
-          <w:bCs/>
-          <w:lang w:val="de-DE"/>
-        </w:rPr>
-        <w:t xml:space="preserve"> </w:t>
-      </w:r>
-      <w:proofErr w:type="spellStart"/>
-      <w:r>
-        <w:rPr>
-          <w:rFonts w:ascii="Arial" w:hAnsi="Arial" w:cs="Arial"/>
-          <w:b/>
-          <w:bCs/>
-          <w:lang w:val="de-DE"/>
-        </w:rPr>
-        <w:t>columns</w:t>
-      </w:r>
-      <w:proofErr w:type="spellEnd"/>
-      <w:r>
-        <w:rPr>
-          <w:rFonts w:ascii="Arial" w:hAnsi="Arial" w:cs="Arial"/>
-          <w:b/>
-          <w:bCs/>
-          <w:lang w:val="de-DE"/>
-        </w:rPr>
-        <w:t>:</w:t>
+        <w:t>Required columns:</w:t>
       </w:r>
     </w:p>
     <w:p>
@@ -397,41 +3538,13 @@
         <w:rPr>
           <w:rFonts w:ascii="Arial" w:hAnsi="Arial" w:cs="Arial"/>
         </w:rPr>
-        <w:t xml:space="preserve">Name: </w:t>
-      </w:r>
-      <w:proofErr w:type="spellStart"/>
-      <w:r>
-        <w:rPr>
-          <w:rFonts w:ascii="Arial" w:hAnsi="Arial" w:cs="Arial"/>
-        </w:rPr>
-        <w:t>power</w:t>
+        <w:t>Name: power</w:t>
       </w:r>
       <w:r>
         <w:rPr>
           <w:rFonts w:ascii="Arial" w:hAnsi="Arial" w:cs="Arial"/>
         </w:rPr>
-        <w:t>_</w:t>
-      </w:r>
-      <w:proofErr w:type="gramStart"/>
-      <w:r>
-        <w:rPr>
-          <w:rFonts w:ascii="Arial" w:hAnsi="Arial" w:cs="Arial"/>
-        </w:rPr>
-        <w:t>t</w:t>
-      </w:r>
-      <w:proofErr w:type="spellEnd"/>
-      <w:r>
-        <w:rPr>
-          <w:rFonts w:ascii="Arial" w:hAnsi="Arial" w:cs="Arial"/>
-        </w:rPr>
-        <w:t>{</w:t>
-      </w:r>
-      <w:proofErr w:type="gramEnd"/>
-      <w:r>
-        <w:rPr>
-          <w:rFonts w:ascii="Arial" w:hAnsi="Arial" w:cs="Arial"/>
-        </w:rPr>
-        <w:t>turbine number} (example: power_t1, power_t2)</w:t>
+        <w:t xml:space="preserve"> (in kW)</w:t>
       </w:r>
     </w:p>
     <w:p>
@@ -444,6 +3557,8 @@
         <w:jc w:val="both"/>
         <w:rPr>
           <w:rFonts w:ascii="Arial" w:hAnsi="Arial" w:cs="Arial"/>
+          <w:sz w:val="28"/>
+          <w:szCs w:val="28"/>
         </w:rPr>
       </w:pPr>
       <w:r>
@@ -457,56 +3572,2182 @@
         <w:rPr>
           <w:rFonts w:ascii="Arial" w:hAnsi="Arial" w:cs="Arial"/>
         </w:rPr>
-        <w:t>wind_speed_</w:t>
-      </w:r>
-      <w:proofErr w:type="gramStart"/>
-      <w:r>
-        <w:rPr>
-          <w:rFonts w:ascii="Arial" w:hAnsi="Arial" w:cs="Arial"/>
-        </w:rPr>
-        <w:t>t</w:t>
+        <w:t>wind_speed</w:t>
       </w:r>
       <w:proofErr w:type="spellEnd"/>
       <w:r>
         <w:rPr>
           <w:rFonts w:ascii="Arial" w:hAnsi="Arial" w:cs="Arial"/>
         </w:rPr>
-        <w:t>{</w:t>
+        <w:t xml:space="preserve"> (in m/s)</w:t>
       </w:r>
-      <w:proofErr w:type="gramEnd"/>
+    </w:p>
+    <w:p>
+      <w:pPr>
+        <w:pStyle w:val="ListParagraph"/>
+        <w:jc w:val="both"/>
+        <w:rPr>
+          <w:rFonts w:ascii="Arial" w:hAnsi="Arial" w:cs="Arial"/>
+          <w:sz w:val="28"/>
+          <w:szCs w:val="28"/>
+        </w:rPr>
+      </w:pPr>
+    </w:p>
+    <w:p>
+      <w:pPr>
+        <w:jc w:val="both"/>
+        <w:rPr>
+          <w:rFonts w:ascii="Arial" w:hAnsi="Arial" w:cs="Arial"/>
+          <w:b/>
+          <w:bCs/>
+        </w:rPr>
+      </w:pPr>
+      <w:r>
+        <w:rPr>
+          <w:rFonts w:ascii="Arial" w:hAnsi="Arial" w:cs="Arial"/>
+          <w:b/>
+          <w:bCs/>
+        </w:rPr>
+        <w:t>Other columns:</w:t>
+      </w:r>
+    </w:p>
+    <w:p>
+      <w:pPr>
+        <w:jc w:val="both"/>
+        <w:rPr>
+          <w:rFonts w:ascii="Arial" w:hAnsi="Arial" w:cs="Arial"/>
+        </w:rPr>
+      </w:pPr>
       <w:r>
         <w:rPr>
           <w:rFonts w:ascii="Arial" w:hAnsi="Arial" w:cs="Arial"/>
         </w:rPr>
-        <w:t xml:space="preserve">turbine number} (example: </w:t>
-      </w:r>
-      <w:r>
-        <w:rPr>
-          <w:rFonts w:ascii="Arial" w:hAnsi="Arial" w:cs="Arial"/>
-        </w:rPr>
-        <w:t>wind_speed</w:t>
-      </w:r>
-      <w:r>
-        <w:rPr>
-          <w:rFonts w:ascii="Arial" w:hAnsi="Arial" w:cs="Arial"/>
-        </w:rPr>
-        <w:t xml:space="preserve">_t1, </w:t>
-      </w:r>
-      <w:r>
-        <w:rPr>
-          <w:rFonts w:ascii="Arial" w:hAnsi="Arial" w:cs="Arial"/>
-        </w:rPr>
-        <w:t>wind_speed</w:t>
-      </w:r>
-      <w:r>
-        <w:rPr>
-          <w:rFonts w:ascii="Arial" w:hAnsi="Arial" w:cs="Arial"/>
-        </w:rPr>
-        <w:t>_t2)</w:t>
+        <w:t>File may include other columns like:</w:t>
       </w:r>
     </w:p>
+    <w:tbl>
+      <w:tblPr>
+        <w:tblW w:w="9135" w:type="dxa"/>
+        <w:tblBorders>
+          <w:top w:val="outset" w:sz="6" w:space="0" w:color="auto"/>
+          <w:left w:val="outset" w:sz="6" w:space="0" w:color="auto"/>
+          <w:bottom w:val="outset" w:sz="6" w:space="0" w:color="auto"/>
+          <w:right w:val="outset" w:sz="6" w:space="0" w:color="auto"/>
+        </w:tblBorders>
+        <w:tblCellMar>
+          <w:left w:w="0" w:type="dxa"/>
+          <w:right w:w="0" w:type="dxa"/>
+        </w:tblCellMar>
+        <w:tblLook w:val="04A0" w:firstRow="1" w:lastRow="0" w:firstColumn="1" w:lastColumn="0" w:noHBand="0" w:noVBand="1"/>
+      </w:tblPr>
+      <w:tblGrid>
+        <w:gridCol w:w="2115"/>
+        <w:gridCol w:w="3630"/>
+        <w:gridCol w:w="1695"/>
+        <w:gridCol w:w="1695"/>
+      </w:tblGrid>
+      <w:tr>
+        <w:trPr>
+          <w:trHeight w:val="300"/>
+        </w:trPr>
+        <w:tc>
+          <w:tcPr>
+            <w:tcW w:w="2115" w:type="dxa"/>
+            <w:tcBorders>
+              <w:top w:val="nil"/>
+              <w:left w:val="nil"/>
+              <w:bottom w:val="single" w:sz="6" w:space="0" w:color="auto"/>
+              <w:right w:val="nil"/>
+            </w:tcBorders>
+            <w:vAlign w:val="bottom"/>
+            <w:hideMark/>
+          </w:tcPr>
+          <w:p>
+            <w:pPr>
+              <w:spacing w:after="0" w:line="240" w:lineRule="auto"/>
+              <w:textAlignment w:val="baseline"/>
+              <w:rPr>
+                <w:rFonts w:ascii="Segoe UI" w:eastAsia="Times New Roman" w:hAnsi="Segoe UI" w:cs="Segoe UI"/>
+                <w:kern w:val="0"/>
+                <w:sz w:val="18"/>
+                <w:szCs w:val="18"/>
+                <w14:ligatures w14:val="none"/>
+              </w:rPr>
+            </w:pPr>
+            <w:r>
+              <w:rPr>
+                <w:rFonts w:ascii="Aptos Narrow" w:eastAsia="Times New Roman" w:hAnsi="Aptos Narrow" w:cs="Segoe UI"/>
+                <w:b/>
+                <w:bCs/>
+                <w:color w:val="000000"/>
+                <w:kern w:val="0"/>
+                <w:lang w:val="de-DE"/>
+                <w14:ligatures w14:val="none"/>
+              </w:rPr>
+              <w:t>Wind</w:t>
+            </w:r>
+            <w:r>
+              <w:rPr>
+                <w:rFonts w:ascii="Aptos Narrow" w:eastAsia="Times New Roman" w:hAnsi="Aptos Narrow" w:cs="Segoe UI"/>
+                <w:color w:val="000000"/>
+                <w:kern w:val="0"/>
+                <w14:ligatures w14:val="none"/>
+              </w:rPr>
+              <w:t> </w:t>
+            </w:r>
+          </w:p>
+        </w:tc>
+        <w:tc>
+          <w:tcPr>
+            <w:tcW w:w="3630" w:type="dxa"/>
+            <w:tcBorders>
+              <w:top w:val="nil"/>
+              <w:left w:val="nil"/>
+              <w:bottom w:val="single" w:sz="6" w:space="0" w:color="auto"/>
+              <w:right w:val="nil"/>
+            </w:tcBorders>
+            <w:vAlign w:val="bottom"/>
+            <w:hideMark/>
+          </w:tcPr>
+          <w:p>
+            <w:pPr>
+              <w:spacing w:after="0" w:line="240" w:lineRule="auto"/>
+              <w:textAlignment w:val="baseline"/>
+              <w:rPr>
+                <w:rFonts w:ascii="Segoe UI" w:eastAsia="Times New Roman" w:hAnsi="Segoe UI" w:cs="Segoe UI"/>
+                <w:kern w:val="0"/>
+                <w:sz w:val="18"/>
+                <w:szCs w:val="18"/>
+                <w14:ligatures w14:val="none"/>
+              </w:rPr>
+            </w:pPr>
+            <w:r>
+              <w:rPr>
+                <w:rFonts w:ascii="Aptos Narrow" w:eastAsia="Times New Roman" w:hAnsi="Aptos Narrow" w:cs="Segoe UI"/>
+                <w:b/>
+                <w:bCs/>
+                <w:color w:val="000000"/>
+                <w:kern w:val="0"/>
+                <w:lang w:val="de-DE"/>
+                <w14:ligatures w14:val="none"/>
+              </w:rPr>
+              <w:t>Columns</w:t>
+            </w:r>
+            <w:r>
+              <w:rPr>
+                <w:rFonts w:ascii="Aptos Narrow" w:eastAsia="Times New Roman" w:hAnsi="Aptos Narrow" w:cs="Segoe UI"/>
+                <w:color w:val="000000"/>
+                <w:kern w:val="0"/>
+                <w14:ligatures w14:val="none"/>
+              </w:rPr>
+              <w:t> </w:t>
+            </w:r>
+          </w:p>
+        </w:tc>
+        <w:tc>
+          <w:tcPr>
+            <w:tcW w:w="1695" w:type="dxa"/>
+            <w:tcBorders>
+              <w:top w:val="nil"/>
+              <w:left w:val="nil"/>
+              <w:bottom w:val="single" w:sz="6" w:space="0" w:color="auto"/>
+              <w:right w:val="nil"/>
+            </w:tcBorders>
+            <w:vAlign w:val="bottom"/>
+            <w:hideMark/>
+          </w:tcPr>
+          <w:p>
+            <w:pPr>
+              <w:spacing w:after="0" w:line="240" w:lineRule="auto"/>
+              <w:textAlignment w:val="baseline"/>
+              <w:rPr>
+                <w:rFonts w:ascii="Segoe UI" w:eastAsia="Times New Roman" w:hAnsi="Segoe UI" w:cs="Segoe UI"/>
+                <w:kern w:val="0"/>
+                <w:sz w:val="18"/>
+                <w:szCs w:val="18"/>
+                <w14:ligatures w14:val="none"/>
+              </w:rPr>
+            </w:pPr>
+            <w:r>
+              <w:rPr>
+                <w:rFonts w:ascii="Aptos Narrow" w:eastAsia="Times New Roman" w:hAnsi="Aptos Narrow" w:cs="Segoe UI"/>
+                <w:b/>
+                <w:bCs/>
+                <w:color w:val="000000"/>
+                <w:kern w:val="0"/>
+                <w:lang w:val="de-DE"/>
+                <w14:ligatures w14:val="none"/>
+              </w:rPr>
+              <w:t>Unit</w:t>
+            </w:r>
+            <w:r>
+              <w:rPr>
+                <w:rFonts w:ascii="Aptos Narrow" w:eastAsia="Times New Roman" w:hAnsi="Aptos Narrow" w:cs="Segoe UI"/>
+                <w:color w:val="000000"/>
+                <w:kern w:val="0"/>
+                <w14:ligatures w14:val="none"/>
+              </w:rPr>
+              <w:t> </w:t>
+            </w:r>
+          </w:p>
+        </w:tc>
+        <w:tc>
+          <w:tcPr>
+            <w:tcW w:w="1695" w:type="dxa"/>
+            <w:tcBorders>
+              <w:top w:val="nil"/>
+              <w:left w:val="nil"/>
+              <w:bottom w:val="single" w:sz="6" w:space="0" w:color="auto"/>
+              <w:right w:val="nil"/>
+            </w:tcBorders>
+            <w:vAlign w:val="bottom"/>
+            <w:hideMark/>
+          </w:tcPr>
+          <w:p>
+            <w:pPr>
+              <w:spacing w:after="0" w:line="240" w:lineRule="auto"/>
+              <w:textAlignment w:val="baseline"/>
+              <w:rPr>
+                <w:rFonts w:ascii="Segoe UI" w:eastAsia="Times New Roman" w:hAnsi="Segoe UI" w:cs="Segoe UI"/>
+                <w:kern w:val="0"/>
+                <w:sz w:val="18"/>
+                <w:szCs w:val="18"/>
+                <w14:ligatures w14:val="none"/>
+              </w:rPr>
+            </w:pPr>
+            <w:r>
+              <w:rPr>
+                <w:rFonts w:ascii="Aptos Narrow" w:eastAsia="Times New Roman" w:hAnsi="Aptos Narrow" w:cs="Segoe UI"/>
+                <w:b/>
+                <w:bCs/>
+                <w:color w:val="000000"/>
+                <w:kern w:val="0"/>
+                <w:lang w:val="de-DE"/>
+                <w14:ligatures w14:val="none"/>
+              </w:rPr>
+              <w:t>Constraints</w:t>
+            </w:r>
+            <w:r>
+              <w:rPr>
+                <w:rFonts w:ascii="Aptos Narrow" w:eastAsia="Times New Roman" w:hAnsi="Aptos Narrow" w:cs="Segoe UI"/>
+                <w:color w:val="000000"/>
+                <w:kern w:val="0"/>
+                <w14:ligatures w14:val="none"/>
+              </w:rPr>
+              <w:t> </w:t>
+            </w:r>
+          </w:p>
+        </w:tc>
+      </w:tr>
+      <w:tr>
+        <w:trPr>
+          <w:trHeight w:val="300"/>
+        </w:trPr>
+        <w:tc>
+          <w:tcPr>
+            <w:tcW w:w="2115" w:type="dxa"/>
+            <w:tcBorders>
+              <w:top w:val="nil"/>
+              <w:left w:val="nil"/>
+              <w:bottom w:val="nil"/>
+              <w:right w:val="nil"/>
+            </w:tcBorders>
+            <w:vAlign w:val="bottom"/>
+            <w:hideMark/>
+          </w:tcPr>
+          <w:p>
+            <w:pPr>
+              <w:spacing w:after="0" w:line="240" w:lineRule="auto"/>
+              <w:textAlignment w:val="baseline"/>
+              <w:rPr>
+                <w:rFonts w:ascii="Segoe UI" w:eastAsia="Times New Roman" w:hAnsi="Segoe UI" w:cs="Segoe UI"/>
+                <w:kern w:val="0"/>
+                <w:sz w:val="18"/>
+                <w:szCs w:val="18"/>
+                <w14:ligatures w14:val="none"/>
+              </w:rPr>
+            </w:pPr>
+            <w:r>
+              <w:rPr>
+                <w:rFonts w:ascii="Aptos Narrow" w:eastAsia="Times New Roman" w:hAnsi="Aptos Narrow" w:cs="Segoe UI"/>
+                <w:color w:val="000000"/>
+                <w:kern w:val="0"/>
+                <w14:ligatures w14:val="none"/>
+              </w:rPr>
+              <w:t> </w:t>
+            </w:r>
+          </w:p>
+        </w:tc>
+        <w:tc>
+          <w:tcPr>
+            <w:tcW w:w="3630" w:type="dxa"/>
+            <w:tcBorders>
+              <w:top w:val="nil"/>
+              <w:left w:val="nil"/>
+              <w:bottom w:val="nil"/>
+              <w:right w:val="nil"/>
+            </w:tcBorders>
+            <w:vAlign w:val="bottom"/>
+            <w:hideMark/>
+          </w:tcPr>
+          <w:p>
+            <w:pPr>
+              <w:spacing w:after="0" w:line="240" w:lineRule="auto"/>
+              <w:textAlignment w:val="baseline"/>
+              <w:rPr>
+                <w:rFonts w:ascii="Segoe UI" w:eastAsia="Times New Roman" w:hAnsi="Segoe UI" w:cs="Segoe UI"/>
+                <w:kern w:val="0"/>
+                <w:sz w:val="18"/>
+                <w:szCs w:val="18"/>
+                <w14:ligatures w14:val="none"/>
+              </w:rPr>
+            </w:pPr>
+          </w:p>
+        </w:tc>
+        <w:tc>
+          <w:tcPr>
+            <w:tcW w:w="1695" w:type="dxa"/>
+            <w:tcBorders>
+              <w:top w:val="nil"/>
+              <w:left w:val="nil"/>
+              <w:bottom w:val="nil"/>
+              <w:right w:val="nil"/>
+            </w:tcBorders>
+            <w:vAlign w:val="bottom"/>
+            <w:hideMark/>
+          </w:tcPr>
+          <w:p>
+            <w:pPr>
+              <w:spacing w:after="0" w:line="240" w:lineRule="auto"/>
+              <w:textAlignment w:val="baseline"/>
+              <w:rPr>
+                <w:rFonts w:ascii="Segoe UI" w:eastAsia="Times New Roman" w:hAnsi="Segoe UI" w:cs="Segoe UI"/>
+                <w:kern w:val="0"/>
+                <w:sz w:val="18"/>
+                <w:szCs w:val="18"/>
+                <w14:ligatures w14:val="none"/>
+              </w:rPr>
+            </w:pPr>
+          </w:p>
+        </w:tc>
+        <w:tc>
+          <w:tcPr>
+            <w:tcW w:w="1695" w:type="dxa"/>
+            <w:tcBorders>
+              <w:top w:val="nil"/>
+              <w:left w:val="nil"/>
+              <w:bottom w:val="nil"/>
+              <w:right w:val="nil"/>
+            </w:tcBorders>
+            <w:vAlign w:val="bottom"/>
+            <w:hideMark/>
+          </w:tcPr>
+          <w:p>
+            <w:pPr>
+              <w:spacing w:after="0" w:line="240" w:lineRule="auto"/>
+              <w:textAlignment w:val="baseline"/>
+              <w:rPr>
+                <w:rFonts w:ascii="Segoe UI" w:eastAsia="Times New Roman" w:hAnsi="Segoe UI" w:cs="Segoe UI"/>
+                <w:kern w:val="0"/>
+                <w:sz w:val="18"/>
+                <w:szCs w:val="18"/>
+                <w14:ligatures w14:val="none"/>
+              </w:rPr>
+            </w:pPr>
+            <w:r>
+              <w:rPr>
+                <w:rFonts w:ascii="Aptos Narrow" w:eastAsia="Times New Roman" w:hAnsi="Aptos Narrow" w:cs="Segoe UI"/>
+                <w:color w:val="000000"/>
+                <w:kern w:val="0"/>
+                <w14:ligatures w14:val="none"/>
+              </w:rPr>
+              <w:t> </w:t>
+            </w:r>
+          </w:p>
+        </w:tc>
+      </w:tr>
+      <w:tr>
+        <w:trPr>
+          <w:trHeight w:val="300"/>
+        </w:trPr>
+        <w:tc>
+          <w:tcPr>
+            <w:tcW w:w="2115" w:type="dxa"/>
+            <w:tcBorders>
+              <w:top w:val="nil"/>
+              <w:left w:val="nil"/>
+              <w:bottom w:val="nil"/>
+              <w:right w:val="nil"/>
+            </w:tcBorders>
+            <w:vAlign w:val="bottom"/>
+            <w:hideMark/>
+          </w:tcPr>
+          <w:p>
+            <w:pPr>
+              <w:spacing w:after="0" w:line="240" w:lineRule="auto"/>
+              <w:textAlignment w:val="baseline"/>
+              <w:rPr>
+                <w:rFonts w:ascii="Segoe UI" w:eastAsia="Times New Roman" w:hAnsi="Segoe UI" w:cs="Segoe UI"/>
+                <w:kern w:val="0"/>
+                <w:sz w:val="18"/>
+                <w:szCs w:val="18"/>
+                <w14:ligatures w14:val="none"/>
+              </w:rPr>
+            </w:pPr>
+            <w:r>
+              <w:rPr>
+                <w:rFonts w:ascii="Aptos Narrow" w:eastAsia="Times New Roman" w:hAnsi="Aptos Narrow" w:cs="Segoe UI"/>
+                <w:color w:val="000000"/>
+                <w:kern w:val="0"/>
+                <w14:ligatures w14:val="none"/>
+              </w:rPr>
+              <w:t> </w:t>
+            </w:r>
+          </w:p>
+        </w:tc>
+        <w:tc>
+          <w:tcPr>
+            <w:tcW w:w="3630" w:type="dxa"/>
+            <w:tcBorders>
+              <w:top w:val="nil"/>
+              <w:left w:val="nil"/>
+              <w:bottom w:val="nil"/>
+              <w:right w:val="nil"/>
+            </w:tcBorders>
+            <w:vAlign w:val="bottom"/>
+            <w:hideMark/>
+          </w:tcPr>
+          <w:p>
+            <w:pPr>
+              <w:spacing w:after="0" w:line="240" w:lineRule="auto"/>
+              <w:textAlignment w:val="baseline"/>
+              <w:rPr>
+                <w:rFonts w:ascii="Segoe UI" w:eastAsia="Times New Roman" w:hAnsi="Segoe UI" w:cs="Segoe UI"/>
+                <w:kern w:val="0"/>
+                <w:sz w:val="18"/>
+                <w:szCs w:val="18"/>
+                <w14:ligatures w14:val="none"/>
+              </w:rPr>
+            </w:pPr>
+            <w:proofErr w:type="spellStart"/>
+            <w:r>
+              <w:rPr>
+                <w:rFonts w:ascii="Aptos Narrow" w:eastAsia="Times New Roman" w:hAnsi="Aptos Narrow" w:cs="Segoe UI"/>
+                <w:color w:val="000000"/>
+                <w:kern w:val="0"/>
+                <w:lang w:val="de-DE"/>
+                <w14:ligatures w14:val="none"/>
+              </w:rPr>
+              <w:t>park_id</w:t>
+            </w:r>
+            <w:proofErr w:type="spellEnd"/>
+            <w:r>
+              <w:rPr>
+                <w:rFonts w:ascii="Aptos Narrow" w:eastAsia="Times New Roman" w:hAnsi="Aptos Narrow" w:cs="Segoe UI"/>
+                <w:color w:val="000000"/>
+                <w:kern w:val="0"/>
+                <w14:ligatures w14:val="none"/>
+              </w:rPr>
+              <w:t> </w:t>
+            </w:r>
+          </w:p>
+        </w:tc>
+        <w:tc>
+          <w:tcPr>
+            <w:tcW w:w="1695" w:type="dxa"/>
+            <w:tcBorders>
+              <w:top w:val="nil"/>
+              <w:left w:val="nil"/>
+              <w:bottom w:val="nil"/>
+              <w:right w:val="nil"/>
+            </w:tcBorders>
+            <w:vAlign w:val="bottom"/>
+            <w:hideMark/>
+          </w:tcPr>
+          <w:p>
+            <w:pPr>
+              <w:spacing w:after="0" w:line="240" w:lineRule="auto"/>
+              <w:textAlignment w:val="baseline"/>
+              <w:rPr>
+                <w:rFonts w:ascii="Segoe UI" w:eastAsia="Times New Roman" w:hAnsi="Segoe UI" w:cs="Segoe UI"/>
+                <w:kern w:val="0"/>
+                <w:sz w:val="18"/>
+                <w:szCs w:val="18"/>
+                <w14:ligatures w14:val="none"/>
+              </w:rPr>
+            </w:pPr>
+            <w:r>
+              <w:rPr>
+                <w:rFonts w:ascii="Aptos Narrow" w:eastAsia="Times New Roman" w:hAnsi="Aptos Narrow" w:cs="Segoe UI"/>
+                <w:color w:val="000000"/>
+                <w:kern w:val="0"/>
+                <w:lang w:val="de-DE"/>
+                <w14:ligatures w14:val="none"/>
+              </w:rPr>
+              <w:t>-</w:t>
+            </w:r>
+            <w:r>
+              <w:rPr>
+                <w:rFonts w:ascii="Aptos Narrow" w:eastAsia="Times New Roman" w:hAnsi="Aptos Narrow" w:cs="Segoe UI"/>
+                <w:color w:val="000000"/>
+                <w:kern w:val="0"/>
+                <w14:ligatures w14:val="none"/>
+              </w:rPr>
+              <w:t> </w:t>
+            </w:r>
+          </w:p>
+        </w:tc>
+        <w:tc>
+          <w:tcPr>
+            <w:tcW w:w="1695" w:type="dxa"/>
+            <w:tcBorders>
+              <w:top w:val="nil"/>
+              <w:left w:val="nil"/>
+              <w:bottom w:val="nil"/>
+              <w:right w:val="nil"/>
+            </w:tcBorders>
+            <w:vAlign w:val="bottom"/>
+            <w:hideMark/>
+          </w:tcPr>
+          <w:p>
+            <w:pPr>
+              <w:spacing w:after="0" w:line="240" w:lineRule="auto"/>
+              <w:textAlignment w:val="baseline"/>
+              <w:rPr>
+                <w:rFonts w:ascii="Segoe UI" w:eastAsia="Times New Roman" w:hAnsi="Segoe UI" w:cs="Segoe UI"/>
+                <w:kern w:val="0"/>
+                <w:sz w:val="18"/>
+                <w:szCs w:val="18"/>
+                <w14:ligatures w14:val="none"/>
+              </w:rPr>
+            </w:pPr>
+            <w:r>
+              <w:rPr>
+                <w:rFonts w:ascii="Aptos Narrow" w:eastAsia="Times New Roman" w:hAnsi="Aptos Narrow" w:cs="Segoe UI"/>
+                <w:color w:val="000000"/>
+                <w:kern w:val="0"/>
+                <w:lang w:val="de-DE"/>
+                <w14:ligatures w14:val="none"/>
+              </w:rPr>
+              <w:t>&gt;0</w:t>
+            </w:r>
+            <w:r>
+              <w:rPr>
+                <w:rFonts w:ascii="Aptos Narrow" w:eastAsia="Times New Roman" w:hAnsi="Aptos Narrow" w:cs="Segoe UI"/>
+                <w:color w:val="000000"/>
+                <w:kern w:val="0"/>
+                <w14:ligatures w14:val="none"/>
+              </w:rPr>
+              <w:t> </w:t>
+            </w:r>
+          </w:p>
+        </w:tc>
+      </w:tr>
+      <w:tr>
+        <w:trPr>
+          <w:trHeight w:val="300"/>
+        </w:trPr>
+        <w:tc>
+          <w:tcPr>
+            <w:tcW w:w="2115" w:type="dxa"/>
+            <w:tcBorders>
+              <w:top w:val="nil"/>
+              <w:left w:val="nil"/>
+              <w:bottom w:val="nil"/>
+              <w:right w:val="nil"/>
+            </w:tcBorders>
+            <w:vAlign w:val="bottom"/>
+            <w:hideMark/>
+          </w:tcPr>
+          <w:p>
+            <w:pPr>
+              <w:spacing w:after="0" w:line="240" w:lineRule="auto"/>
+              <w:textAlignment w:val="baseline"/>
+              <w:rPr>
+                <w:rFonts w:ascii="Segoe UI" w:eastAsia="Times New Roman" w:hAnsi="Segoe UI" w:cs="Segoe UI"/>
+                <w:kern w:val="0"/>
+                <w:sz w:val="18"/>
+                <w:szCs w:val="18"/>
+                <w14:ligatures w14:val="none"/>
+              </w:rPr>
+            </w:pPr>
+            <w:r>
+              <w:rPr>
+                <w:rFonts w:ascii="Aptos Narrow" w:eastAsia="Times New Roman" w:hAnsi="Aptos Narrow" w:cs="Segoe UI"/>
+                <w:color w:val="000000"/>
+                <w:kern w:val="0"/>
+                <w14:ligatures w14:val="none"/>
+              </w:rPr>
+              <w:t> </w:t>
+            </w:r>
+          </w:p>
+        </w:tc>
+        <w:tc>
+          <w:tcPr>
+            <w:tcW w:w="3630" w:type="dxa"/>
+            <w:tcBorders>
+              <w:top w:val="nil"/>
+              <w:left w:val="nil"/>
+              <w:bottom w:val="nil"/>
+              <w:right w:val="nil"/>
+            </w:tcBorders>
+            <w:vAlign w:val="bottom"/>
+            <w:hideMark/>
+          </w:tcPr>
+          <w:p>
+            <w:pPr>
+              <w:spacing w:after="0" w:line="240" w:lineRule="auto"/>
+              <w:textAlignment w:val="baseline"/>
+              <w:rPr>
+                <w:rFonts w:ascii="Segoe UI" w:eastAsia="Times New Roman" w:hAnsi="Segoe UI" w:cs="Segoe UI"/>
+                <w:kern w:val="0"/>
+                <w:sz w:val="18"/>
+                <w:szCs w:val="18"/>
+                <w14:ligatures w14:val="none"/>
+              </w:rPr>
+            </w:pPr>
+            <w:proofErr w:type="spellStart"/>
+            <w:r>
+              <w:rPr>
+                <w:rFonts w:ascii="Aptos Narrow" w:eastAsia="Times New Roman" w:hAnsi="Aptos Narrow" w:cs="Segoe UI"/>
+                <w:color w:val="000000"/>
+                <w:kern w:val="0"/>
+                <w:lang w:val="de-DE"/>
+                <w14:ligatures w14:val="none"/>
+              </w:rPr>
+              <w:t>power_curve_id</w:t>
+            </w:r>
+            <w:proofErr w:type="spellEnd"/>
+            <w:r>
+              <w:rPr>
+                <w:rFonts w:ascii="Aptos Narrow" w:eastAsia="Times New Roman" w:hAnsi="Aptos Narrow" w:cs="Segoe UI"/>
+                <w:color w:val="000000"/>
+                <w:kern w:val="0"/>
+                <w14:ligatures w14:val="none"/>
+              </w:rPr>
+              <w:t> </w:t>
+            </w:r>
+          </w:p>
+        </w:tc>
+        <w:tc>
+          <w:tcPr>
+            <w:tcW w:w="1695" w:type="dxa"/>
+            <w:tcBorders>
+              <w:top w:val="nil"/>
+              <w:left w:val="nil"/>
+              <w:bottom w:val="nil"/>
+              <w:right w:val="nil"/>
+            </w:tcBorders>
+            <w:vAlign w:val="bottom"/>
+            <w:hideMark/>
+          </w:tcPr>
+          <w:p>
+            <w:pPr>
+              <w:spacing w:after="0" w:line="240" w:lineRule="auto"/>
+              <w:textAlignment w:val="baseline"/>
+              <w:rPr>
+                <w:rFonts w:ascii="Segoe UI" w:eastAsia="Times New Roman" w:hAnsi="Segoe UI" w:cs="Segoe UI"/>
+                <w:kern w:val="0"/>
+                <w:sz w:val="18"/>
+                <w:szCs w:val="18"/>
+                <w14:ligatures w14:val="none"/>
+              </w:rPr>
+            </w:pPr>
+            <w:r>
+              <w:rPr>
+                <w:rFonts w:ascii="Aptos Narrow" w:eastAsia="Times New Roman" w:hAnsi="Aptos Narrow" w:cs="Segoe UI"/>
+                <w:color w:val="000000"/>
+                <w:kern w:val="0"/>
+                <w:lang w:val="de-DE"/>
+                <w14:ligatures w14:val="none"/>
+              </w:rPr>
+              <w:t>-</w:t>
+            </w:r>
+            <w:r>
+              <w:rPr>
+                <w:rFonts w:ascii="Aptos Narrow" w:eastAsia="Times New Roman" w:hAnsi="Aptos Narrow" w:cs="Segoe UI"/>
+                <w:color w:val="000000"/>
+                <w:kern w:val="0"/>
+                <w14:ligatures w14:val="none"/>
+              </w:rPr>
+              <w:t> </w:t>
+            </w:r>
+          </w:p>
+        </w:tc>
+        <w:tc>
+          <w:tcPr>
+            <w:tcW w:w="1695" w:type="dxa"/>
+            <w:tcBorders>
+              <w:top w:val="nil"/>
+              <w:left w:val="nil"/>
+              <w:bottom w:val="nil"/>
+              <w:right w:val="nil"/>
+            </w:tcBorders>
+            <w:vAlign w:val="bottom"/>
+            <w:hideMark/>
+          </w:tcPr>
+          <w:p>
+            <w:pPr>
+              <w:spacing w:after="0" w:line="240" w:lineRule="auto"/>
+              <w:textAlignment w:val="baseline"/>
+              <w:rPr>
+                <w:rFonts w:ascii="Segoe UI" w:eastAsia="Times New Roman" w:hAnsi="Segoe UI" w:cs="Segoe UI"/>
+                <w:kern w:val="0"/>
+                <w:sz w:val="18"/>
+                <w:szCs w:val="18"/>
+                <w14:ligatures w14:val="none"/>
+              </w:rPr>
+            </w:pPr>
+            <w:r>
+              <w:rPr>
+                <w:rFonts w:ascii="Aptos Narrow" w:eastAsia="Times New Roman" w:hAnsi="Aptos Narrow" w:cs="Segoe UI"/>
+                <w:color w:val="000000"/>
+                <w:kern w:val="0"/>
+                <w:lang w:val="de-DE"/>
+                <w14:ligatures w14:val="none"/>
+              </w:rPr>
+              <w:t>&gt;0</w:t>
+            </w:r>
+            <w:r>
+              <w:rPr>
+                <w:rFonts w:ascii="Aptos Narrow" w:eastAsia="Times New Roman" w:hAnsi="Aptos Narrow" w:cs="Segoe UI"/>
+                <w:color w:val="000000"/>
+                <w:kern w:val="0"/>
+                <w14:ligatures w14:val="none"/>
+              </w:rPr>
+              <w:t> </w:t>
+            </w:r>
+          </w:p>
+        </w:tc>
+      </w:tr>
+      <w:tr>
+        <w:trPr>
+          <w:trHeight w:val="300"/>
+        </w:trPr>
+        <w:tc>
+          <w:tcPr>
+            <w:tcW w:w="2115" w:type="dxa"/>
+            <w:vMerge w:val="restart"/>
+            <w:tcBorders>
+              <w:top w:val="nil"/>
+              <w:left w:val="nil"/>
+              <w:bottom w:val="single" w:sz="6" w:space="0" w:color="000000"/>
+              <w:right w:val="nil"/>
+            </w:tcBorders>
+            <w:vAlign w:val="center"/>
+            <w:hideMark/>
+          </w:tcPr>
+          <w:p>
+            <w:pPr>
+              <w:spacing w:after="0" w:line="240" w:lineRule="auto"/>
+              <w:textAlignment w:val="baseline"/>
+              <w:rPr>
+                <w:rFonts w:ascii="Segoe UI" w:eastAsia="Times New Roman" w:hAnsi="Segoe UI" w:cs="Segoe UI"/>
+                <w:kern w:val="0"/>
+                <w:sz w:val="18"/>
+                <w:szCs w:val="18"/>
+                <w14:ligatures w14:val="none"/>
+              </w:rPr>
+            </w:pPr>
+            <w:r>
+              <w:rPr>
+                <w:rFonts w:ascii="Aptos Narrow" w:eastAsia="Times New Roman" w:hAnsi="Aptos Narrow" w:cs="Segoe UI"/>
+                <w:color w:val="000000"/>
+                <w:kern w:val="0"/>
+                <w:lang w:val="de-DE"/>
+                <w14:ligatures w14:val="none"/>
+              </w:rPr>
+              <w:t>windpark_N.csv</w:t>
+            </w:r>
+            <w:r>
+              <w:rPr>
+                <w:rFonts w:ascii="Aptos Narrow" w:eastAsia="Times New Roman" w:hAnsi="Aptos Narrow" w:cs="Segoe UI"/>
+                <w:color w:val="000000"/>
+                <w:kern w:val="0"/>
+                <w14:ligatures w14:val="none"/>
+              </w:rPr>
+              <w:t> </w:t>
+            </w:r>
+          </w:p>
+        </w:tc>
+        <w:tc>
+          <w:tcPr>
+            <w:tcW w:w="3630" w:type="dxa"/>
+            <w:tcBorders>
+              <w:top w:val="nil"/>
+              <w:left w:val="nil"/>
+              <w:bottom w:val="nil"/>
+              <w:right w:val="nil"/>
+            </w:tcBorders>
+            <w:vAlign w:val="bottom"/>
+            <w:hideMark/>
+          </w:tcPr>
+          <w:p>
+            <w:pPr>
+              <w:spacing w:after="0" w:line="240" w:lineRule="auto"/>
+              <w:textAlignment w:val="baseline"/>
+              <w:rPr>
+                <w:rFonts w:ascii="Segoe UI" w:eastAsia="Times New Roman" w:hAnsi="Segoe UI" w:cs="Segoe UI"/>
+                <w:kern w:val="0"/>
+                <w:sz w:val="18"/>
+                <w:szCs w:val="18"/>
+                <w14:ligatures w14:val="none"/>
+              </w:rPr>
+            </w:pPr>
+            <w:r>
+              <w:rPr>
+                <w:rFonts w:ascii="Aptos Narrow" w:eastAsia="Times New Roman" w:hAnsi="Aptos Narrow" w:cs="Segoe UI"/>
+                <w:color w:val="000000"/>
+                <w:kern w:val="0"/>
+                <w14:ligatures w14:val="none"/>
+              </w:rPr>
+              <w:t> </w:t>
+            </w:r>
+            <w:proofErr w:type="spellStart"/>
+            <w:r>
+              <w:rPr>
+                <w:rFonts w:ascii="Aptos Narrow" w:eastAsia="Times New Roman" w:hAnsi="Aptos Narrow" w:cs="Segoe UI"/>
+                <w:color w:val="000000"/>
+                <w:kern w:val="0"/>
+                <w:lang w:val="de-DE"/>
+                <w14:ligatures w14:val="none"/>
+              </w:rPr>
+              <w:t>wind_direction</w:t>
+            </w:r>
+            <w:proofErr w:type="spellEnd"/>
+            <w:r>
+              <w:rPr>
+                <w:rFonts w:ascii="Aptos Narrow" w:eastAsia="Times New Roman" w:hAnsi="Aptos Narrow" w:cs="Segoe UI"/>
+                <w:color w:val="000000"/>
+                <w:kern w:val="0"/>
+                <w14:ligatures w14:val="none"/>
+              </w:rPr>
+              <w:t> </w:t>
+            </w:r>
+          </w:p>
+        </w:tc>
+        <w:tc>
+          <w:tcPr>
+            <w:tcW w:w="1695" w:type="dxa"/>
+            <w:tcBorders>
+              <w:top w:val="nil"/>
+              <w:left w:val="nil"/>
+              <w:bottom w:val="nil"/>
+              <w:right w:val="nil"/>
+            </w:tcBorders>
+            <w:vAlign w:val="bottom"/>
+            <w:hideMark/>
+          </w:tcPr>
+          <w:p>
+            <w:pPr>
+              <w:spacing w:after="0" w:line="240" w:lineRule="auto"/>
+              <w:textAlignment w:val="baseline"/>
+              <w:rPr>
+                <w:rFonts w:ascii="Segoe UI" w:eastAsia="Times New Roman" w:hAnsi="Segoe UI" w:cs="Segoe UI"/>
+                <w:kern w:val="0"/>
+                <w:sz w:val="18"/>
+                <w:szCs w:val="18"/>
+                <w14:ligatures w14:val="none"/>
+              </w:rPr>
+            </w:pPr>
+            <w:r>
+              <w:rPr>
+                <w:rFonts w:ascii="Aptos Narrow" w:eastAsia="Times New Roman" w:hAnsi="Aptos Narrow" w:cs="Segoe UI"/>
+                <w:color w:val="000000"/>
+                <w:kern w:val="0"/>
+                <w:lang w:val="de-DE"/>
+                <w14:ligatures w14:val="none"/>
+              </w:rPr>
+              <w:t>°</w:t>
+            </w:r>
+            <w:r>
+              <w:rPr>
+                <w:rFonts w:ascii="Aptos Narrow" w:eastAsia="Times New Roman" w:hAnsi="Aptos Narrow" w:cs="Segoe UI"/>
+                <w:color w:val="000000"/>
+                <w:kern w:val="0"/>
+                <w14:ligatures w14:val="none"/>
+              </w:rPr>
+              <w:t> </w:t>
+            </w:r>
+          </w:p>
+        </w:tc>
+        <w:tc>
+          <w:tcPr>
+            <w:tcW w:w="1695" w:type="dxa"/>
+            <w:tcBorders>
+              <w:top w:val="nil"/>
+              <w:left w:val="nil"/>
+              <w:bottom w:val="nil"/>
+              <w:right w:val="nil"/>
+            </w:tcBorders>
+            <w:vAlign w:val="bottom"/>
+            <w:hideMark/>
+          </w:tcPr>
+          <w:p>
+            <w:pPr>
+              <w:spacing w:after="0" w:line="240" w:lineRule="auto"/>
+              <w:textAlignment w:val="baseline"/>
+              <w:rPr>
+                <w:rFonts w:ascii="Segoe UI" w:eastAsia="Times New Roman" w:hAnsi="Segoe UI" w:cs="Segoe UI"/>
+                <w:kern w:val="0"/>
+                <w:sz w:val="18"/>
+                <w:szCs w:val="18"/>
+                <w14:ligatures w14:val="none"/>
+              </w:rPr>
+            </w:pPr>
+            <w:r>
+              <w:rPr>
+                <w:rFonts w:ascii="Aptos Narrow" w:eastAsia="Times New Roman" w:hAnsi="Aptos Narrow" w:cs="Segoe UI"/>
+                <w:color w:val="000000"/>
+                <w:kern w:val="0"/>
+                <w:lang w:val="de-DE"/>
+                <w14:ligatures w14:val="none"/>
+              </w:rPr>
+              <w:t>&lt;=360 &amp; &gt;=0</w:t>
+            </w:r>
+            <w:r>
+              <w:rPr>
+                <w:rFonts w:ascii="Aptos Narrow" w:eastAsia="Times New Roman" w:hAnsi="Aptos Narrow" w:cs="Segoe UI"/>
+                <w:color w:val="000000"/>
+                <w:kern w:val="0"/>
+                <w14:ligatures w14:val="none"/>
+              </w:rPr>
+              <w:t> </w:t>
+            </w:r>
+          </w:p>
+        </w:tc>
+      </w:tr>
+      <w:tr>
+        <w:trPr>
+          <w:trHeight w:val="300"/>
+        </w:trPr>
+        <w:tc>
+          <w:tcPr>
+            <w:tcW w:w="0" w:type="auto"/>
+            <w:vMerge/>
+            <w:tcBorders>
+              <w:top w:val="nil"/>
+              <w:left w:val="nil"/>
+              <w:bottom w:val="single" w:sz="6" w:space="0" w:color="000000"/>
+              <w:right w:val="nil"/>
+            </w:tcBorders>
+            <w:vAlign w:val="center"/>
+            <w:hideMark/>
+          </w:tcPr>
+          <w:p>
+            <w:pPr>
+              <w:spacing w:after="0" w:line="240" w:lineRule="auto"/>
+              <w:rPr>
+                <w:rFonts w:ascii="Segoe UI" w:eastAsia="Times New Roman" w:hAnsi="Segoe UI" w:cs="Segoe UI"/>
+                <w:kern w:val="0"/>
+                <w:sz w:val="18"/>
+                <w:szCs w:val="18"/>
+                <w14:ligatures w14:val="none"/>
+              </w:rPr>
+            </w:pPr>
+          </w:p>
+        </w:tc>
+        <w:tc>
+          <w:tcPr>
+            <w:tcW w:w="3630" w:type="dxa"/>
+            <w:tcBorders>
+              <w:top w:val="nil"/>
+              <w:left w:val="nil"/>
+              <w:bottom w:val="nil"/>
+              <w:right w:val="nil"/>
+            </w:tcBorders>
+            <w:vAlign w:val="bottom"/>
+            <w:hideMark/>
+          </w:tcPr>
+          <w:p>
+            <w:pPr>
+              <w:spacing w:after="0" w:line="240" w:lineRule="auto"/>
+              <w:textAlignment w:val="baseline"/>
+              <w:rPr>
+                <w:rFonts w:ascii="Segoe UI" w:eastAsia="Times New Roman" w:hAnsi="Segoe UI" w:cs="Segoe UI"/>
+                <w:kern w:val="0"/>
+                <w:sz w:val="18"/>
+                <w:szCs w:val="18"/>
+                <w14:ligatures w14:val="none"/>
+              </w:rPr>
+            </w:pPr>
+            <w:proofErr w:type="spellStart"/>
+            <w:r>
+              <w:rPr>
+                <w:rFonts w:ascii="Aptos Narrow" w:eastAsia="Times New Roman" w:hAnsi="Aptos Narrow" w:cs="Segoe UI"/>
+                <w:color w:val="000000"/>
+                <w:kern w:val="0"/>
+                <w:lang w:val="de-DE"/>
+                <w14:ligatures w14:val="none"/>
+              </w:rPr>
+              <w:t>zonal_wind_speed</w:t>
+            </w:r>
+            <w:proofErr w:type="spellEnd"/>
+            <w:r>
+              <w:rPr>
+                <w:rFonts w:ascii="Aptos Narrow" w:eastAsia="Times New Roman" w:hAnsi="Aptos Narrow" w:cs="Segoe UI"/>
+                <w:color w:val="000000"/>
+                <w:kern w:val="0"/>
+                <w14:ligatures w14:val="none"/>
+              </w:rPr>
+              <w:t> </w:t>
+            </w:r>
+          </w:p>
+        </w:tc>
+        <w:tc>
+          <w:tcPr>
+            <w:tcW w:w="1695" w:type="dxa"/>
+            <w:tcBorders>
+              <w:top w:val="nil"/>
+              <w:left w:val="nil"/>
+              <w:bottom w:val="nil"/>
+              <w:right w:val="nil"/>
+            </w:tcBorders>
+            <w:vAlign w:val="bottom"/>
+            <w:hideMark/>
+          </w:tcPr>
+          <w:p>
+            <w:pPr>
+              <w:spacing w:after="0" w:line="240" w:lineRule="auto"/>
+              <w:textAlignment w:val="baseline"/>
+              <w:rPr>
+                <w:rFonts w:ascii="Segoe UI" w:eastAsia="Times New Roman" w:hAnsi="Segoe UI" w:cs="Segoe UI"/>
+                <w:kern w:val="0"/>
+                <w:sz w:val="18"/>
+                <w:szCs w:val="18"/>
+                <w14:ligatures w14:val="none"/>
+              </w:rPr>
+            </w:pPr>
+            <w:r>
+              <w:rPr>
+                <w:rFonts w:ascii="Aptos Narrow" w:eastAsia="Times New Roman" w:hAnsi="Aptos Narrow" w:cs="Segoe UI"/>
+                <w:color w:val="000000"/>
+                <w:kern w:val="0"/>
+                <w:lang w:val="de-DE"/>
+                <w14:ligatures w14:val="none"/>
+              </w:rPr>
+              <w:t>m/s</w:t>
+            </w:r>
+            <w:r>
+              <w:rPr>
+                <w:rFonts w:ascii="Aptos Narrow" w:eastAsia="Times New Roman" w:hAnsi="Aptos Narrow" w:cs="Segoe UI"/>
+                <w:color w:val="000000"/>
+                <w:kern w:val="0"/>
+                <w14:ligatures w14:val="none"/>
+              </w:rPr>
+              <w:t> </w:t>
+            </w:r>
+          </w:p>
+        </w:tc>
+        <w:tc>
+          <w:tcPr>
+            <w:tcW w:w="1695" w:type="dxa"/>
+            <w:tcBorders>
+              <w:top w:val="nil"/>
+              <w:left w:val="nil"/>
+              <w:bottom w:val="nil"/>
+              <w:right w:val="nil"/>
+            </w:tcBorders>
+            <w:vAlign w:val="bottom"/>
+            <w:hideMark/>
+          </w:tcPr>
+          <w:p>
+            <w:pPr>
+              <w:spacing w:after="0" w:line="240" w:lineRule="auto"/>
+              <w:textAlignment w:val="baseline"/>
+              <w:rPr>
+                <w:rFonts w:ascii="Segoe UI" w:eastAsia="Times New Roman" w:hAnsi="Segoe UI" w:cs="Segoe UI"/>
+                <w:kern w:val="0"/>
+                <w:sz w:val="18"/>
+                <w:szCs w:val="18"/>
+                <w14:ligatures w14:val="none"/>
+              </w:rPr>
+            </w:pPr>
+            <w:r>
+              <w:rPr>
+                <w:rFonts w:ascii="Aptos Narrow" w:eastAsia="Times New Roman" w:hAnsi="Aptos Narrow" w:cs="Segoe UI"/>
+                <w:color w:val="000000"/>
+                <w:kern w:val="0"/>
+                <w14:ligatures w14:val="none"/>
+              </w:rPr>
+              <w:t>-</w:t>
+            </w:r>
+            <w:r>
+              <w:rPr>
+                <w:rFonts w:ascii="Aptos Narrow" w:eastAsia="Times New Roman" w:hAnsi="Aptos Narrow" w:cs="Segoe UI"/>
+                <w:color w:val="000000"/>
+                <w:kern w:val="0"/>
+                <w14:ligatures w14:val="none"/>
+              </w:rPr>
+              <w:t> </w:t>
+            </w:r>
+          </w:p>
+        </w:tc>
+      </w:tr>
+      <w:tr>
+        <w:trPr>
+          <w:trHeight w:val="300"/>
+        </w:trPr>
+        <w:tc>
+          <w:tcPr>
+            <w:tcW w:w="0" w:type="auto"/>
+            <w:vMerge/>
+            <w:tcBorders>
+              <w:top w:val="nil"/>
+              <w:left w:val="nil"/>
+              <w:bottom w:val="single" w:sz="6" w:space="0" w:color="000000"/>
+              <w:right w:val="nil"/>
+            </w:tcBorders>
+            <w:vAlign w:val="center"/>
+            <w:hideMark/>
+          </w:tcPr>
+          <w:p>
+            <w:pPr>
+              <w:spacing w:after="0" w:line="240" w:lineRule="auto"/>
+              <w:rPr>
+                <w:rFonts w:ascii="Segoe UI" w:eastAsia="Times New Roman" w:hAnsi="Segoe UI" w:cs="Segoe UI"/>
+                <w:kern w:val="0"/>
+                <w:sz w:val="18"/>
+                <w:szCs w:val="18"/>
+                <w14:ligatures w14:val="none"/>
+              </w:rPr>
+            </w:pPr>
+          </w:p>
+        </w:tc>
+        <w:tc>
+          <w:tcPr>
+            <w:tcW w:w="3630" w:type="dxa"/>
+            <w:tcBorders>
+              <w:top w:val="nil"/>
+              <w:left w:val="nil"/>
+              <w:bottom w:val="nil"/>
+              <w:right w:val="nil"/>
+            </w:tcBorders>
+            <w:vAlign w:val="bottom"/>
+            <w:hideMark/>
+          </w:tcPr>
+          <w:p>
+            <w:pPr>
+              <w:spacing w:after="0" w:line="240" w:lineRule="auto"/>
+              <w:textAlignment w:val="baseline"/>
+              <w:rPr>
+                <w:rFonts w:ascii="Segoe UI" w:eastAsia="Times New Roman" w:hAnsi="Segoe UI" w:cs="Segoe UI"/>
+                <w:kern w:val="0"/>
+                <w:sz w:val="18"/>
+                <w:szCs w:val="18"/>
+                <w14:ligatures w14:val="none"/>
+              </w:rPr>
+            </w:pPr>
+            <w:proofErr w:type="spellStart"/>
+            <w:r>
+              <w:rPr>
+                <w:rFonts w:ascii="Aptos Narrow" w:eastAsia="Times New Roman" w:hAnsi="Aptos Narrow" w:cs="Segoe UI"/>
+                <w:color w:val="000000"/>
+                <w:kern w:val="0"/>
+                <w:lang w:val="de-DE"/>
+                <w14:ligatures w14:val="none"/>
+              </w:rPr>
+              <w:t>meridional_wind_speed</w:t>
+            </w:r>
+            <w:proofErr w:type="spellEnd"/>
+            <w:r>
+              <w:rPr>
+                <w:rFonts w:ascii="Aptos Narrow" w:eastAsia="Times New Roman" w:hAnsi="Aptos Narrow" w:cs="Segoe UI"/>
+                <w:color w:val="000000"/>
+                <w:kern w:val="0"/>
+                <w14:ligatures w14:val="none"/>
+              </w:rPr>
+              <w:t> </w:t>
+            </w:r>
+          </w:p>
+        </w:tc>
+        <w:tc>
+          <w:tcPr>
+            <w:tcW w:w="1695" w:type="dxa"/>
+            <w:tcBorders>
+              <w:top w:val="nil"/>
+              <w:left w:val="nil"/>
+              <w:bottom w:val="nil"/>
+              <w:right w:val="nil"/>
+            </w:tcBorders>
+            <w:vAlign w:val="bottom"/>
+            <w:hideMark/>
+          </w:tcPr>
+          <w:p>
+            <w:pPr>
+              <w:spacing w:after="0" w:line="240" w:lineRule="auto"/>
+              <w:textAlignment w:val="baseline"/>
+              <w:rPr>
+                <w:rFonts w:ascii="Segoe UI" w:eastAsia="Times New Roman" w:hAnsi="Segoe UI" w:cs="Segoe UI"/>
+                <w:kern w:val="0"/>
+                <w:sz w:val="18"/>
+                <w:szCs w:val="18"/>
+                <w14:ligatures w14:val="none"/>
+              </w:rPr>
+            </w:pPr>
+            <w:r>
+              <w:rPr>
+                <w:rFonts w:ascii="Aptos Narrow" w:eastAsia="Times New Roman" w:hAnsi="Aptos Narrow" w:cs="Segoe UI"/>
+                <w:color w:val="000000"/>
+                <w:kern w:val="0"/>
+                <w:lang w:val="de-DE"/>
+                <w14:ligatures w14:val="none"/>
+              </w:rPr>
+              <w:t>m/s</w:t>
+            </w:r>
+            <w:r>
+              <w:rPr>
+                <w:rFonts w:ascii="Aptos Narrow" w:eastAsia="Times New Roman" w:hAnsi="Aptos Narrow" w:cs="Segoe UI"/>
+                <w:color w:val="000000"/>
+                <w:kern w:val="0"/>
+                <w14:ligatures w14:val="none"/>
+              </w:rPr>
+              <w:t> </w:t>
+            </w:r>
+          </w:p>
+        </w:tc>
+        <w:tc>
+          <w:tcPr>
+            <w:tcW w:w="1695" w:type="dxa"/>
+            <w:tcBorders>
+              <w:top w:val="nil"/>
+              <w:left w:val="nil"/>
+              <w:bottom w:val="nil"/>
+              <w:right w:val="nil"/>
+            </w:tcBorders>
+            <w:vAlign w:val="bottom"/>
+            <w:hideMark/>
+          </w:tcPr>
+          <w:p>
+            <w:pPr>
+              <w:spacing w:after="0" w:line="240" w:lineRule="auto"/>
+              <w:textAlignment w:val="baseline"/>
+              <w:rPr>
+                <w:rFonts w:ascii="Segoe UI" w:eastAsia="Times New Roman" w:hAnsi="Segoe UI" w:cs="Segoe UI"/>
+                <w:kern w:val="0"/>
+                <w:sz w:val="18"/>
+                <w:szCs w:val="18"/>
+                <w14:ligatures w14:val="none"/>
+              </w:rPr>
+            </w:pPr>
+            <w:r>
+              <w:rPr>
+                <w:rFonts w:ascii="Aptos Narrow" w:eastAsia="Times New Roman" w:hAnsi="Aptos Narrow" w:cs="Segoe UI"/>
+                <w:color w:val="000000"/>
+                <w:kern w:val="0"/>
+                <w:lang w:val="de-DE"/>
+                <w14:ligatures w14:val="none"/>
+              </w:rPr>
+              <w:t>-</w:t>
+            </w:r>
+            <w:r>
+              <w:rPr>
+                <w:rFonts w:ascii="Aptos Narrow" w:eastAsia="Times New Roman" w:hAnsi="Aptos Narrow" w:cs="Segoe UI"/>
+                <w:color w:val="000000"/>
+                <w:kern w:val="0"/>
+                <w14:ligatures w14:val="none"/>
+              </w:rPr>
+              <w:t> </w:t>
+            </w:r>
+          </w:p>
+        </w:tc>
+      </w:tr>
+      <w:tr>
+        <w:trPr>
+          <w:trHeight w:val="300"/>
+        </w:trPr>
+        <w:tc>
+          <w:tcPr>
+            <w:tcW w:w="0" w:type="auto"/>
+            <w:vMerge/>
+            <w:tcBorders>
+              <w:top w:val="nil"/>
+              <w:left w:val="nil"/>
+              <w:bottom w:val="single" w:sz="6" w:space="0" w:color="000000"/>
+              <w:right w:val="nil"/>
+            </w:tcBorders>
+            <w:vAlign w:val="center"/>
+            <w:hideMark/>
+          </w:tcPr>
+          <w:p>
+            <w:pPr>
+              <w:spacing w:after="0" w:line="240" w:lineRule="auto"/>
+              <w:rPr>
+                <w:rFonts w:ascii="Segoe UI" w:eastAsia="Times New Roman" w:hAnsi="Segoe UI" w:cs="Segoe UI"/>
+                <w:kern w:val="0"/>
+                <w:sz w:val="18"/>
+                <w:szCs w:val="18"/>
+                <w14:ligatures w14:val="none"/>
+              </w:rPr>
+            </w:pPr>
+          </w:p>
+        </w:tc>
+        <w:tc>
+          <w:tcPr>
+            <w:tcW w:w="3630" w:type="dxa"/>
+            <w:tcBorders>
+              <w:top w:val="nil"/>
+              <w:left w:val="nil"/>
+              <w:bottom w:val="nil"/>
+              <w:right w:val="nil"/>
+            </w:tcBorders>
+            <w:vAlign w:val="bottom"/>
+            <w:hideMark/>
+          </w:tcPr>
+          <w:p>
+            <w:pPr>
+              <w:spacing w:after="0" w:line="240" w:lineRule="auto"/>
+              <w:textAlignment w:val="baseline"/>
+              <w:rPr>
+                <w:rFonts w:ascii="Segoe UI" w:eastAsia="Times New Roman" w:hAnsi="Segoe UI" w:cs="Segoe UI"/>
+                <w:kern w:val="0"/>
+                <w:sz w:val="18"/>
+                <w:szCs w:val="18"/>
+                <w14:ligatures w14:val="none"/>
+              </w:rPr>
+            </w:pPr>
+            <w:proofErr w:type="spellStart"/>
+            <w:r>
+              <w:rPr>
+                <w:rFonts w:ascii="Aptos Narrow" w:eastAsia="Times New Roman" w:hAnsi="Aptos Narrow" w:cs="Segoe UI"/>
+                <w:color w:val="000000"/>
+                <w:kern w:val="0"/>
+                <w:lang w:val="de-DE"/>
+                <w14:ligatures w14:val="none"/>
+              </w:rPr>
+              <w:t>air_pressure</w:t>
+            </w:r>
+            <w:proofErr w:type="spellEnd"/>
+            <w:r>
+              <w:rPr>
+                <w:rFonts w:ascii="Aptos Narrow" w:eastAsia="Times New Roman" w:hAnsi="Aptos Narrow" w:cs="Segoe UI"/>
+                <w:color w:val="000000"/>
+                <w:kern w:val="0"/>
+                <w14:ligatures w14:val="none"/>
+              </w:rPr>
+              <w:t> </w:t>
+            </w:r>
+          </w:p>
+        </w:tc>
+        <w:tc>
+          <w:tcPr>
+            <w:tcW w:w="1695" w:type="dxa"/>
+            <w:tcBorders>
+              <w:top w:val="nil"/>
+              <w:left w:val="nil"/>
+              <w:bottom w:val="nil"/>
+              <w:right w:val="nil"/>
+            </w:tcBorders>
+            <w:vAlign w:val="bottom"/>
+            <w:hideMark/>
+          </w:tcPr>
+          <w:p>
+            <w:pPr>
+              <w:spacing w:after="0" w:line="240" w:lineRule="auto"/>
+              <w:textAlignment w:val="baseline"/>
+              <w:rPr>
+                <w:rFonts w:ascii="Segoe UI" w:eastAsia="Times New Roman" w:hAnsi="Segoe UI" w:cs="Segoe UI"/>
+                <w:kern w:val="0"/>
+                <w:sz w:val="18"/>
+                <w:szCs w:val="18"/>
+                <w14:ligatures w14:val="none"/>
+              </w:rPr>
+            </w:pPr>
+            <w:proofErr w:type="spellStart"/>
+            <w:r>
+              <w:rPr>
+                <w:rFonts w:ascii="Aptos Narrow" w:eastAsia="Times New Roman" w:hAnsi="Aptos Narrow" w:cs="Segoe UI"/>
+                <w:color w:val="000000"/>
+                <w:kern w:val="0"/>
+                <w:lang w:val="de-DE"/>
+                <w14:ligatures w14:val="none"/>
+              </w:rPr>
+              <w:t>Pa</w:t>
+            </w:r>
+            <w:proofErr w:type="spellEnd"/>
+            <w:r>
+              <w:rPr>
+                <w:rFonts w:ascii="Aptos Narrow" w:eastAsia="Times New Roman" w:hAnsi="Aptos Narrow" w:cs="Segoe UI"/>
+                <w:color w:val="000000"/>
+                <w:kern w:val="0"/>
+                <w14:ligatures w14:val="none"/>
+              </w:rPr>
+              <w:t> </w:t>
+            </w:r>
+          </w:p>
+        </w:tc>
+        <w:tc>
+          <w:tcPr>
+            <w:tcW w:w="1695" w:type="dxa"/>
+            <w:tcBorders>
+              <w:top w:val="nil"/>
+              <w:left w:val="nil"/>
+              <w:bottom w:val="nil"/>
+              <w:right w:val="nil"/>
+            </w:tcBorders>
+            <w:vAlign w:val="bottom"/>
+            <w:hideMark/>
+          </w:tcPr>
+          <w:p>
+            <w:pPr>
+              <w:spacing w:after="0" w:line="240" w:lineRule="auto"/>
+              <w:textAlignment w:val="baseline"/>
+              <w:rPr>
+                <w:rFonts w:ascii="Segoe UI" w:eastAsia="Times New Roman" w:hAnsi="Segoe UI" w:cs="Segoe UI"/>
+                <w:kern w:val="0"/>
+                <w:sz w:val="18"/>
+                <w:szCs w:val="18"/>
+                <w14:ligatures w14:val="none"/>
+              </w:rPr>
+            </w:pPr>
+            <w:r>
+              <w:rPr>
+                <w:rFonts w:ascii="Aptos Narrow" w:eastAsia="Times New Roman" w:hAnsi="Aptos Narrow" w:cs="Segoe UI"/>
+                <w:color w:val="000000"/>
+                <w:kern w:val="0"/>
+                <w:lang w:val="de-DE"/>
+                <w14:ligatures w14:val="none"/>
+              </w:rPr>
+              <w:t>&gt;= 0</w:t>
+            </w:r>
+            <w:r>
+              <w:rPr>
+                <w:rFonts w:ascii="Aptos Narrow" w:eastAsia="Times New Roman" w:hAnsi="Aptos Narrow" w:cs="Segoe UI"/>
+                <w:color w:val="000000"/>
+                <w:kern w:val="0"/>
+                <w14:ligatures w14:val="none"/>
+              </w:rPr>
+              <w:t> </w:t>
+            </w:r>
+          </w:p>
+        </w:tc>
+      </w:tr>
+      <w:tr>
+        <w:trPr>
+          <w:trHeight w:val="300"/>
+        </w:trPr>
+        <w:tc>
+          <w:tcPr>
+            <w:tcW w:w="0" w:type="auto"/>
+            <w:vMerge/>
+            <w:tcBorders>
+              <w:top w:val="nil"/>
+              <w:left w:val="nil"/>
+              <w:bottom w:val="single" w:sz="6" w:space="0" w:color="000000"/>
+              <w:right w:val="nil"/>
+            </w:tcBorders>
+            <w:vAlign w:val="center"/>
+            <w:hideMark/>
+          </w:tcPr>
+          <w:p>
+            <w:pPr>
+              <w:spacing w:after="0" w:line="240" w:lineRule="auto"/>
+              <w:rPr>
+                <w:rFonts w:ascii="Segoe UI" w:eastAsia="Times New Roman" w:hAnsi="Segoe UI" w:cs="Segoe UI"/>
+                <w:kern w:val="0"/>
+                <w:sz w:val="18"/>
+                <w:szCs w:val="18"/>
+                <w14:ligatures w14:val="none"/>
+              </w:rPr>
+            </w:pPr>
+          </w:p>
+        </w:tc>
+        <w:tc>
+          <w:tcPr>
+            <w:tcW w:w="3630" w:type="dxa"/>
+            <w:tcBorders>
+              <w:top w:val="nil"/>
+              <w:left w:val="nil"/>
+              <w:bottom w:val="nil"/>
+              <w:right w:val="nil"/>
+            </w:tcBorders>
+            <w:vAlign w:val="bottom"/>
+            <w:hideMark/>
+          </w:tcPr>
+          <w:p>
+            <w:pPr>
+              <w:spacing w:after="0" w:line="240" w:lineRule="auto"/>
+              <w:textAlignment w:val="baseline"/>
+              <w:rPr>
+                <w:rFonts w:ascii="Segoe UI" w:eastAsia="Times New Roman" w:hAnsi="Segoe UI" w:cs="Segoe UI"/>
+                <w:kern w:val="0"/>
+                <w:sz w:val="18"/>
+                <w:szCs w:val="18"/>
+                <w14:ligatures w14:val="none"/>
+              </w:rPr>
+            </w:pPr>
+            <w:proofErr w:type="spellStart"/>
+            <w:r>
+              <w:rPr>
+                <w:rFonts w:ascii="Aptos Narrow" w:eastAsia="Times New Roman" w:hAnsi="Aptos Narrow" w:cs="Segoe UI"/>
+                <w:color w:val="000000"/>
+                <w:kern w:val="0"/>
+                <w:lang w:val="de-DE"/>
+                <w14:ligatures w14:val="none"/>
+              </w:rPr>
+              <w:t>relative_humidity</w:t>
+            </w:r>
+            <w:proofErr w:type="spellEnd"/>
+            <w:r>
+              <w:rPr>
+                <w:rFonts w:ascii="Aptos Narrow" w:eastAsia="Times New Roman" w:hAnsi="Aptos Narrow" w:cs="Segoe UI"/>
+                <w:color w:val="000000"/>
+                <w:kern w:val="0"/>
+                <w14:ligatures w14:val="none"/>
+              </w:rPr>
+              <w:t> </w:t>
+            </w:r>
+          </w:p>
+        </w:tc>
+        <w:tc>
+          <w:tcPr>
+            <w:tcW w:w="1695" w:type="dxa"/>
+            <w:tcBorders>
+              <w:top w:val="nil"/>
+              <w:left w:val="nil"/>
+              <w:bottom w:val="nil"/>
+              <w:right w:val="nil"/>
+            </w:tcBorders>
+            <w:vAlign w:val="bottom"/>
+            <w:hideMark/>
+          </w:tcPr>
+          <w:p>
+            <w:pPr>
+              <w:spacing w:after="0" w:line="240" w:lineRule="auto"/>
+              <w:textAlignment w:val="baseline"/>
+              <w:rPr>
+                <w:rFonts w:ascii="Segoe UI" w:eastAsia="Times New Roman" w:hAnsi="Segoe UI" w:cs="Segoe UI"/>
+                <w:kern w:val="0"/>
+                <w:sz w:val="18"/>
+                <w:szCs w:val="18"/>
+                <w14:ligatures w14:val="none"/>
+              </w:rPr>
+            </w:pPr>
+            <w:r>
+              <w:rPr>
+                <w:rFonts w:ascii="Aptos Narrow" w:eastAsia="Times New Roman" w:hAnsi="Aptos Narrow" w:cs="Segoe UI"/>
+                <w:color w:val="000000"/>
+                <w:kern w:val="0"/>
+                <w:lang w:val="de-DE"/>
+                <w14:ligatures w14:val="none"/>
+              </w:rPr>
+              <w:t>%</w:t>
+            </w:r>
+            <w:r>
+              <w:rPr>
+                <w:rFonts w:ascii="Aptos Narrow" w:eastAsia="Times New Roman" w:hAnsi="Aptos Narrow" w:cs="Segoe UI"/>
+                <w:color w:val="000000"/>
+                <w:kern w:val="0"/>
+                <w14:ligatures w14:val="none"/>
+              </w:rPr>
+              <w:t> </w:t>
+            </w:r>
+          </w:p>
+        </w:tc>
+        <w:tc>
+          <w:tcPr>
+            <w:tcW w:w="1695" w:type="dxa"/>
+            <w:tcBorders>
+              <w:top w:val="nil"/>
+              <w:left w:val="nil"/>
+              <w:bottom w:val="nil"/>
+              <w:right w:val="nil"/>
+            </w:tcBorders>
+            <w:vAlign w:val="bottom"/>
+            <w:hideMark/>
+          </w:tcPr>
+          <w:p>
+            <w:pPr>
+              <w:spacing w:after="0" w:line="240" w:lineRule="auto"/>
+              <w:textAlignment w:val="baseline"/>
+              <w:rPr>
+                <w:rFonts w:ascii="Segoe UI" w:eastAsia="Times New Roman" w:hAnsi="Segoe UI" w:cs="Segoe UI"/>
+                <w:kern w:val="0"/>
+                <w:sz w:val="18"/>
+                <w:szCs w:val="18"/>
+                <w14:ligatures w14:val="none"/>
+              </w:rPr>
+            </w:pPr>
+            <w:r>
+              <w:rPr>
+                <w:rFonts w:ascii="Aptos Narrow" w:eastAsia="Times New Roman" w:hAnsi="Aptos Narrow" w:cs="Segoe UI"/>
+                <w:color w:val="000000"/>
+                <w:kern w:val="0"/>
+                <w:lang w:val="de-DE"/>
+                <w14:ligatures w14:val="none"/>
+              </w:rPr>
+              <w:t>&gt;0 &amp; &lt;= 100</w:t>
+            </w:r>
+            <w:r>
+              <w:rPr>
+                <w:rFonts w:ascii="Aptos Narrow" w:eastAsia="Times New Roman" w:hAnsi="Aptos Narrow" w:cs="Segoe UI"/>
+                <w:color w:val="000000"/>
+                <w:kern w:val="0"/>
+                <w14:ligatures w14:val="none"/>
+              </w:rPr>
+              <w:t> </w:t>
+            </w:r>
+          </w:p>
+        </w:tc>
+      </w:tr>
+      <w:tr>
+        <w:trPr>
+          <w:trHeight w:val="300"/>
+        </w:trPr>
+        <w:tc>
+          <w:tcPr>
+            <w:tcW w:w="0" w:type="auto"/>
+            <w:vMerge/>
+            <w:tcBorders>
+              <w:top w:val="nil"/>
+              <w:left w:val="nil"/>
+              <w:bottom w:val="single" w:sz="6" w:space="0" w:color="000000"/>
+              <w:right w:val="nil"/>
+            </w:tcBorders>
+            <w:vAlign w:val="center"/>
+            <w:hideMark/>
+          </w:tcPr>
+          <w:p>
+            <w:pPr>
+              <w:spacing w:after="0" w:line="240" w:lineRule="auto"/>
+              <w:rPr>
+                <w:rFonts w:ascii="Segoe UI" w:eastAsia="Times New Roman" w:hAnsi="Segoe UI" w:cs="Segoe UI"/>
+                <w:kern w:val="0"/>
+                <w:sz w:val="18"/>
+                <w:szCs w:val="18"/>
+                <w14:ligatures w14:val="none"/>
+              </w:rPr>
+            </w:pPr>
+          </w:p>
+        </w:tc>
+        <w:tc>
+          <w:tcPr>
+            <w:tcW w:w="3630" w:type="dxa"/>
+            <w:tcBorders>
+              <w:top w:val="nil"/>
+              <w:left w:val="nil"/>
+              <w:bottom w:val="nil"/>
+              <w:right w:val="nil"/>
+            </w:tcBorders>
+            <w:vAlign w:val="bottom"/>
+            <w:hideMark/>
+          </w:tcPr>
+          <w:p>
+            <w:pPr>
+              <w:spacing w:after="0" w:line="240" w:lineRule="auto"/>
+              <w:textAlignment w:val="baseline"/>
+              <w:rPr>
+                <w:rFonts w:ascii="Segoe UI" w:eastAsia="Times New Roman" w:hAnsi="Segoe UI" w:cs="Segoe UI"/>
+                <w:kern w:val="0"/>
+                <w:sz w:val="18"/>
+                <w:szCs w:val="18"/>
+                <w14:ligatures w14:val="none"/>
+              </w:rPr>
+            </w:pPr>
+            <w:proofErr w:type="spellStart"/>
+            <w:r>
+              <w:rPr>
+                <w:rFonts w:ascii="Aptos Narrow" w:eastAsia="Times New Roman" w:hAnsi="Aptos Narrow" w:cs="Segoe UI"/>
+                <w:color w:val="000000"/>
+                <w:kern w:val="0"/>
+                <w:lang w:val="de-DE"/>
+                <w14:ligatures w14:val="none"/>
+              </w:rPr>
+              <w:t>air_temperature</w:t>
+            </w:r>
+            <w:proofErr w:type="spellEnd"/>
+            <w:r>
+              <w:rPr>
+                <w:rFonts w:ascii="Aptos Narrow" w:eastAsia="Times New Roman" w:hAnsi="Aptos Narrow" w:cs="Segoe UI"/>
+                <w:color w:val="000000"/>
+                <w:kern w:val="0"/>
+                <w14:ligatures w14:val="none"/>
+              </w:rPr>
+              <w:t> </w:t>
+            </w:r>
+          </w:p>
+        </w:tc>
+        <w:tc>
+          <w:tcPr>
+            <w:tcW w:w="1695" w:type="dxa"/>
+            <w:tcBorders>
+              <w:top w:val="nil"/>
+              <w:left w:val="nil"/>
+              <w:bottom w:val="nil"/>
+              <w:right w:val="nil"/>
+            </w:tcBorders>
+            <w:vAlign w:val="bottom"/>
+            <w:hideMark/>
+          </w:tcPr>
+          <w:p>
+            <w:pPr>
+              <w:spacing w:after="0" w:line="240" w:lineRule="auto"/>
+              <w:textAlignment w:val="baseline"/>
+              <w:rPr>
+                <w:rFonts w:ascii="Segoe UI" w:eastAsia="Times New Roman" w:hAnsi="Segoe UI" w:cs="Segoe UI"/>
+                <w:kern w:val="0"/>
+                <w:sz w:val="18"/>
+                <w:szCs w:val="18"/>
+                <w14:ligatures w14:val="none"/>
+              </w:rPr>
+            </w:pPr>
+            <w:r>
+              <w:rPr>
+                <w:rFonts w:ascii="Aptos Narrow" w:eastAsia="Times New Roman" w:hAnsi="Aptos Narrow" w:cs="Segoe UI"/>
+                <w:color w:val="000000"/>
+                <w:kern w:val="0"/>
+                <w:lang w:val="de-DE"/>
+                <w14:ligatures w14:val="none"/>
+              </w:rPr>
+              <w:t>K</w:t>
+            </w:r>
+            <w:r>
+              <w:rPr>
+                <w:rFonts w:ascii="Aptos Narrow" w:eastAsia="Times New Roman" w:hAnsi="Aptos Narrow" w:cs="Segoe UI"/>
+                <w:color w:val="000000"/>
+                <w:kern w:val="0"/>
+                <w14:ligatures w14:val="none"/>
+              </w:rPr>
+              <w:t> </w:t>
+            </w:r>
+          </w:p>
+        </w:tc>
+        <w:tc>
+          <w:tcPr>
+            <w:tcW w:w="1695" w:type="dxa"/>
+            <w:tcBorders>
+              <w:top w:val="nil"/>
+              <w:left w:val="nil"/>
+              <w:bottom w:val="nil"/>
+              <w:right w:val="nil"/>
+            </w:tcBorders>
+            <w:vAlign w:val="bottom"/>
+            <w:hideMark/>
+          </w:tcPr>
+          <w:p>
+            <w:pPr>
+              <w:spacing w:after="0" w:line="240" w:lineRule="auto"/>
+              <w:textAlignment w:val="baseline"/>
+              <w:rPr>
+                <w:rFonts w:ascii="Segoe UI" w:eastAsia="Times New Roman" w:hAnsi="Segoe UI" w:cs="Segoe UI"/>
+                <w:kern w:val="0"/>
+                <w:sz w:val="18"/>
+                <w:szCs w:val="18"/>
+                <w14:ligatures w14:val="none"/>
+              </w:rPr>
+            </w:pPr>
+            <w:r>
+              <w:rPr>
+                <w:rFonts w:ascii="Aptos Narrow" w:eastAsia="Times New Roman" w:hAnsi="Aptos Narrow" w:cs="Segoe UI"/>
+                <w:color w:val="000000"/>
+                <w:kern w:val="0"/>
+                <w:lang w:val="de-DE"/>
+                <w14:ligatures w14:val="none"/>
+              </w:rPr>
+              <w:t>&gt;= 0</w:t>
+            </w:r>
+            <w:r>
+              <w:rPr>
+                <w:rFonts w:ascii="Aptos Narrow" w:eastAsia="Times New Roman" w:hAnsi="Aptos Narrow" w:cs="Segoe UI"/>
+                <w:color w:val="000000"/>
+                <w:kern w:val="0"/>
+                <w14:ligatures w14:val="none"/>
+              </w:rPr>
+              <w:t> </w:t>
+            </w:r>
+          </w:p>
+        </w:tc>
+      </w:tr>
+      <w:tr>
+        <w:trPr>
+          <w:trHeight w:val="300"/>
+        </w:trPr>
+        <w:tc>
+          <w:tcPr>
+            <w:tcW w:w="0" w:type="auto"/>
+            <w:vMerge/>
+            <w:tcBorders>
+              <w:top w:val="nil"/>
+              <w:left w:val="nil"/>
+              <w:bottom w:val="single" w:sz="6" w:space="0" w:color="000000"/>
+              <w:right w:val="nil"/>
+            </w:tcBorders>
+            <w:vAlign w:val="center"/>
+            <w:hideMark/>
+          </w:tcPr>
+          <w:p>
+            <w:pPr>
+              <w:spacing w:after="0" w:line="240" w:lineRule="auto"/>
+              <w:rPr>
+                <w:rFonts w:ascii="Segoe UI" w:eastAsia="Times New Roman" w:hAnsi="Segoe UI" w:cs="Segoe UI"/>
+                <w:kern w:val="0"/>
+                <w:sz w:val="18"/>
+                <w:szCs w:val="18"/>
+                <w14:ligatures w14:val="none"/>
+              </w:rPr>
+            </w:pPr>
+          </w:p>
+        </w:tc>
+        <w:tc>
+          <w:tcPr>
+            <w:tcW w:w="3630" w:type="dxa"/>
+            <w:tcBorders>
+              <w:top w:val="nil"/>
+              <w:left w:val="nil"/>
+              <w:bottom w:val="nil"/>
+              <w:right w:val="nil"/>
+            </w:tcBorders>
+            <w:vAlign w:val="bottom"/>
+            <w:hideMark/>
+          </w:tcPr>
+          <w:p>
+            <w:pPr>
+              <w:spacing w:after="0" w:line="240" w:lineRule="auto"/>
+              <w:textAlignment w:val="baseline"/>
+              <w:rPr>
+                <w:rFonts w:ascii="Segoe UI" w:eastAsia="Times New Roman" w:hAnsi="Segoe UI" w:cs="Segoe UI"/>
+                <w:kern w:val="0"/>
+                <w:sz w:val="18"/>
+                <w:szCs w:val="18"/>
+                <w14:ligatures w14:val="none"/>
+              </w:rPr>
+            </w:pPr>
+            <w:proofErr w:type="spellStart"/>
+            <w:r>
+              <w:rPr>
+                <w:rFonts w:ascii="Aptos Narrow" w:eastAsia="Times New Roman" w:hAnsi="Aptos Narrow" w:cs="Segoe UI"/>
+                <w:color w:val="000000"/>
+                <w:kern w:val="0"/>
+                <w:lang w:val="de-DE"/>
+                <w14:ligatures w14:val="none"/>
+              </w:rPr>
+              <w:t>availability</w:t>
+            </w:r>
+            <w:proofErr w:type="spellEnd"/>
+            <w:r>
+              <w:rPr>
+                <w:rFonts w:ascii="Aptos Narrow" w:eastAsia="Times New Roman" w:hAnsi="Aptos Narrow" w:cs="Segoe UI"/>
+                <w:color w:val="000000"/>
+                <w:kern w:val="0"/>
+                <w14:ligatures w14:val="none"/>
+              </w:rPr>
+              <w:t> </w:t>
+            </w:r>
+          </w:p>
+        </w:tc>
+        <w:tc>
+          <w:tcPr>
+            <w:tcW w:w="1695" w:type="dxa"/>
+            <w:tcBorders>
+              <w:top w:val="nil"/>
+              <w:left w:val="nil"/>
+              <w:bottom w:val="nil"/>
+              <w:right w:val="nil"/>
+            </w:tcBorders>
+            <w:vAlign w:val="bottom"/>
+            <w:hideMark/>
+          </w:tcPr>
+          <w:p>
+            <w:pPr>
+              <w:spacing w:after="0" w:line="240" w:lineRule="auto"/>
+              <w:textAlignment w:val="baseline"/>
+              <w:rPr>
+                <w:rFonts w:ascii="Segoe UI" w:eastAsia="Times New Roman" w:hAnsi="Segoe UI" w:cs="Segoe UI"/>
+                <w:kern w:val="0"/>
+                <w:sz w:val="18"/>
+                <w:szCs w:val="18"/>
+                <w14:ligatures w14:val="none"/>
+              </w:rPr>
+            </w:pPr>
+            <w:r>
+              <w:rPr>
+                <w:rFonts w:ascii="Aptos Narrow" w:eastAsia="Times New Roman" w:hAnsi="Aptos Narrow" w:cs="Segoe UI"/>
+                <w:color w:val="000000"/>
+                <w:kern w:val="0"/>
+                <w:lang w:val="de-DE"/>
+                <w14:ligatures w14:val="none"/>
+              </w:rPr>
+              <w:t>kW</w:t>
+            </w:r>
+            <w:r>
+              <w:rPr>
+                <w:rFonts w:ascii="Aptos Narrow" w:eastAsia="Times New Roman" w:hAnsi="Aptos Narrow" w:cs="Segoe UI"/>
+                <w:color w:val="000000"/>
+                <w:kern w:val="0"/>
+                <w14:ligatures w14:val="none"/>
+              </w:rPr>
+              <w:t> </w:t>
+            </w:r>
+          </w:p>
+        </w:tc>
+        <w:tc>
+          <w:tcPr>
+            <w:tcW w:w="1695" w:type="dxa"/>
+            <w:tcBorders>
+              <w:top w:val="nil"/>
+              <w:left w:val="nil"/>
+              <w:bottom w:val="nil"/>
+              <w:right w:val="nil"/>
+            </w:tcBorders>
+            <w:vAlign w:val="bottom"/>
+            <w:hideMark/>
+          </w:tcPr>
+          <w:p>
+            <w:pPr>
+              <w:spacing w:after="0" w:line="240" w:lineRule="auto"/>
+              <w:textAlignment w:val="baseline"/>
+              <w:rPr>
+                <w:rFonts w:ascii="Segoe UI" w:eastAsia="Times New Roman" w:hAnsi="Segoe UI" w:cs="Segoe UI"/>
+                <w:kern w:val="0"/>
+                <w:sz w:val="18"/>
+                <w:szCs w:val="18"/>
+                <w14:ligatures w14:val="none"/>
+              </w:rPr>
+            </w:pPr>
+            <w:r>
+              <w:rPr>
+                <w:rFonts w:ascii="Aptos Narrow" w:eastAsia="Times New Roman" w:hAnsi="Aptos Narrow" w:cs="Segoe UI"/>
+                <w:color w:val="000000"/>
+                <w:kern w:val="0"/>
+                <w:lang w:val="de-DE"/>
+                <w14:ligatures w14:val="none"/>
+              </w:rPr>
+              <w:t>&gt;=0</w:t>
+            </w:r>
+            <w:r>
+              <w:rPr>
+                <w:rFonts w:ascii="Aptos Narrow" w:eastAsia="Times New Roman" w:hAnsi="Aptos Narrow" w:cs="Segoe UI"/>
+                <w:color w:val="000000"/>
+                <w:kern w:val="0"/>
+                <w14:ligatures w14:val="none"/>
+              </w:rPr>
+              <w:t> </w:t>
+            </w:r>
+          </w:p>
+        </w:tc>
+      </w:tr>
+      <w:tr>
+        <w:trPr>
+          <w:trHeight w:val="300"/>
+        </w:trPr>
+        <w:tc>
+          <w:tcPr>
+            <w:tcW w:w="0" w:type="auto"/>
+            <w:vMerge/>
+            <w:tcBorders>
+              <w:top w:val="nil"/>
+              <w:left w:val="nil"/>
+              <w:bottom w:val="single" w:sz="6" w:space="0" w:color="000000"/>
+              <w:right w:val="nil"/>
+            </w:tcBorders>
+            <w:vAlign w:val="center"/>
+            <w:hideMark/>
+          </w:tcPr>
+          <w:p>
+            <w:pPr>
+              <w:spacing w:after="0" w:line="240" w:lineRule="auto"/>
+              <w:rPr>
+                <w:rFonts w:ascii="Segoe UI" w:eastAsia="Times New Roman" w:hAnsi="Segoe UI" w:cs="Segoe UI"/>
+                <w:kern w:val="0"/>
+                <w:sz w:val="18"/>
+                <w:szCs w:val="18"/>
+                <w14:ligatures w14:val="none"/>
+              </w:rPr>
+            </w:pPr>
+          </w:p>
+        </w:tc>
+        <w:tc>
+          <w:tcPr>
+            <w:tcW w:w="3630" w:type="dxa"/>
+            <w:tcBorders>
+              <w:top w:val="nil"/>
+              <w:left w:val="nil"/>
+              <w:bottom w:val="nil"/>
+              <w:right w:val="nil"/>
+            </w:tcBorders>
+            <w:vAlign w:val="bottom"/>
+            <w:hideMark/>
+          </w:tcPr>
+          <w:p>
+            <w:pPr>
+              <w:spacing w:after="0" w:line="240" w:lineRule="auto"/>
+              <w:textAlignment w:val="baseline"/>
+              <w:rPr>
+                <w:rFonts w:ascii="Segoe UI" w:eastAsia="Times New Roman" w:hAnsi="Segoe UI" w:cs="Segoe UI"/>
+                <w:kern w:val="0"/>
+                <w:sz w:val="18"/>
+                <w:szCs w:val="18"/>
+                <w14:ligatures w14:val="none"/>
+              </w:rPr>
+            </w:pPr>
+          </w:p>
+        </w:tc>
+        <w:tc>
+          <w:tcPr>
+            <w:tcW w:w="1695" w:type="dxa"/>
+            <w:tcBorders>
+              <w:top w:val="nil"/>
+              <w:left w:val="nil"/>
+              <w:bottom w:val="nil"/>
+              <w:right w:val="nil"/>
+            </w:tcBorders>
+            <w:vAlign w:val="bottom"/>
+            <w:hideMark/>
+          </w:tcPr>
+          <w:p>
+            <w:pPr>
+              <w:spacing w:after="0" w:line="240" w:lineRule="auto"/>
+              <w:textAlignment w:val="baseline"/>
+              <w:rPr>
+                <w:rFonts w:ascii="Segoe UI" w:eastAsia="Times New Roman" w:hAnsi="Segoe UI" w:cs="Segoe UI"/>
+                <w:kern w:val="0"/>
+                <w:sz w:val="18"/>
+                <w:szCs w:val="18"/>
+                <w14:ligatures w14:val="none"/>
+              </w:rPr>
+            </w:pPr>
+          </w:p>
+        </w:tc>
+        <w:tc>
+          <w:tcPr>
+            <w:tcW w:w="1695" w:type="dxa"/>
+            <w:tcBorders>
+              <w:top w:val="nil"/>
+              <w:left w:val="nil"/>
+              <w:bottom w:val="nil"/>
+              <w:right w:val="nil"/>
+            </w:tcBorders>
+            <w:vAlign w:val="bottom"/>
+            <w:hideMark/>
+          </w:tcPr>
+          <w:p>
+            <w:pPr>
+              <w:spacing w:after="0" w:line="240" w:lineRule="auto"/>
+              <w:textAlignment w:val="baseline"/>
+              <w:rPr>
+                <w:rFonts w:ascii="Segoe UI" w:eastAsia="Times New Roman" w:hAnsi="Segoe UI" w:cs="Segoe UI"/>
+                <w:kern w:val="0"/>
+                <w:sz w:val="18"/>
+                <w:szCs w:val="18"/>
+                <w14:ligatures w14:val="none"/>
+              </w:rPr>
+            </w:pPr>
+          </w:p>
+        </w:tc>
+      </w:tr>
+      <w:tr>
+        <w:trPr>
+          <w:trHeight w:val="300"/>
+        </w:trPr>
+        <w:tc>
+          <w:tcPr>
+            <w:tcW w:w="0" w:type="auto"/>
+            <w:vMerge/>
+            <w:tcBorders>
+              <w:top w:val="nil"/>
+              <w:left w:val="nil"/>
+              <w:bottom w:val="single" w:sz="6" w:space="0" w:color="000000"/>
+              <w:right w:val="nil"/>
+            </w:tcBorders>
+            <w:vAlign w:val="center"/>
+            <w:hideMark/>
+          </w:tcPr>
+          <w:p>
+            <w:pPr>
+              <w:spacing w:after="0" w:line="240" w:lineRule="auto"/>
+              <w:rPr>
+                <w:rFonts w:ascii="Segoe UI" w:eastAsia="Times New Roman" w:hAnsi="Segoe UI" w:cs="Segoe UI"/>
+                <w:kern w:val="0"/>
+                <w:sz w:val="18"/>
+                <w:szCs w:val="18"/>
+                <w14:ligatures w14:val="none"/>
+              </w:rPr>
+            </w:pPr>
+          </w:p>
+        </w:tc>
+        <w:tc>
+          <w:tcPr>
+            <w:tcW w:w="3630" w:type="dxa"/>
+            <w:tcBorders>
+              <w:top w:val="nil"/>
+              <w:left w:val="nil"/>
+              <w:bottom w:val="single" w:sz="6" w:space="0" w:color="auto"/>
+              <w:right w:val="nil"/>
+            </w:tcBorders>
+            <w:vAlign w:val="bottom"/>
+            <w:hideMark/>
+          </w:tcPr>
+          <w:p>
+            <w:pPr>
+              <w:spacing w:after="0" w:line="240" w:lineRule="auto"/>
+              <w:textAlignment w:val="baseline"/>
+              <w:rPr>
+                <w:rFonts w:ascii="Segoe UI" w:eastAsia="Times New Roman" w:hAnsi="Segoe UI" w:cs="Segoe UI"/>
+                <w:kern w:val="0"/>
+                <w:sz w:val="18"/>
+                <w:szCs w:val="18"/>
+                <w14:ligatures w14:val="none"/>
+              </w:rPr>
+            </w:pPr>
+          </w:p>
+        </w:tc>
+        <w:tc>
+          <w:tcPr>
+            <w:tcW w:w="1695" w:type="dxa"/>
+            <w:tcBorders>
+              <w:top w:val="nil"/>
+              <w:left w:val="nil"/>
+              <w:bottom w:val="single" w:sz="6" w:space="0" w:color="auto"/>
+              <w:right w:val="nil"/>
+            </w:tcBorders>
+            <w:vAlign w:val="bottom"/>
+            <w:hideMark/>
+          </w:tcPr>
+          <w:p>
+            <w:pPr>
+              <w:spacing w:after="0" w:line="240" w:lineRule="auto"/>
+              <w:textAlignment w:val="baseline"/>
+              <w:rPr>
+                <w:rFonts w:ascii="Segoe UI" w:eastAsia="Times New Roman" w:hAnsi="Segoe UI" w:cs="Segoe UI"/>
+                <w:kern w:val="0"/>
+                <w:sz w:val="18"/>
+                <w:szCs w:val="18"/>
+                <w14:ligatures w14:val="none"/>
+              </w:rPr>
+            </w:pPr>
+          </w:p>
+        </w:tc>
+        <w:tc>
+          <w:tcPr>
+            <w:tcW w:w="1695" w:type="dxa"/>
+            <w:tcBorders>
+              <w:top w:val="nil"/>
+              <w:left w:val="nil"/>
+              <w:bottom w:val="single" w:sz="6" w:space="0" w:color="auto"/>
+              <w:right w:val="nil"/>
+            </w:tcBorders>
+            <w:vAlign w:val="bottom"/>
+            <w:hideMark/>
+          </w:tcPr>
+          <w:p>
+            <w:pPr>
+              <w:spacing w:after="0" w:line="240" w:lineRule="auto"/>
+              <w:textAlignment w:val="baseline"/>
+              <w:rPr>
+                <w:rFonts w:ascii="Segoe UI" w:eastAsia="Times New Roman" w:hAnsi="Segoe UI" w:cs="Segoe UI"/>
+                <w:kern w:val="0"/>
+                <w:sz w:val="18"/>
+                <w:szCs w:val="18"/>
+                <w14:ligatures w14:val="none"/>
+              </w:rPr>
+            </w:pPr>
+          </w:p>
+        </w:tc>
+      </w:tr>
+    </w:tbl>
     <w:p>
       <w:pPr>
+        <w:jc w:val="both"/>
         <w:rPr>
           <w:rFonts w:ascii="Arial" w:hAnsi="Arial" w:cs="Arial"/>
           <w:sz w:val="28"/>
@@ -1625,6 +6866,29 @@
       <w:spacing w:val="5"/>
     </w:rPr>
   </w:style>
+  <w:style w:type="paragraph" w:customStyle="1" w:styleId="paragraph">
+    <w:name w:val="paragraph"/>
+    <w:basedOn w:val="Normal"/>
+    <w:rsid w:val="00BC4504"/>
+    <w:pPr>
+      <w:spacing w:before="100" w:beforeAutospacing="1" w:after="100" w:afterAutospacing="1" w:line="240" w:lineRule="auto"/>
+    </w:pPr>
+    <w:rPr>
+      <w:rFonts w:ascii="Times New Roman" w:eastAsia="Times New Roman" w:hAnsi="Times New Roman" w:cs="Times New Roman"/>
+      <w:kern w:val="0"/>
+      <w14:ligatures w14:val="none"/>
+    </w:rPr>
+  </w:style>
+  <w:style w:type="character" w:customStyle="1" w:styleId="normaltextrun">
+    <w:name w:val="normaltextrun"/>
+    <w:basedOn w:val="DefaultParagraphFont"/>
+    <w:rsid w:val="00BC4504"/>
+  </w:style>
+  <w:style w:type="character" w:customStyle="1" w:styleId="eop">
+    <w:name w:val="eop"/>
+    <w:basedOn w:val="DefaultParagraphFont"/>
+    <w:rsid w:val="00BC4504"/>
+  </w:style>
 </w:styles>
 </file>
 
